--- a/8.资源管理/1.流程制度规范类文件/JXTX-08-06-服务数据管理制度.docx
+++ b/8.资源管理/1.流程制度规范类文件/JXTX-08-06-服务数据管理制度.docx
@@ -22,6 +22,57 @@
         <w:textAlignment w:val="baseline"/>
       </w:pPr>
       <w:bookmarkStart w:id="0" w:name="_Toc28791"/>
+      <w:r>
+        <w:drawing>
+          <wp:anchor distT="0" distB="0" distL="114300" distR="114300" simplePos="0" relativeHeight="251661312" behindDoc="1" locked="0" layoutInCell="1" allowOverlap="1">
+            <wp:simplePos x="0" y="0"/>
+            <wp:positionH relativeFrom="column">
+              <wp:posOffset>-19050</wp:posOffset>
+            </wp:positionH>
+            <wp:positionV relativeFrom="paragraph">
+              <wp:posOffset>-22225</wp:posOffset>
+            </wp:positionV>
+            <wp:extent cx="5304790" cy="8893810"/>
+            <wp:effectExtent l="0" t="0" r="13970" b="6350"/>
+            <wp:wrapNone/>
+            <wp:docPr id="1" name="图片 1"/>
+            <wp:cNvGraphicFramePr>
+              <a:graphicFrameLocks xmlns:a="http://schemas.openxmlformats.org/drawingml/2006/main" noChangeAspect="1"/>
+            </wp:cNvGraphicFramePr>
+            <a:graphic xmlns:a="http://schemas.openxmlformats.org/drawingml/2006/main">
+              <a:graphicData uri="http://schemas.openxmlformats.org/drawingml/2006/picture">
+                <pic:pic xmlns:pic="http://schemas.openxmlformats.org/drawingml/2006/picture">
+                  <pic:nvPicPr>
+                    <pic:cNvPr id="1" name="图片 1"/>
+                    <pic:cNvPicPr>
+                      <a:picLocks noChangeAspect="1"/>
+                    </pic:cNvPicPr>
+                  </pic:nvPicPr>
+                  <pic:blipFill>
+                    <a:blip r:embed="rId8"/>
+                    <a:stretch>
+                      <a:fillRect/>
+                    </a:stretch>
+                  </pic:blipFill>
+                  <pic:spPr>
+                    <a:xfrm>
+                      <a:off x="0" y="0"/>
+                      <a:ext cx="5304790" cy="8893810"/>
+                    </a:xfrm>
+                    <a:prstGeom prst="rect">
+                      <a:avLst/>
+                    </a:prstGeom>
+                    <a:noFill/>
+                    <a:ln>
+                      <a:noFill/>
+                    </a:ln>
+                  </pic:spPr>
+                </pic:pic>
+              </a:graphicData>
+            </a:graphic>
+          </wp:anchor>
+        </w:drawing>
+      </w:r>
       <w:r>
         <w:drawing>
           <wp:anchor distT="0" distB="0" distL="114300" distR="114300" simplePos="0" relativeHeight="251660288" behindDoc="1" locked="0" layoutInCell="1" allowOverlap="1">
@@ -49,7 +100,7 @@
                     </pic:cNvPicPr>
                   </pic:nvPicPr>
                   <pic:blipFill>
-                    <a:blip r:embed="rId8"/>
+                    <a:blip r:embed="rId9"/>
                     <a:stretch>
                       <a:fillRect/>
                     </a:stretch>
@@ -104,7 +155,7 @@
                     </pic:cNvPicPr>
                   </pic:nvPicPr>
                   <pic:blipFill>
-                    <a:blip r:embed="rId9">
+                    <a:blip r:embed="rId10">
                       <a:alphaModFix amt="58000"/>
                       <a:lum contrast="-52000"/>
                     </a:blip>
@@ -300,12 +351,6 @@
             <w:insideH w:val="none" w:color="auto" w:sz="0" w:space="0"/>
             <w:insideV w:val="none" w:color="auto" w:sz="0" w:space="0"/>
           </w:tblBorders>
-          <w:tblCellMar>
-            <w:top w:w="0" w:type="dxa"/>
-            <w:left w:w="108" w:type="dxa"/>
-            <w:bottom w:w="0" w:type="dxa"/>
-            <w:right w:w="108" w:type="dxa"/>
-          </w:tblCellMar>
         </w:tblPrEx>
         <w:trPr>
           <w:trHeight w:val="810" w:hRule="atLeast"/>
@@ -1940,8 +1985,6 @@
         <w:snapToGrid w:val="0"/>
         <w:textAlignment w:val="baseline"/>
       </w:pPr>
-      <w:bookmarkStart w:id="2" w:name="_GoBack"/>
-      <w:bookmarkEnd w:id="2"/>
       <w:r>
         <w:br w:type="page"/>
       </w:r>
@@ -4899,6 +4942,504 @@
         <w:t>到期数据应按规定流程安全归档或彻底销毁，并保留操作记录。</w:t>
       </w:r>
     </w:p>
+    <w:p>
+      <w:pPr>
+        <w:pStyle w:val="28"/>
+        <w:bidi w:val="0"/>
+        <w:rPr>
+          <w:rFonts w:hint="default"/>
+          <w:lang w:val="en-US" w:eastAsia="zh-CN"/>
+        </w:rPr>
+      </w:pPr>
+      <w:r>
+        <w:rPr>
+          <w:rFonts w:hint="eastAsia"/>
+          <w:lang w:val="en-US" w:eastAsia="zh-CN"/>
+        </w:rPr>
+        <w:t>考核指标</w:t>
+      </w:r>
+    </w:p>
+    <w:tbl>
+      <w:tblPr>
+        <w:tblStyle w:val="20"/>
+        <w:tblW w:w="8504" w:type="dxa"/>
+        <w:tblInd w:w="96" w:type="dxa"/>
+        <w:tblBorders>
+          <w:top w:val="none" w:color="auto" w:sz="0" w:space="0"/>
+          <w:left w:val="none" w:color="auto" w:sz="0" w:space="0"/>
+          <w:bottom w:val="none" w:color="auto" w:sz="0" w:space="0"/>
+          <w:right w:val="none" w:color="auto" w:sz="0" w:space="0"/>
+          <w:insideH w:val="none" w:color="auto" w:sz="0" w:space="0"/>
+          <w:insideV w:val="none" w:color="auto" w:sz="0" w:space="0"/>
+        </w:tblBorders>
+        <w:shd w:val="clear" w:color="auto" w:fill="auto"/>
+        <w:tblLayout w:type="autofit"/>
+        <w:tblCellMar>
+          <w:top w:w="0" w:type="dxa"/>
+          <w:left w:w="108" w:type="dxa"/>
+          <w:bottom w:w="0" w:type="dxa"/>
+          <w:right w:w="108" w:type="dxa"/>
+        </w:tblCellMar>
+      </w:tblPr>
+      <w:tblGrid>
+        <w:gridCol w:w="1435"/>
+        <w:gridCol w:w="1108"/>
+        <w:gridCol w:w="5035"/>
+        <w:gridCol w:w="926"/>
+      </w:tblGrid>
+      <w:tr>
+        <w:tblPrEx>
+          <w:tblBorders>
+            <w:top w:val="none" w:color="auto" w:sz="0" w:space="0"/>
+            <w:left w:val="none" w:color="auto" w:sz="0" w:space="0"/>
+            <w:bottom w:val="none" w:color="auto" w:sz="0" w:space="0"/>
+            <w:right w:val="none" w:color="auto" w:sz="0" w:space="0"/>
+            <w:insideH w:val="none" w:color="auto" w:sz="0" w:space="0"/>
+            <w:insideV w:val="none" w:color="auto" w:sz="0" w:space="0"/>
+          </w:tblBorders>
+          <w:shd w:val="clear" w:color="auto" w:fill="auto"/>
+        </w:tblPrEx>
+        <w:trPr>
+          <w:trHeight w:val="493" w:hRule="atLeast"/>
+        </w:trPr>
+        <w:tc>
+          <w:tcPr>
+            <w:tcW w:w="1435" w:type="dxa"/>
+            <w:tcBorders>
+              <w:top w:val="single" w:color="000000" w:sz="4" w:space="0"/>
+              <w:left w:val="single" w:color="000000" w:sz="4" w:space="0"/>
+              <w:bottom w:val="single" w:color="000000" w:sz="4" w:space="0"/>
+              <w:right w:val="single" w:color="000000" w:sz="4" w:space="0"/>
+            </w:tcBorders>
+            <w:shd w:val="clear" w:color="auto" w:fill="C0C0C0"/>
+            <w:vAlign w:val="center"/>
+          </w:tcPr>
+          <w:p>
+            <w:pPr>
+              <w:keepNext w:val="0"/>
+              <w:keepLines w:val="0"/>
+              <w:widowControl/>
+              <w:suppressLineNumbers w:val="0"/>
+              <w:jc w:val="center"/>
+              <w:textAlignment w:val="center"/>
+              <w:rPr>
+                <w:rFonts w:ascii="楷体_GB2312" w:hAnsi="宋体" w:eastAsia="楷体_GB2312" w:cs="楷体_GB2312"/>
+                <w:b/>
+                <w:bCs/>
+                <w:i w:val="0"/>
+                <w:iCs w:val="0"/>
+                <w:color w:val="000000"/>
+                <w:sz w:val="22"/>
+                <w:szCs w:val="22"/>
+                <w:u w:val="none"/>
+              </w:rPr>
+            </w:pPr>
+            <w:r>
+              <w:rPr>
+                <w:rFonts w:hint="default" w:ascii="楷体_GB2312" w:hAnsi="宋体" w:eastAsia="楷体_GB2312" w:cs="楷体_GB2312"/>
+                <w:b/>
+                <w:bCs/>
+                <w:i w:val="0"/>
+                <w:iCs w:val="0"/>
+                <w:snapToGrid w:val="0"/>
+                <w:color w:val="000000"/>
+                <w:kern w:val="0"/>
+                <w:sz w:val="22"/>
+                <w:szCs w:val="22"/>
+                <w:u w:val="none"/>
+                <w:lang w:val="en-US" w:eastAsia="zh-CN" w:bidi="ar"/>
+              </w:rPr>
+              <w:t>KPI</w:t>
+            </w:r>
+          </w:p>
+        </w:tc>
+        <w:tc>
+          <w:tcPr>
+            <w:tcW w:w="1108" w:type="dxa"/>
+            <w:tcBorders>
+              <w:top w:val="single" w:color="000000" w:sz="4" w:space="0"/>
+              <w:left w:val="single" w:color="000000" w:sz="4" w:space="0"/>
+              <w:bottom w:val="single" w:color="000000" w:sz="4" w:space="0"/>
+              <w:right w:val="single" w:color="000000" w:sz="4" w:space="0"/>
+            </w:tcBorders>
+            <w:shd w:val="clear" w:color="auto" w:fill="C0C0C0"/>
+            <w:vAlign w:val="center"/>
+          </w:tcPr>
+          <w:p>
+            <w:pPr>
+              <w:keepNext w:val="0"/>
+              <w:keepLines w:val="0"/>
+              <w:widowControl/>
+              <w:suppressLineNumbers w:val="0"/>
+              <w:jc w:val="center"/>
+              <w:textAlignment w:val="center"/>
+              <w:rPr>
+                <w:rFonts w:hint="default" w:ascii="楷体_GB2312" w:hAnsi="宋体" w:eastAsia="楷体_GB2312" w:cs="楷体_GB2312"/>
+                <w:b/>
+                <w:bCs/>
+                <w:i w:val="0"/>
+                <w:iCs w:val="0"/>
+                <w:color w:val="000000"/>
+                <w:sz w:val="22"/>
+                <w:szCs w:val="22"/>
+                <w:u w:val="none"/>
+              </w:rPr>
+            </w:pPr>
+            <w:r>
+              <w:rPr>
+                <w:rFonts w:hint="default" w:ascii="楷体_GB2312" w:hAnsi="宋体" w:eastAsia="楷体_GB2312" w:cs="楷体_GB2312"/>
+                <w:b/>
+                <w:bCs/>
+                <w:i w:val="0"/>
+                <w:iCs w:val="0"/>
+                <w:snapToGrid w:val="0"/>
+                <w:color w:val="000000"/>
+                <w:kern w:val="0"/>
+                <w:sz w:val="22"/>
+                <w:szCs w:val="22"/>
+                <w:u w:val="none"/>
+                <w:lang w:val="en-US" w:eastAsia="zh-CN" w:bidi="ar"/>
+              </w:rPr>
+              <w:t>目标值</w:t>
+            </w:r>
+          </w:p>
+        </w:tc>
+        <w:tc>
+          <w:tcPr>
+            <w:tcW w:w="5035" w:type="dxa"/>
+            <w:tcBorders>
+              <w:top w:val="single" w:color="000000" w:sz="4" w:space="0"/>
+              <w:left w:val="single" w:color="000000" w:sz="4" w:space="0"/>
+              <w:bottom w:val="single" w:color="000000" w:sz="4" w:space="0"/>
+              <w:right w:val="single" w:color="000000" w:sz="4" w:space="0"/>
+            </w:tcBorders>
+            <w:shd w:val="clear" w:color="auto" w:fill="C0C0C0"/>
+            <w:vAlign w:val="center"/>
+          </w:tcPr>
+          <w:p>
+            <w:pPr>
+              <w:keepNext w:val="0"/>
+              <w:keepLines w:val="0"/>
+              <w:widowControl/>
+              <w:suppressLineNumbers w:val="0"/>
+              <w:jc w:val="center"/>
+              <w:textAlignment w:val="center"/>
+              <w:rPr>
+                <w:rFonts w:hint="default" w:ascii="楷体_GB2312" w:hAnsi="宋体" w:eastAsia="楷体_GB2312" w:cs="楷体_GB2312"/>
+                <w:b/>
+                <w:bCs/>
+                <w:i w:val="0"/>
+                <w:iCs w:val="0"/>
+                <w:color w:val="000000"/>
+                <w:sz w:val="22"/>
+                <w:szCs w:val="22"/>
+                <w:u w:val="none"/>
+              </w:rPr>
+            </w:pPr>
+            <w:r>
+              <w:rPr>
+                <w:rFonts w:hint="default" w:ascii="楷体_GB2312" w:hAnsi="宋体" w:eastAsia="楷体_GB2312" w:cs="楷体_GB2312"/>
+                <w:b/>
+                <w:bCs/>
+                <w:i w:val="0"/>
+                <w:iCs w:val="0"/>
+                <w:snapToGrid w:val="0"/>
+                <w:color w:val="000000"/>
+                <w:kern w:val="0"/>
+                <w:sz w:val="22"/>
+                <w:szCs w:val="22"/>
+                <w:u w:val="none"/>
+                <w:lang w:val="en-US" w:eastAsia="zh-CN" w:bidi="ar"/>
+              </w:rPr>
+              <w:t>计算公式/方法</w:t>
+            </w:r>
+          </w:p>
+        </w:tc>
+        <w:tc>
+          <w:tcPr>
+            <w:tcW w:w="926" w:type="dxa"/>
+            <w:tcBorders>
+              <w:top w:val="single" w:color="000000" w:sz="4" w:space="0"/>
+              <w:left w:val="single" w:color="000000" w:sz="4" w:space="0"/>
+              <w:bottom w:val="single" w:color="000000" w:sz="4" w:space="0"/>
+              <w:right w:val="single" w:color="000000" w:sz="4" w:space="0"/>
+            </w:tcBorders>
+            <w:shd w:val="clear" w:color="auto" w:fill="C0C0C0"/>
+            <w:vAlign w:val="center"/>
+          </w:tcPr>
+          <w:p>
+            <w:pPr>
+              <w:keepNext w:val="0"/>
+              <w:keepLines w:val="0"/>
+              <w:widowControl/>
+              <w:suppressLineNumbers w:val="0"/>
+              <w:jc w:val="center"/>
+              <w:textAlignment w:val="center"/>
+              <w:rPr>
+                <w:rFonts w:hint="default" w:ascii="楷体_GB2312" w:hAnsi="宋体" w:eastAsia="楷体_GB2312" w:cs="楷体_GB2312"/>
+                <w:b/>
+                <w:bCs/>
+                <w:i w:val="0"/>
+                <w:iCs w:val="0"/>
+                <w:color w:val="000000"/>
+                <w:sz w:val="22"/>
+                <w:szCs w:val="22"/>
+                <w:u w:val="none"/>
+              </w:rPr>
+            </w:pPr>
+            <w:r>
+              <w:rPr>
+                <w:rFonts w:hint="default" w:ascii="楷体_GB2312" w:hAnsi="宋体" w:eastAsia="楷体_GB2312" w:cs="楷体_GB2312"/>
+                <w:b/>
+                <w:bCs/>
+                <w:i w:val="0"/>
+                <w:iCs w:val="0"/>
+                <w:snapToGrid w:val="0"/>
+                <w:color w:val="000000"/>
+                <w:kern w:val="0"/>
+                <w:sz w:val="22"/>
+                <w:szCs w:val="22"/>
+                <w:u w:val="none"/>
+                <w:lang w:val="en-US" w:eastAsia="zh-CN" w:bidi="ar"/>
+              </w:rPr>
+              <w:t>频度</w:t>
+            </w:r>
+          </w:p>
+        </w:tc>
+      </w:tr>
+      <w:tr>
+        <w:tblPrEx>
+          <w:tblBorders>
+            <w:top w:val="none" w:color="auto" w:sz="0" w:space="0"/>
+            <w:left w:val="none" w:color="auto" w:sz="0" w:space="0"/>
+            <w:bottom w:val="none" w:color="auto" w:sz="0" w:space="0"/>
+            <w:right w:val="none" w:color="auto" w:sz="0" w:space="0"/>
+            <w:insideH w:val="none" w:color="auto" w:sz="0" w:space="0"/>
+            <w:insideV w:val="none" w:color="auto" w:sz="0" w:space="0"/>
+          </w:tblBorders>
+          <w:shd w:val="clear" w:color="auto" w:fill="auto"/>
+          <w:tblCellMar>
+            <w:top w:w="0" w:type="dxa"/>
+            <w:left w:w="108" w:type="dxa"/>
+            <w:bottom w:w="0" w:type="dxa"/>
+            <w:right w:w="108" w:type="dxa"/>
+          </w:tblCellMar>
+        </w:tblPrEx>
+        <w:trPr>
+          <w:trHeight w:val="493" w:hRule="atLeast"/>
+        </w:trPr>
+        <w:tc>
+          <w:tcPr>
+            <w:tcW w:w="1435" w:type="dxa"/>
+            <w:tcBorders>
+              <w:top w:val="single" w:color="000000" w:sz="4" w:space="0"/>
+              <w:left w:val="single" w:color="000000" w:sz="4" w:space="0"/>
+              <w:bottom w:val="single" w:color="000000" w:sz="4" w:space="0"/>
+              <w:right w:val="single" w:color="000000" w:sz="4" w:space="0"/>
+            </w:tcBorders>
+            <w:shd w:val="clear" w:color="auto" w:fill="auto"/>
+            <w:vAlign w:val="center"/>
+          </w:tcPr>
+          <w:p>
+            <w:pPr>
+              <w:keepNext w:val="0"/>
+              <w:keepLines w:val="0"/>
+              <w:widowControl/>
+              <w:suppressLineNumbers w:val="0"/>
+              <w:jc w:val="left"/>
+              <w:textAlignment w:val="center"/>
+              <w:rPr>
+                <w:rFonts w:hint="default" w:ascii="楷体_GB2312" w:hAnsi="宋体" w:eastAsia="楷体_GB2312" w:cs="楷体_GB2312"/>
+                <w:b/>
+                <w:bCs/>
+                <w:i w:val="0"/>
+                <w:iCs w:val="0"/>
+                <w:snapToGrid w:val="0"/>
+                <w:color w:val="000000"/>
+                <w:kern w:val="0"/>
+                <w:sz w:val="22"/>
+                <w:szCs w:val="22"/>
+                <w:u w:val="none"/>
+                <w:lang w:val="en-US" w:eastAsia="zh-CN" w:bidi="ar"/>
+              </w:rPr>
+            </w:pPr>
+            <w:bookmarkStart w:id="2" w:name="_GoBack" w:colFirst="0" w:colLast="3"/>
+            <w:r>
+              <w:rPr>
+                <w:rFonts w:hint="eastAsia" w:ascii="宋体" w:hAnsi="宋体" w:eastAsia="宋体" w:cs="宋体"/>
+                <w:i w:val="0"/>
+                <w:iCs w:val="0"/>
+                <w:snapToGrid w:val="0"/>
+                <w:color w:val="000000"/>
+                <w:kern w:val="0"/>
+                <w:sz w:val="21"/>
+                <w:szCs w:val="21"/>
+                <w:u w:val="none"/>
+                <w:lang w:val="en-US" w:eastAsia="zh-CN" w:bidi="ar"/>
+              </w:rPr>
+              <w:t>服务数据分析利用次数</w:t>
+            </w:r>
+          </w:p>
+        </w:tc>
+        <w:tc>
+          <w:tcPr>
+            <w:tcW w:w="1108" w:type="dxa"/>
+            <w:tcBorders>
+              <w:top w:val="single" w:color="000000" w:sz="4" w:space="0"/>
+              <w:left w:val="single" w:color="000000" w:sz="4" w:space="0"/>
+              <w:bottom w:val="single" w:color="000000" w:sz="4" w:space="0"/>
+              <w:right w:val="single" w:color="000000" w:sz="4" w:space="0"/>
+            </w:tcBorders>
+            <w:shd w:val="clear" w:color="auto" w:fill="auto"/>
+            <w:vAlign w:val="center"/>
+          </w:tcPr>
+          <w:p>
+            <w:pPr>
+              <w:keepNext w:val="0"/>
+              <w:keepLines w:val="0"/>
+              <w:widowControl/>
+              <w:suppressLineNumbers w:val="0"/>
+              <w:jc w:val="left"/>
+              <w:textAlignment w:val="center"/>
+              <w:rPr>
+                <w:rFonts w:hint="default" w:ascii="楷体_GB2312" w:hAnsi="宋体" w:eastAsia="楷体_GB2312" w:cs="楷体_GB2312"/>
+                <w:b/>
+                <w:bCs/>
+                <w:i w:val="0"/>
+                <w:iCs w:val="0"/>
+                <w:snapToGrid w:val="0"/>
+                <w:color w:val="000000"/>
+                <w:kern w:val="0"/>
+                <w:sz w:val="22"/>
+                <w:szCs w:val="22"/>
+                <w:u w:val="none"/>
+                <w:lang w:val="en-US" w:eastAsia="zh-CN" w:bidi="ar"/>
+              </w:rPr>
+            </w:pPr>
+            <w:r>
+              <w:rPr>
+                <w:rFonts w:hint="eastAsia" w:ascii="宋体" w:hAnsi="宋体" w:eastAsia="宋体" w:cs="宋体"/>
+                <w:i w:val="0"/>
+                <w:iCs w:val="0"/>
+                <w:snapToGrid w:val="0"/>
+                <w:color w:val="000000"/>
+                <w:kern w:val="0"/>
+                <w:sz w:val="21"/>
+                <w:szCs w:val="21"/>
+                <w:u w:val="none"/>
+                <w:lang w:val="en-US" w:eastAsia="zh-CN" w:bidi="ar"/>
+              </w:rPr>
+              <w:t>≥次</w:t>
+            </w:r>
+          </w:p>
+        </w:tc>
+        <w:tc>
+          <w:tcPr>
+            <w:tcW w:w="5035" w:type="dxa"/>
+            <w:tcBorders>
+              <w:top w:val="single" w:color="000000" w:sz="4" w:space="0"/>
+              <w:left w:val="single" w:color="000000" w:sz="4" w:space="0"/>
+              <w:bottom w:val="single" w:color="000000" w:sz="4" w:space="0"/>
+              <w:right w:val="single" w:color="000000" w:sz="4" w:space="0"/>
+            </w:tcBorders>
+            <w:shd w:val="clear" w:color="auto" w:fill="auto"/>
+            <w:vAlign w:val="center"/>
+          </w:tcPr>
+          <w:p>
+            <w:pPr>
+              <w:keepNext w:val="0"/>
+              <w:keepLines w:val="0"/>
+              <w:widowControl/>
+              <w:suppressLineNumbers w:val="0"/>
+              <w:jc w:val="left"/>
+              <w:textAlignment w:val="center"/>
+              <w:rPr>
+                <w:rFonts w:hint="default" w:ascii="楷体_GB2312" w:hAnsi="宋体" w:eastAsia="楷体_GB2312" w:cs="楷体_GB2312"/>
+                <w:b/>
+                <w:bCs/>
+                <w:i w:val="0"/>
+                <w:iCs w:val="0"/>
+                <w:snapToGrid w:val="0"/>
+                <w:color w:val="000000"/>
+                <w:kern w:val="0"/>
+                <w:sz w:val="22"/>
+                <w:szCs w:val="22"/>
+                <w:u w:val="none"/>
+                <w:lang w:val="en-US" w:eastAsia="zh-CN" w:bidi="ar"/>
+              </w:rPr>
+            </w:pPr>
+            <w:r>
+              <w:rPr>
+                <w:rFonts w:hint="eastAsia" w:ascii="宋体" w:hAnsi="宋体" w:eastAsia="宋体" w:cs="宋体"/>
+                <w:i w:val="0"/>
+                <w:iCs w:val="0"/>
+                <w:snapToGrid w:val="0"/>
+                <w:color w:val="000000"/>
+                <w:kern w:val="0"/>
+                <w:sz w:val="21"/>
+                <w:szCs w:val="21"/>
+                <w:u w:val="none"/>
+                <w:lang w:val="en-US" w:eastAsia="zh-CN" w:bidi="ar"/>
+              </w:rPr>
+              <w:t>数量，服务数据分析使用报告数</w:t>
+            </w:r>
+          </w:p>
+        </w:tc>
+        <w:tc>
+          <w:tcPr>
+            <w:tcW w:w="926" w:type="dxa"/>
+            <w:tcBorders>
+              <w:top w:val="single" w:color="000000" w:sz="4" w:space="0"/>
+              <w:left w:val="single" w:color="000000" w:sz="4" w:space="0"/>
+              <w:bottom w:val="single" w:color="000000" w:sz="4" w:space="0"/>
+              <w:right w:val="single" w:color="000000" w:sz="4" w:space="0"/>
+            </w:tcBorders>
+            <w:shd w:val="clear" w:color="auto" w:fill="auto"/>
+            <w:vAlign w:val="center"/>
+          </w:tcPr>
+          <w:p>
+            <w:pPr>
+              <w:keepNext w:val="0"/>
+              <w:keepLines w:val="0"/>
+              <w:widowControl/>
+              <w:suppressLineNumbers w:val="0"/>
+              <w:jc w:val="left"/>
+              <w:textAlignment w:val="center"/>
+              <w:rPr>
+                <w:rFonts w:hint="default" w:ascii="楷体_GB2312" w:hAnsi="宋体" w:eastAsia="楷体_GB2312" w:cs="楷体_GB2312"/>
+                <w:b/>
+                <w:bCs/>
+                <w:i w:val="0"/>
+                <w:iCs w:val="0"/>
+                <w:snapToGrid w:val="0"/>
+                <w:color w:val="000000"/>
+                <w:kern w:val="0"/>
+                <w:sz w:val="22"/>
+                <w:szCs w:val="22"/>
+                <w:u w:val="none"/>
+                <w:lang w:val="en-US" w:eastAsia="zh-CN" w:bidi="ar"/>
+              </w:rPr>
+            </w:pPr>
+            <w:r>
+              <w:rPr>
+                <w:rFonts w:hint="eastAsia" w:ascii="宋体" w:hAnsi="宋体" w:eastAsia="宋体" w:cs="宋体"/>
+                <w:i w:val="0"/>
+                <w:iCs w:val="0"/>
+                <w:snapToGrid w:val="0"/>
+                <w:color w:val="000000"/>
+                <w:kern w:val="0"/>
+                <w:sz w:val="21"/>
+                <w:szCs w:val="21"/>
+                <w:u w:val="none"/>
+                <w:lang w:val="en-US" w:eastAsia="zh-CN" w:bidi="ar"/>
+              </w:rPr>
+              <w:t>季度</w:t>
+            </w:r>
+          </w:p>
+        </w:tc>
+      </w:tr>
+      <w:bookmarkEnd w:id="2"/>
+    </w:tbl>
     <w:p>
       <w:pPr>
         <w:pStyle w:val="28"/>

--- a/8.资源管理/1.流程制度规范类文件/JXTX-08-06-服务数据管理制度.docx
+++ b/8.资源管理/1.流程制度规范类文件/JXTX-08-06-服务数据管理制度.docx
@@ -351,6 +351,12 @@
             <w:insideH w:val="none" w:color="auto" w:sz="0" w:space="0"/>
             <w:insideV w:val="none" w:color="auto" w:sz="0" w:space="0"/>
           </w:tblBorders>
+          <w:tblCellMar>
+            <w:top w:w="0" w:type="dxa"/>
+            <w:left w:w="108" w:type="dxa"/>
+            <w:bottom w:w="0" w:type="dxa"/>
+            <w:right w:w="108" w:type="dxa"/>
+          </w:tblCellMar>
         </w:tblPrEx>
         <w:trPr>
           <w:trHeight w:val="810" w:hRule="atLeast"/>
@@ -4998,6 +5004,12 @@
             <w:insideV w:val="none" w:color="auto" w:sz="0" w:space="0"/>
           </w:tblBorders>
           <w:shd w:val="clear" w:color="auto" w:fill="auto"/>
+          <w:tblCellMar>
+            <w:top w:w="0" w:type="dxa"/>
+            <w:left w:w="108" w:type="dxa"/>
+            <w:bottom w:w="0" w:type="dxa"/>
+            <w:right w:w="108" w:type="dxa"/>
+          </w:tblCellMar>
         </w:tblPrEx>
         <w:trPr>
           <w:trHeight w:val="493" w:hRule="atLeast"/>
@@ -5217,7 +5229,6 @@
             <w:insideH w:val="none" w:color="auto" w:sz="0" w:space="0"/>
             <w:insideV w:val="none" w:color="auto" w:sz="0" w:space="0"/>
           </w:tblBorders>
-          <w:shd w:val="clear" w:color="auto" w:fill="auto"/>
           <w:tblCellMar>
             <w:top w:w="0" w:type="dxa"/>
             <w:left w:w="108" w:type="dxa"/>
@@ -5263,7 +5274,6 @@
                 <w:lang w:val="en-US" w:eastAsia="zh-CN" w:bidi="ar"/>
               </w:rPr>
             </w:pPr>
-            <w:bookmarkStart w:id="2" w:name="_GoBack" w:colFirst="0" w:colLast="3"/>
             <w:r>
               <w:rPr>
                 <w:rFonts w:hint="eastAsia" w:ascii="宋体" w:hAnsi="宋体" w:eastAsia="宋体" w:cs="宋体"/>
@@ -5329,7 +5339,39 @@
                 <w:u w:val="none"/>
                 <w:lang w:val="en-US" w:eastAsia="zh-CN" w:bidi="ar"/>
               </w:rPr>
-              <w:t>≥次</w:t>
+              <w:t>≥</w:t>
+            </w:r>
+            <w:r>
+              <w:rPr>
+                <w:rFonts w:hint="eastAsia" w:ascii="宋体" w:hAnsi="宋体" w:cs="宋体"/>
+                <w:i w:val="0"/>
+                <w:iCs w:val="0"/>
+                <w:snapToGrid w:val="0"/>
+                <w:color w:val="000000"/>
+                <w:kern w:val="0"/>
+                <w:sz w:val="21"/>
+                <w:szCs w:val="21"/>
+                <w:u w:val="none"/>
+                <w:lang w:val="en-US" w:eastAsia="zh-CN" w:bidi="ar"/>
+              </w:rPr>
+              <w:t>3</w:t>
+            </w:r>
+            <w:bookmarkStart w:id="2" w:name="_GoBack"/>
+            <w:bookmarkEnd w:id="2"/>
+            <w:r>
+              <w:rPr>
+                <w:rFonts w:hint="eastAsia" w:ascii="宋体" w:hAnsi="宋体" w:eastAsia="宋体" w:cs="宋体"/>
+                <w:i w:val="0"/>
+                <w:iCs w:val="0"/>
+                <w:snapToGrid w:val="0"/>
+                <w:color w:val="000000"/>
+                <w:kern w:val="0"/>
+                <w:sz w:val="21"/>
+                <w:szCs w:val="21"/>
+                <w:u w:val="none"/>
+                <w:lang w:val="en-US" w:eastAsia="zh-CN" w:bidi="ar"/>
+              </w:rPr>
+              <w:t>次</w:t>
             </w:r>
           </w:p>
         </w:tc>
@@ -5438,7 +5480,6 @@
           </w:p>
         </w:tc>
       </w:tr>
-      <w:bookmarkEnd w:id="2"/>
     </w:tbl>
     <w:p>
       <w:pPr>

--- a/8.资源管理/1.流程制度规范类文件/JXTX-08-06-服务数据管理制度.docx
+++ b/8.资源管理/1.流程制度规范类文件/JXTX-08-06-服务数据管理制度.docx
@@ -4160,7 +4160,7 @@
           <w:numId w:val="0"/>
         </w:numPr>
         <w:bidi w:val="0"/>
-        <w:ind w:leftChars="200"/>
+        <w:ind w:left="420" w:leftChars="200"/>
         <w:rPr>
           <w:rFonts w:hint="eastAsia"/>
           <w:lang w:val="en-US" w:eastAsia="zh-CN"/>
@@ -4182,7 +4182,7 @@
           <w:numId w:val="0"/>
         </w:numPr>
         <w:bidi w:val="0"/>
-        <w:ind w:leftChars="200"/>
+        <w:ind w:left="420" w:leftChars="200"/>
         <w:rPr>
           <w:rFonts w:hint="eastAsia"/>
           <w:lang w:val="en-US" w:eastAsia="zh-CN"/>
@@ -4204,7 +4204,7 @@
           <w:numId w:val="0"/>
         </w:numPr>
         <w:bidi w:val="0"/>
-        <w:ind w:leftChars="200"/>
+        <w:ind w:left="420" w:leftChars="200"/>
         <w:rPr>
           <w:rFonts w:hint="eastAsia"/>
           <w:lang w:val="en-US" w:eastAsia="zh-CN"/>
@@ -4243,7 +4243,7 @@
           <w:numId w:val="0"/>
         </w:numPr>
         <w:bidi w:val="0"/>
-        <w:ind w:leftChars="200"/>
+        <w:ind w:left="420" w:leftChars="200"/>
         <w:rPr>
           <w:rFonts w:hint="eastAsia"/>
           <w:lang w:val="en-US" w:eastAsia="zh-CN"/>
@@ -4265,7 +4265,7 @@
           <w:numId w:val="0"/>
         </w:numPr>
         <w:bidi w:val="0"/>
-        <w:ind w:leftChars="200"/>
+        <w:ind w:left="420" w:leftChars="200"/>
         <w:rPr>
           <w:rFonts w:hint="eastAsia"/>
           <w:lang w:val="en-US" w:eastAsia="zh-CN"/>
@@ -4304,7 +4304,7 @@
           <w:numId w:val="0"/>
         </w:numPr>
         <w:bidi w:val="0"/>
-        <w:ind w:leftChars="200"/>
+        <w:ind w:left="420" w:leftChars="200"/>
         <w:rPr>
           <w:rFonts w:hint="eastAsia"/>
           <w:lang w:val="en-US" w:eastAsia="zh-CN"/>
@@ -4326,7 +4326,7 @@
           <w:numId w:val="0"/>
         </w:numPr>
         <w:bidi w:val="0"/>
-        <w:ind w:leftChars="200"/>
+        <w:ind w:left="420" w:leftChars="200"/>
         <w:rPr>
           <w:rFonts w:hint="eastAsia"/>
           <w:lang w:val="en-US" w:eastAsia="zh-CN"/>
@@ -4348,7 +4348,7 @@
           <w:numId w:val="0"/>
         </w:numPr>
         <w:bidi w:val="0"/>
-        <w:ind w:leftChars="200"/>
+        <w:ind w:left="420" w:leftChars="200"/>
         <w:rPr>
           <w:rFonts w:hint="eastAsia"/>
           <w:lang w:val="en-US" w:eastAsia="zh-CN"/>
@@ -4393,7 +4393,7 @@
           <w:rFonts w:hint="eastAsia"/>
           <w:lang w:val="en-US" w:eastAsia="zh-CN"/>
         </w:rPr>
-        <w:t xml:space="preserve"> 数据的识别与采集</w:t>
+        <w:t>数据的识别与采集</w:t>
       </w:r>
     </w:p>
     <w:p>
@@ -4404,7 +4404,7 @@
           <w:numId w:val="0"/>
         </w:numPr>
         <w:bidi w:val="0"/>
-        <w:ind w:leftChars="200"/>
+        <w:ind w:left="420" w:leftChars="200"/>
         <w:rPr>
           <w:rFonts w:hint="eastAsia"/>
           <w:lang w:val="en-US" w:eastAsia="zh-CN"/>
@@ -4426,7 +4426,7 @@
           <w:numId w:val="0"/>
         </w:numPr>
         <w:bidi w:val="0"/>
-        <w:ind w:leftChars="200"/>
+        <w:ind w:left="420" w:leftChars="200"/>
         <w:rPr>
           <w:rFonts w:hint="eastAsia"/>
           <w:lang w:val="en-US" w:eastAsia="zh-CN"/>
@@ -4448,7 +4448,7 @@
           <w:numId w:val="0"/>
         </w:numPr>
         <w:bidi w:val="0"/>
-        <w:ind w:leftChars="200"/>
+        <w:ind w:left="420" w:leftChars="200"/>
         <w:rPr>
           <w:rFonts w:hint="eastAsia"/>
           <w:lang w:val="en-US" w:eastAsia="zh-CN"/>
@@ -4470,7 +4470,7 @@
           <w:numId w:val="0"/>
         </w:numPr>
         <w:bidi w:val="0"/>
-        <w:ind w:leftChars="200"/>
+        <w:ind w:left="420" w:leftChars="200"/>
         <w:rPr>
           <w:rFonts w:hint="eastAsia"/>
           <w:lang w:val="en-US" w:eastAsia="zh-CN"/>
@@ -4492,7 +4492,7 @@
           <w:numId w:val="0"/>
         </w:numPr>
         <w:bidi w:val="0"/>
-        <w:ind w:leftChars="200"/>
+        <w:ind w:left="420" w:leftChars="200"/>
         <w:rPr>
           <w:rFonts w:hint="eastAsia"/>
           <w:lang w:val="en-US" w:eastAsia="zh-CN"/>
@@ -4514,7 +4514,7 @@
           <w:numId w:val="0"/>
         </w:numPr>
         <w:bidi w:val="0"/>
-        <w:ind w:leftChars="200"/>
+        <w:ind w:left="420" w:leftChars="200"/>
         <w:rPr>
           <w:rFonts w:hint="eastAsia"/>
           <w:lang w:val="en-US" w:eastAsia="zh-CN"/>
@@ -4527,6 +4527,1215 @@
         </w:rPr>
         <w:t>建立自动化采集机制，确保数据采集的及时性、准确性和完整性。人工录入数据需建立复核机制。</w:t>
       </w:r>
+    </w:p>
+    <w:p>
+      <w:pPr>
+        <w:pStyle w:val="30"/>
+        <w:bidi w:val="0"/>
+        <w:rPr>
+          <w:rFonts w:hint="eastAsia"/>
+          <w:lang w:val="en-US" w:eastAsia="zh-CN"/>
+        </w:rPr>
+      </w:pPr>
+      <w:r>
+        <w:rPr>
+          <w:rFonts w:hint="eastAsia"/>
+          <w:lang w:val="en-US" w:eastAsia="zh-CN"/>
+        </w:rPr>
+        <w:t>数据的分类与规范</w:t>
+      </w:r>
+    </w:p>
+    <w:p>
+      <w:pPr>
+        <w:pStyle w:val="29"/>
+        <w:bidi w:val="0"/>
+        <w:rPr>
+          <w:rFonts w:hint="eastAsia"/>
+          <w:lang w:val="en-US" w:eastAsia="zh-CN"/>
+        </w:rPr>
+      </w:pPr>
+      <w:r>
+        <w:rPr>
+          <w:rFonts w:hint="default"/>
+        </w:rPr>
+        <w:t>为确保服务数据的统一性、规范性与可管理性，本制度明确服务数据的类型、具体内容及格式要求如下：</w:t>
+      </w:r>
+    </w:p>
+    <w:p>
+      <w:pPr>
+        <w:pStyle w:val="31"/>
+        <w:bidi w:val="0"/>
+        <w:rPr>
+          <w:rFonts w:hint="eastAsia"/>
+          <w:lang w:val="en-US" w:eastAsia="zh-CN"/>
+        </w:rPr>
+      </w:pPr>
+      <w:r>
+        <w:rPr>
+          <w:rFonts w:hint="eastAsia"/>
+          <w:lang w:val="en-US" w:eastAsia="zh-CN"/>
+        </w:rPr>
+        <w:t>数据的分类与类型</w:t>
+      </w:r>
+    </w:p>
+    <w:tbl>
+      <w:tblPr>
+        <w:tblW w:w="8522" w:type="dxa"/>
+        <w:jc w:val="center"/>
+        <w:tblBorders>
+          <w:top w:val="none" w:color="auto" w:sz="0" w:space="0"/>
+          <w:left w:val="none" w:color="auto" w:sz="0" w:space="0"/>
+          <w:bottom w:val="none" w:color="auto" w:sz="0" w:space="0"/>
+          <w:right w:val="none" w:color="auto" w:sz="0" w:space="0"/>
+          <w:insideH w:val="none" w:color="auto" w:sz="0" w:space="0"/>
+          <w:insideV w:val="none" w:color="auto" w:sz="0" w:space="0"/>
+        </w:tblBorders>
+        <w:shd w:val="clear" w:color="auto" w:fill="FFFFFF"/>
+        <w:tblLayout w:type="autofit"/>
+        <w:tblCellMar>
+          <w:top w:w="15" w:type="dxa"/>
+          <w:left w:w="15" w:type="dxa"/>
+          <w:bottom w:w="15" w:type="dxa"/>
+          <w:right w:w="15" w:type="dxa"/>
+        </w:tblCellMar>
+      </w:tblPr>
+      <w:tblGrid>
+        <w:gridCol w:w="1146"/>
+        <w:gridCol w:w="3740"/>
+        <w:gridCol w:w="3636"/>
+      </w:tblGrid>
+      <w:tr>
+        <w:tblPrEx>
+          <w:tblBorders>
+            <w:top w:val="none" w:color="auto" w:sz="0" w:space="0"/>
+            <w:left w:val="none" w:color="auto" w:sz="0" w:space="0"/>
+            <w:bottom w:val="none" w:color="auto" w:sz="0" w:space="0"/>
+            <w:right w:val="none" w:color="auto" w:sz="0" w:space="0"/>
+            <w:insideH w:val="none" w:color="auto" w:sz="0" w:space="0"/>
+            <w:insideV w:val="none" w:color="auto" w:sz="0" w:space="0"/>
+          </w:tblBorders>
+          <w:shd w:val="clear" w:color="auto" w:fill="FFFFFF"/>
+          <w:tblCellMar>
+            <w:top w:w="15" w:type="dxa"/>
+            <w:left w:w="15" w:type="dxa"/>
+            <w:bottom w:w="15" w:type="dxa"/>
+            <w:right w:w="15" w:type="dxa"/>
+          </w:tblCellMar>
+        </w:tblPrEx>
+        <w:trPr>
+          <w:trHeight w:val="0" w:hRule="atLeast"/>
+          <w:tblHeader/>
+          <w:jc w:val="center"/>
+        </w:trPr>
+        <w:tc>
+          <w:tcPr>
+            <w:tcW w:w="1146" w:type="dxa"/>
+            <w:tcBorders>
+              <w:top w:val="single" w:color="auto" w:sz="12" w:space="0"/>
+              <w:left w:val="single" w:color="auto" w:sz="12" w:space="0"/>
+              <w:bottom w:val="single" w:color="auto" w:sz="4" w:space="0"/>
+              <w:right w:val="single" w:color="auto" w:sz="4" w:space="0"/>
+            </w:tcBorders>
+            <w:shd w:val="clear" w:color="auto" w:fill="FFFFFF"/>
+            <w:tcMar>
+              <w:top w:w="120" w:type="dxa"/>
+              <w:left w:w="0" w:type="dxa"/>
+              <w:bottom w:w="120" w:type="dxa"/>
+              <w:right w:w="192" w:type="dxa"/>
+            </w:tcMar>
+            <w:vAlign w:val="center"/>
+          </w:tcPr>
+          <w:p>
+            <w:pPr>
+              <w:keepNext w:val="0"/>
+              <w:keepLines w:val="0"/>
+              <w:widowControl/>
+              <w:suppressLineNumbers w:val="0"/>
+              <w:snapToGrid w:val="0"/>
+              <w:spacing w:line="240" w:lineRule="auto"/>
+              <w:ind w:left="0" w:leftChars="0" w:right="0" w:rightChars="0" w:firstLine="0" w:firstLineChars="0"/>
+              <w:jc w:val="center"/>
+              <w:rPr>
+                <w:rFonts w:ascii="Segoe UI" w:hAnsi="Segoe UI" w:eastAsia="Segoe UI" w:cs="Segoe UI"/>
+                <w:b/>
+                <w:i w:val="0"/>
+                <w:iCs w:val="0"/>
+                <w:caps w:val="0"/>
+                <w:color w:val="0F1115"/>
+                <w:spacing w:val="0"/>
+                <w:sz w:val="18"/>
+                <w:szCs w:val="18"/>
+              </w:rPr>
+            </w:pPr>
+            <w:r>
+              <w:rPr>
+                <w:rFonts w:hint="default" w:ascii="Segoe UI" w:hAnsi="Segoe UI" w:eastAsia="Segoe UI" w:cs="Segoe UI"/>
+                <w:b/>
+                <w:i w:val="0"/>
+                <w:iCs w:val="0"/>
+                <w:caps w:val="0"/>
+                <w:snapToGrid w:val="0"/>
+                <w:color w:val="000000"/>
+                <w:spacing w:val="0"/>
+                <w:kern w:val="0"/>
+                <w:sz w:val="18"/>
+                <w:szCs w:val="18"/>
+                <w:bdr w:val="none" w:color="auto" w:sz="0" w:space="0"/>
+                <w:lang w:val="en-US" w:eastAsia="zh-CN" w:bidi="ar"/>
+              </w:rPr>
+              <w:t>数据类型</w:t>
+            </w:r>
+          </w:p>
+        </w:tc>
+        <w:tc>
+          <w:tcPr>
+            <w:tcW w:w="3740" w:type="dxa"/>
+            <w:tcBorders>
+              <w:top w:val="single" w:color="auto" w:sz="12" w:space="0"/>
+              <w:left w:val="single" w:color="auto" w:sz="4" w:space="0"/>
+              <w:bottom w:val="single" w:color="auto" w:sz="4" w:space="0"/>
+              <w:right w:val="single" w:color="auto" w:sz="4" w:space="0"/>
+            </w:tcBorders>
+            <w:shd w:val="clear" w:color="auto" w:fill="FFFFFF"/>
+            <w:tcMar>
+              <w:top w:w="120" w:type="dxa"/>
+              <w:left w:w="192" w:type="dxa"/>
+              <w:bottom w:w="120" w:type="dxa"/>
+              <w:right w:w="192" w:type="dxa"/>
+            </w:tcMar>
+            <w:vAlign w:val="center"/>
+          </w:tcPr>
+          <w:p>
+            <w:pPr>
+              <w:keepNext w:val="0"/>
+              <w:keepLines w:val="0"/>
+              <w:widowControl/>
+              <w:suppressLineNumbers w:val="0"/>
+              <w:snapToGrid w:val="0"/>
+              <w:spacing w:line="240" w:lineRule="auto"/>
+              <w:ind w:left="0" w:leftChars="0" w:right="0" w:rightChars="0" w:firstLine="0" w:firstLineChars="0"/>
+              <w:jc w:val="center"/>
+              <w:rPr>
+                <w:rFonts w:hint="default" w:ascii="Segoe UI" w:hAnsi="Segoe UI" w:eastAsia="Segoe UI" w:cs="Segoe UI"/>
+                <w:b/>
+                <w:i w:val="0"/>
+                <w:iCs w:val="0"/>
+                <w:caps w:val="0"/>
+                <w:color w:val="0F1115"/>
+                <w:spacing w:val="0"/>
+                <w:sz w:val="18"/>
+                <w:szCs w:val="18"/>
+              </w:rPr>
+            </w:pPr>
+            <w:r>
+              <w:rPr>
+                <w:rFonts w:hint="default" w:ascii="Segoe UI" w:hAnsi="Segoe UI" w:eastAsia="Segoe UI" w:cs="Segoe UI"/>
+                <w:b/>
+                <w:i w:val="0"/>
+                <w:iCs w:val="0"/>
+                <w:caps w:val="0"/>
+                <w:snapToGrid w:val="0"/>
+                <w:color w:val="000000"/>
+                <w:spacing w:val="0"/>
+                <w:kern w:val="0"/>
+                <w:sz w:val="18"/>
+                <w:szCs w:val="18"/>
+                <w:bdr w:val="none" w:color="auto" w:sz="0" w:space="0"/>
+                <w:lang w:val="en-US" w:eastAsia="zh-CN" w:bidi="ar"/>
+              </w:rPr>
+              <w:t>数据内容</w:t>
+            </w:r>
+          </w:p>
+        </w:tc>
+        <w:tc>
+          <w:tcPr>
+            <w:tcW w:w="3636" w:type="dxa"/>
+            <w:tcBorders>
+              <w:top w:val="single" w:color="auto" w:sz="12" w:space="0"/>
+              <w:left w:val="single" w:color="auto" w:sz="4" w:space="0"/>
+              <w:bottom w:val="single" w:color="auto" w:sz="4" w:space="0"/>
+              <w:right w:val="single" w:color="auto" w:sz="12" w:space="0"/>
+            </w:tcBorders>
+            <w:shd w:val="clear" w:color="auto" w:fill="FFFFFF"/>
+            <w:tcMar>
+              <w:top w:w="120" w:type="dxa"/>
+              <w:left w:w="192" w:type="dxa"/>
+              <w:bottom w:w="120" w:type="dxa"/>
+              <w:right w:w="192" w:type="dxa"/>
+            </w:tcMar>
+            <w:vAlign w:val="center"/>
+          </w:tcPr>
+          <w:p>
+            <w:pPr>
+              <w:keepNext w:val="0"/>
+              <w:keepLines w:val="0"/>
+              <w:widowControl/>
+              <w:suppressLineNumbers w:val="0"/>
+              <w:snapToGrid w:val="0"/>
+              <w:spacing w:line="240" w:lineRule="auto"/>
+              <w:ind w:left="0" w:leftChars="0" w:right="0" w:rightChars="0" w:firstLine="0" w:firstLineChars="0"/>
+              <w:jc w:val="center"/>
+              <w:rPr>
+                <w:rFonts w:hint="default" w:ascii="Segoe UI" w:hAnsi="Segoe UI" w:eastAsia="Segoe UI" w:cs="Segoe UI"/>
+                <w:b/>
+                <w:i w:val="0"/>
+                <w:iCs w:val="0"/>
+                <w:caps w:val="0"/>
+                <w:color w:val="0F1115"/>
+                <w:spacing w:val="0"/>
+                <w:sz w:val="18"/>
+                <w:szCs w:val="18"/>
+              </w:rPr>
+            </w:pPr>
+            <w:r>
+              <w:rPr>
+                <w:rFonts w:hint="default" w:ascii="Segoe UI" w:hAnsi="Segoe UI" w:eastAsia="Segoe UI" w:cs="Segoe UI"/>
+                <w:b/>
+                <w:i w:val="0"/>
+                <w:iCs w:val="0"/>
+                <w:caps w:val="0"/>
+                <w:snapToGrid w:val="0"/>
+                <w:color w:val="000000"/>
+                <w:spacing w:val="0"/>
+                <w:kern w:val="0"/>
+                <w:sz w:val="18"/>
+                <w:szCs w:val="18"/>
+                <w:bdr w:val="none" w:color="auto" w:sz="0" w:space="0"/>
+                <w:lang w:val="en-US" w:eastAsia="zh-CN" w:bidi="ar"/>
+              </w:rPr>
+              <w:t>格式要求</w:t>
+            </w:r>
+          </w:p>
+        </w:tc>
+      </w:tr>
+      <w:tr>
+        <w:tblPrEx>
+          <w:tblBorders>
+            <w:top w:val="none" w:color="auto" w:sz="0" w:space="0"/>
+            <w:left w:val="none" w:color="auto" w:sz="0" w:space="0"/>
+            <w:bottom w:val="none" w:color="auto" w:sz="0" w:space="0"/>
+            <w:right w:val="none" w:color="auto" w:sz="0" w:space="0"/>
+            <w:insideH w:val="none" w:color="auto" w:sz="0" w:space="0"/>
+            <w:insideV w:val="none" w:color="auto" w:sz="0" w:space="0"/>
+          </w:tblBorders>
+          <w:tblCellMar>
+            <w:top w:w="15" w:type="dxa"/>
+            <w:left w:w="15" w:type="dxa"/>
+            <w:bottom w:w="15" w:type="dxa"/>
+            <w:right w:w="15" w:type="dxa"/>
+          </w:tblCellMar>
+        </w:tblPrEx>
+        <w:trPr>
+          <w:trHeight w:val="0" w:hRule="atLeast"/>
+          <w:jc w:val="center"/>
+        </w:trPr>
+        <w:tc>
+          <w:tcPr>
+            <w:tcW w:w="1146" w:type="dxa"/>
+            <w:tcBorders>
+              <w:top w:val="single" w:color="auto" w:sz="4" w:space="0"/>
+              <w:left w:val="single" w:color="auto" w:sz="12" w:space="0"/>
+              <w:bottom w:val="single" w:color="auto" w:sz="4" w:space="0"/>
+              <w:right w:val="single" w:color="auto" w:sz="4" w:space="0"/>
+            </w:tcBorders>
+            <w:shd w:val="clear" w:color="auto" w:fill="FFFFFF"/>
+            <w:tcMar>
+              <w:top w:w="120" w:type="dxa"/>
+              <w:left w:w="0" w:type="dxa"/>
+              <w:bottom w:w="120" w:type="dxa"/>
+              <w:right w:w="192" w:type="dxa"/>
+            </w:tcMar>
+            <w:vAlign w:val="center"/>
+          </w:tcPr>
+          <w:p>
+            <w:pPr>
+              <w:keepNext w:val="0"/>
+              <w:keepLines w:val="0"/>
+              <w:widowControl/>
+              <w:suppressLineNumbers w:val="0"/>
+              <w:snapToGrid w:val="0"/>
+              <w:spacing w:line="240" w:lineRule="auto"/>
+              <w:ind w:left="0" w:leftChars="0" w:right="0" w:rightChars="0" w:firstLine="0" w:firstLineChars="0"/>
+              <w:jc w:val="center"/>
+              <w:rPr>
+                <w:rFonts w:hint="default" w:ascii="Segoe UI" w:hAnsi="Segoe UI" w:eastAsia="Segoe UI" w:cs="Segoe UI"/>
+                <w:i w:val="0"/>
+                <w:iCs w:val="0"/>
+                <w:caps w:val="0"/>
+                <w:color w:val="0F1115"/>
+                <w:spacing w:val="0"/>
+                <w:sz w:val="18"/>
+                <w:szCs w:val="18"/>
+              </w:rPr>
+            </w:pPr>
+            <w:r>
+              <w:rPr>
+                <w:rStyle w:val="23"/>
+                <w:rFonts w:hint="default" w:ascii="Segoe UI" w:hAnsi="Segoe UI" w:eastAsia="Segoe UI" w:cs="Segoe UI"/>
+                <w:b/>
+                <w:bCs/>
+                <w:i w:val="0"/>
+                <w:iCs w:val="0"/>
+                <w:caps w:val="0"/>
+                <w:snapToGrid w:val="0"/>
+                <w:color w:val="000000"/>
+                <w:spacing w:val="0"/>
+                <w:kern w:val="0"/>
+                <w:sz w:val="18"/>
+                <w:szCs w:val="18"/>
+                <w:bdr w:val="none" w:color="auto" w:sz="0" w:space="0"/>
+                <w:lang w:val="en-US" w:eastAsia="zh-CN" w:bidi="ar"/>
+              </w:rPr>
+              <w:t>服务交付类</w:t>
+            </w:r>
+          </w:p>
+        </w:tc>
+        <w:tc>
+          <w:tcPr>
+            <w:tcW w:w="3740" w:type="dxa"/>
+            <w:tcBorders>
+              <w:top w:val="single" w:color="auto" w:sz="4" w:space="0"/>
+              <w:left w:val="single" w:color="auto" w:sz="4" w:space="0"/>
+              <w:bottom w:val="single" w:color="auto" w:sz="4" w:space="0"/>
+              <w:right w:val="single" w:color="auto" w:sz="4" w:space="0"/>
+            </w:tcBorders>
+            <w:shd w:val="clear" w:color="auto" w:fill="FFFFFF"/>
+            <w:tcMar>
+              <w:top w:w="120" w:type="dxa"/>
+              <w:left w:w="192" w:type="dxa"/>
+              <w:bottom w:w="120" w:type="dxa"/>
+              <w:right w:w="192" w:type="dxa"/>
+            </w:tcMar>
+            <w:vAlign w:val="center"/>
+          </w:tcPr>
+          <w:p>
+            <w:pPr>
+              <w:keepNext w:val="0"/>
+              <w:keepLines w:val="0"/>
+              <w:widowControl/>
+              <w:suppressLineNumbers w:val="0"/>
+              <w:snapToGrid w:val="0"/>
+              <w:spacing w:line="240" w:lineRule="auto"/>
+              <w:ind w:left="0" w:leftChars="0" w:right="0" w:rightChars="0" w:firstLine="0" w:firstLineChars="0"/>
+              <w:jc w:val="left"/>
+              <w:rPr>
+                <w:rFonts w:hint="default" w:ascii="Segoe UI" w:hAnsi="Segoe UI" w:eastAsia="Segoe UI" w:cs="Segoe UI"/>
+                <w:i w:val="0"/>
+                <w:iCs w:val="0"/>
+                <w:caps w:val="0"/>
+                <w:color w:val="0F1115"/>
+                <w:spacing w:val="0"/>
+                <w:sz w:val="18"/>
+                <w:szCs w:val="18"/>
+              </w:rPr>
+            </w:pPr>
+            <w:r>
+              <w:rPr>
+                <w:rFonts w:hint="default" w:ascii="Segoe UI" w:hAnsi="Segoe UI" w:eastAsia="Segoe UI" w:cs="Segoe UI"/>
+                <w:i w:val="0"/>
+                <w:iCs w:val="0"/>
+                <w:caps w:val="0"/>
+                <w:snapToGrid w:val="0"/>
+                <w:color w:val="000000"/>
+                <w:spacing w:val="0"/>
+                <w:kern w:val="0"/>
+                <w:sz w:val="18"/>
+                <w:szCs w:val="18"/>
+                <w:bdr w:val="none" w:color="auto" w:sz="0" w:space="0"/>
+                <w:lang w:val="en-US" w:eastAsia="zh-CN" w:bidi="ar"/>
+              </w:rPr>
+              <w:t>事件单号、服务请求类型、优先级、处理状态、解决时长、SLA达成情况、变更记录、知识库引用等</w:t>
+            </w:r>
+          </w:p>
+        </w:tc>
+        <w:tc>
+          <w:tcPr>
+            <w:tcW w:w="3636" w:type="dxa"/>
+            <w:tcBorders>
+              <w:top w:val="single" w:color="auto" w:sz="4" w:space="0"/>
+              <w:left w:val="single" w:color="auto" w:sz="4" w:space="0"/>
+              <w:bottom w:val="single" w:color="auto" w:sz="4" w:space="0"/>
+              <w:right w:val="single" w:color="auto" w:sz="12" w:space="0"/>
+            </w:tcBorders>
+            <w:shd w:val="clear" w:color="auto" w:fill="FFFFFF"/>
+            <w:tcMar>
+              <w:top w:w="120" w:type="dxa"/>
+              <w:left w:w="192" w:type="dxa"/>
+              <w:bottom w:w="120" w:type="dxa"/>
+              <w:right w:w="0" w:type="dxa"/>
+            </w:tcMar>
+            <w:vAlign w:val="center"/>
+          </w:tcPr>
+          <w:p>
+            <w:pPr>
+              <w:keepNext w:val="0"/>
+              <w:keepLines w:val="0"/>
+              <w:widowControl/>
+              <w:suppressLineNumbers w:val="0"/>
+              <w:snapToGrid w:val="0"/>
+              <w:spacing w:line="240" w:lineRule="auto"/>
+              <w:ind w:left="0" w:leftChars="0" w:right="0" w:rightChars="0" w:firstLine="0" w:firstLineChars="0"/>
+              <w:jc w:val="left"/>
+              <w:rPr>
+                <w:rFonts w:hint="default" w:ascii="Segoe UI" w:hAnsi="Segoe UI" w:eastAsia="Segoe UI" w:cs="Segoe UI"/>
+                <w:i w:val="0"/>
+                <w:iCs w:val="0"/>
+                <w:caps w:val="0"/>
+                <w:color w:val="0F1115"/>
+                <w:spacing w:val="0"/>
+                <w:sz w:val="18"/>
+                <w:szCs w:val="18"/>
+              </w:rPr>
+            </w:pPr>
+            <w:r>
+              <w:rPr>
+                <w:rFonts w:hint="default" w:ascii="Segoe UI" w:hAnsi="Segoe UI" w:eastAsia="Segoe UI" w:cs="Segoe UI"/>
+                <w:i w:val="0"/>
+                <w:iCs w:val="0"/>
+                <w:caps w:val="0"/>
+                <w:snapToGrid w:val="0"/>
+                <w:color w:val="000000"/>
+                <w:spacing w:val="0"/>
+                <w:kern w:val="0"/>
+                <w:sz w:val="18"/>
+                <w:szCs w:val="18"/>
+                <w:bdr w:val="none" w:color="auto" w:sz="0" w:space="0"/>
+                <w:lang w:val="en-US" w:eastAsia="zh-CN" w:bidi="ar"/>
+              </w:rPr>
+              <w:t>结构化表格（如CSV、数据库表）、JSON格式</w:t>
+            </w:r>
+          </w:p>
+        </w:tc>
+      </w:tr>
+      <w:tr>
+        <w:tblPrEx>
+          <w:tblBorders>
+            <w:top w:val="none" w:color="auto" w:sz="0" w:space="0"/>
+            <w:left w:val="none" w:color="auto" w:sz="0" w:space="0"/>
+            <w:bottom w:val="none" w:color="auto" w:sz="0" w:space="0"/>
+            <w:right w:val="none" w:color="auto" w:sz="0" w:space="0"/>
+            <w:insideH w:val="none" w:color="auto" w:sz="0" w:space="0"/>
+            <w:insideV w:val="none" w:color="auto" w:sz="0" w:space="0"/>
+          </w:tblBorders>
+          <w:tblCellMar>
+            <w:top w:w="15" w:type="dxa"/>
+            <w:left w:w="15" w:type="dxa"/>
+            <w:bottom w:w="15" w:type="dxa"/>
+            <w:right w:w="15" w:type="dxa"/>
+          </w:tblCellMar>
+        </w:tblPrEx>
+        <w:trPr>
+          <w:trHeight w:val="0" w:hRule="atLeast"/>
+          <w:jc w:val="center"/>
+        </w:trPr>
+        <w:tc>
+          <w:tcPr>
+            <w:tcW w:w="1146" w:type="dxa"/>
+            <w:tcBorders>
+              <w:top w:val="single" w:color="auto" w:sz="4" w:space="0"/>
+              <w:left w:val="single" w:color="auto" w:sz="12" w:space="0"/>
+              <w:bottom w:val="single" w:color="auto" w:sz="4" w:space="0"/>
+              <w:right w:val="single" w:color="auto" w:sz="4" w:space="0"/>
+            </w:tcBorders>
+            <w:shd w:val="clear" w:color="auto" w:fill="FFFFFF"/>
+            <w:tcMar>
+              <w:top w:w="120" w:type="dxa"/>
+              <w:left w:w="0" w:type="dxa"/>
+              <w:bottom w:w="120" w:type="dxa"/>
+              <w:right w:w="192" w:type="dxa"/>
+            </w:tcMar>
+            <w:vAlign w:val="center"/>
+          </w:tcPr>
+          <w:p>
+            <w:pPr>
+              <w:keepNext w:val="0"/>
+              <w:keepLines w:val="0"/>
+              <w:widowControl/>
+              <w:suppressLineNumbers w:val="0"/>
+              <w:snapToGrid w:val="0"/>
+              <w:spacing w:line="240" w:lineRule="auto"/>
+              <w:ind w:left="0" w:leftChars="0" w:right="0" w:rightChars="0" w:firstLine="0" w:firstLineChars="0"/>
+              <w:jc w:val="center"/>
+              <w:rPr>
+                <w:rFonts w:hint="default" w:ascii="Segoe UI" w:hAnsi="Segoe UI" w:eastAsia="Segoe UI" w:cs="Segoe UI"/>
+                <w:i w:val="0"/>
+                <w:iCs w:val="0"/>
+                <w:caps w:val="0"/>
+                <w:color w:val="0F1115"/>
+                <w:spacing w:val="0"/>
+                <w:sz w:val="18"/>
+                <w:szCs w:val="18"/>
+              </w:rPr>
+            </w:pPr>
+            <w:r>
+              <w:rPr>
+                <w:rStyle w:val="23"/>
+                <w:rFonts w:hint="default" w:ascii="Segoe UI" w:hAnsi="Segoe UI" w:eastAsia="Segoe UI" w:cs="Segoe UI"/>
+                <w:b/>
+                <w:bCs/>
+                <w:i w:val="0"/>
+                <w:iCs w:val="0"/>
+                <w:caps w:val="0"/>
+                <w:snapToGrid w:val="0"/>
+                <w:color w:val="000000"/>
+                <w:spacing w:val="0"/>
+                <w:kern w:val="0"/>
+                <w:sz w:val="18"/>
+                <w:szCs w:val="18"/>
+                <w:bdr w:val="none" w:color="auto" w:sz="0" w:space="0"/>
+                <w:lang w:val="en-US" w:eastAsia="zh-CN" w:bidi="ar"/>
+              </w:rPr>
+              <w:t>资源监控类</w:t>
+            </w:r>
+          </w:p>
+        </w:tc>
+        <w:tc>
+          <w:tcPr>
+            <w:tcW w:w="3740" w:type="dxa"/>
+            <w:tcBorders>
+              <w:top w:val="single" w:color="auto" w:sz="4" w:space="0"/>
+              <w:left w:val="single" w:color="auto" w:sz="4" w:space="0"/>
+              <w:bottom w:val="single" w:color="auto" w:sz="4" w:space="0"/>
+              <w:right w:val="single" w:color="auto" w:sz="4" w:space="0"/>
+            </w:tcBorders>
+            <w:shd w:val="clear" w:color="auto" w:fill="FFFFFF"/>
+            <w:tcMar>
+              <w:top w:w="120" w:type="dxa"/>
+              <w:left w:w="192" w:type="dxa"/>
+              <w:bottom w:w="120" w:type="dxa"/>
+              <w:right w:w="192" w:type="dxa"/>
+            </w:tcMar>
+            <w:vAlign w:val="center"/>
+          </w:tcPr>
+          <w:p>
+            <w:pPr>
+              <w:keepNext w:val="0"/>
+              <w:keepLines w:val="0"/>
+              <w:widowControl/>
+              <w:suppressLineNumbers w:val="0"/>
+              <w:snapToGrid w:val="0"/>
+              <w:spacing w:line="240" w:lineRule="auto"/>
+              <w:ind w:left="0" w:leftChars="0" w:right="0" w:rightChars="0" w:firstLine="0" w:firstLineChars="0"/>
+              <w:jc w:val="left"/>
+              <w:rPr>
+                <w:rFonts w:hint="default" w:ascii="Segoe UI" w:hAnsi="Segoe UI" w:eastAsia="Segoe UI" w:cs="Segoe UI"/>
+                <w:i w:val="0"/>
+                <w:iCs w:val="0"/>
+                <w:caps w:val="0"/>
+                <w:color w:val="0F1115"/>
+                <w:spacing w:val="0"/>
+                <w:sz w:val="18"/>
+                <w:szCs w:val="18"/>
+              </w:rPr>
+            </w:pPr>
+            <w:r>
+              <w:rPr>
+                <w:rFonts w:hint="default" w:ascii="Segoe UI" w:hAnsi="Segoe UI" w:eastAsia="Segoe UI" w:cs="Segoe UI"/>
+                <w:i w:val="0"/>
+                <w:iCs w:val="0"/>
+                <w:caps w:val="0"/>
+                <w:snapToGrid w:val="0"/>
+                <w:color w:val="000000"/>
+                <w:spacing w:val="0"/>
+                <w:kern w:val="0"/>
+                <w:sz w:val="18"/>
+                <w:szCs w:val="18"/>
+                <w:bdr w:val="none" w:color="auto" w:sz="0" w:space="0"/>
+                <w:lang w:val="en-US" w:eastAsia="zh-CN" w:bidi="ar"/>
+              </w:rPr>
+              <w:t>CPU使用率、内存占用、磁盘空间、网络流量、应用响应时间、日志文件（系统/应用/安全日志）</w:t>
+            </w:r>
+          </w:p>
+        </w:tc>
+        <w:tc>
+          <w:tcPr>
+            <w:tcW w:w="3636" w:type="dxa"/>
+            <w:tcBorders>
+              <w:top w:val="single" w:color="auto" w:sz="4" w:space="0"/>
+              <w:left w:val="single" w:color="auto" w:sz="4" w:space="0"/>
+              <w:bottom w:val="single" w:color="auto" w:sz="4" w:space="0"/>
+              <w:right w:val="single" w:color="auto" w:sz="12" w:space="0"/>
+            </w:tcBorders>
+            <w:shd w:val="clear" w:color="auto" w:fill="FFFFFF"/>
+            <w:tcMar>
+              <w:top w:w="120" w:type="dxa"/>
+              <w:left w:w="192" w:type="dxa"/>
+              <w:bottom w:w="120" w:type="dxa"/>
+              <w:right w:w="0" w:type="dxa"/>
+            </w:tcMar>
+            <w:vAlign w:val="center"/>
+          </w:tcPr>
+          <w:p>
+            <w:pPr>
+              <w:keepNext w:val="0"/>
+              <w:keepLines w:val="0"/>
+              <w:widowControl/>
+              <w:suppressLineNumbers w:val="0"/>
+              <w:snapToGrid w:val="0"/>
+              <w:spacing w:line="240" w:lineRule="auto"/>
+              <w:ind w:left="0" w:leftChars="0" w:right="0" w:rightChars="0" w:firstLine="0" w:firstLineChars="0"/>
+              <w:jc w:val="left"/>
+              <w:rPr>
+                <w:rFonts w:hint="default" w:ascii="Segoe UI" w:hAnsi="Segoe UI" w:eastAsia="Segoe UI" w:cs="Segoe UI"/>
+                <w:i w:val="0"/>
+                <w:iCs w:val="0"/>
+                <w:caps w:val="0"/>
+                <w:color w:val="0F1115"/>
+                <w:spacing w:val="0"/>
+                <w:sz w:val="18"/>
+                <w:szCs w:val="18"/>
+              </w:rPr>
+            </w:pPr>
+            <w:r>
+              <w:rPr>
+                <w:rFonts w:hint="default" w:ascii="Segoe UI" w:hAnsi="Segoe UI" w:eastAsia="Segoe UI" w:cs="Segoe UI"/>
+                <w:i w:val="0"/>
+                <w:iCs w:val="0"/>
+                <w:caps w:val="0"/>
+                <w:snapToGrid w:val="0"/>
+                <w:color w:val="000000"/>
+                <w:spacing w:val="0"/>
+                <w:kern w:val="0"/>
+                <w:sz w:val="18"/>
+                <w:szCs w:val="18"/>
+                <w:bdr w:val="none" w:color="auto" w:sz="0" w:space="0"/>
+                <w:lang w:val="en-US" w:eastAsia="zh-CN" w:bidi="ar"/>
+              </w:rPr>
+              <w:t>时间序列数据（如Prometheus格式）、日志文件（文本/JSON）、监控图表（PNG/PDF）</w:t>
+            </w:r>
+          </w:p>
+        </w:tc>
+      </w:tr>
+      <w:tr>
+        <w:tblPrEx>
+          <w:tblBorders>
+            <w:top w:val="none" w:color="auto" w:sz="0" w:space="0"/>
+            <w:left w:val="none" w:color="auto" w:sz="0" w:space="0"/>
+            <w:bottom w:val="none" w:color="auto" w:sz="0" w:space="0"/>
+            <w:right w:val="none" w:color="auto" w:sz="0" w:space="0"/>
+            <w:insideH w:val="none" w:color="auto" w:sz="0" w:space="0"/>
+            <w:insideV w:val="none" w:color="auto" w:sz="0" w:space="0"/>
+          </w:tblBorders>
+          <w:tblCellMar>
+            <w:top w:w="15" w:type="dxa"/>
+            <w:left w:w="15" w:type="dxa"/>
+            <w:bottom w:w="15" w:type="dxa"/>
+            <w:right w:w="15" w:type="dxa"/>
+          </w:tblCellMar>
+        </w:tblPrEx>
+        <w:trPr>
+          <w:trHeight w:val="0" w:hRule="atLeast"/>
+          <w:jc w:val="center"/>
+        </w:trPr>
+        <w:tc>
+          <w:tcPr>
+            <w:tcW w:w="1146" w:type="dxa"/>
+            <w:tcBorders>
+              <w:top w:val="single" w:color="auto" w:sz="4" w:space="0"/>
+              <w:left w:val="single" w:color="auto" w:sz="12" w:space="0"/>
+              <w:bottom w:val="single" w:color="auto" w:sz="4" w:space="0"/>
+              <w:right w:val="single" w:color="auto" w:sz="4" w:space="0"/>
+            </w:tcBorders>
+            <w:shd w:val="clear" w:color="auto" w:fill="FFFFFF"/>
+            <w:tcMar>
+              <w:top w:w="120" w:type="dxa"/>
+              <w:left w:w="0" w:type="dxa"/>
+              <w:bottom w:w="120" w:type="dxa"/>
+              <w:right w:w="192" w:type="dxa"/>
+            </w:tcMar>
+            <w:vAlign w:val="center"/>
+          </w:tcPr>
+          <w:p>
+            <w:pPr>
+              <w:keepNext w:val="0"/>
+              <w:keepLines w:val="0"/>
+              <w:widowControl/>
+              <w:suppressLineNumbers w:val="0"/>
+              <w:snapToGrid w:val="0"/>
+              <w:spacing w:line="240" w:lineRule="auto"/>
+              <w:ind w:left="0" w:leftChars="0" w:right="0" w:rightChars="0" w:firstLine="0" w:firstLineChars="0"/>
+              <w:jc w:val="center"/>
+              <w:rPr>
+                <w:rFonts w:hint="default" w:ascii="Segoe UI" w:hAnsi="Segoe UI" w:eastAsia="Segoe UI" w:cs="Segoe UI"/>
+                <w:i w:val="0"/>
+                <w:iCs w:val="0"/>
+                <w:caps w:val="0"/>
+                <w:color w:val="0F1115"/>
+                <w:spacing w:val="0"/>
+                <w:sz w:val="18"/>
+                <w:szCs w:val="18"/>
+              </w:rPr>
+            </w:pPr>
+            <w:r>
+              <w:rPr>
+                <w:rStyle w:val="23"/>
+                <w:rFonts w:hint="default" w:ascii="Segoe UI" w:hAnsi="Segoe UI" w:eastAsia="Segoe UI" w:cs="Segoe UI"/>
+                <w:b/>
+                <w:bCs/>
+                <w:i w:val="0"/>
+                <w:iCs w:val="0"/>
+                <w:caps w:val="0"/>
+                <w:snapToGrid w:val="0"/>
+                <w:color w:val="000000"/>
+                <w:spacing w:val="0"/>
+                <w:kern w:val="0"/>
+                <w:sz w:val="18"/>
+                <w:szCs w:val="18"/>
+                <w:bdr w:val="none" w:color="auto" w:sz="0" w:space="0"/>
+                <w:lang w:val="en-US" w:eastAsia="zh-CN" w:bidi="ar"/>
+              </w:rPr>
+              <w:t>客户反馈类</w:t>
+            </w:r>
+          </w:p>
+        </w:tc>
+        <w:tc>
+          <w:tcPr>
+            <w:tcW w:w="3740" w:type="dxa"/>
+            <w:tcBorders>
+              <w:top w:val="single" w:color="auto" w:sz="4" w:space="0"/>
+              <w:left w:val="single" w:color="auto" w:sz="4" w:space="0"/>
+              <w:bottom w:val="single" w:color="auto" w:sz="4" w:space="0"/>
+              <w:right w:val="single" w:color="auto" w:sz="4" w:space="0"/>
+            </w:tcBorders>
+            <w:shd w:val="clear" w:color="auto" w:fill="FFFFFF"/>
+            <w:tcMar>
+              <w:top w:w="120" w:type="dxa"/>
+              <w:left w:w="192" w:type="dxa"/>
+              <w:bottom w:w="120" w:type="dxa"/>
+              <w:right w:w="192" w:type="dxa"/>
+            </w:tcMar>
+            <w:vAlign w:val="center"/>
+          </w:tcPr>
+          <w:p>
+            <w:pPr>
+              <w:keepNext w:val="0"/>
+              <w:keepLines w:val="0"/>
+              <w:widowControl/>
+              <w:suppressLineNumbers w:val="0"/>
+              <w:snapToGrid w:val="0"/>
+              <w:spacing w:line="240" w:lineRule="auto"/>
+              <w:ind w:left="0" w:leftChars="0" w:right="0" w:rightChars="0" w:firstLine="0" w:firstLineChars="0"/>
+              <w:jc w:val="left"/>
+              <w:rPr>
+                <w:rFonts w:hint="default" w:ascii="Segoe UI" w:hAnsi="Segoe UI" w:eastAsia="Segoe UI" w:cs="Segoe UI"/>
+                <w:i w:val="0"/>
+                <w:iCs w:val="0"/>
+                <w:caps w:val="0"/>
+                <w:color w:val="0F1115"/>
+                <w:spacing w:val="0"/>
+                <w:sz w:val="18"/>
+                <w:szCs w:val="18"/>
+              </w:rPr>
+            </w:pPr>
+            <w:r>
+              <w:rPr>
+                <w:rFonts w:hint="default" w:ascii="Segoe UI" w:hAnsi="Segoe UI" w:eastAsia="Segoe UI" w:cs="Segoe UI"/>
+                <w:i w:val="0"/>
+                <w:iCs w:val="0"/>
+                <w:caps w:val="0"/>
+                <w:snapToGrid w:val="0"/>
+                <w:color w:val="000000"/>
+                <w:spacing w:val="0"/>
+                <w:kern w:val="0"/>
+                <w:sz w:val="18"/>
+                <w:szCs w:val="18"/>
+                <w:bdr w:val="none" w:color="auto" w:sz="0" w:space="0"/>
+                <w:lang w:val="en-US" w:eastAsia="zh-CN" w:bidi="ar"/>
+              </w:rPr>
+              <w:t>满意度评分（1-5分）、投诉内容、建议描述、调查问卷结果、客户访谈记录</w:t>
+            </w:r>
+          </w:p>
+        </w:tc>
+        <w:tc>
+          <w:tcPr>
+            <w:tcW w:w="3636" w:type="dxa"/>
+            <w:tcBorders>
+              <w:top w:val="single" w:color="auto" w:sz="4" w:space="0"/>
+              <w:left w:val="single" w:color="auto" w:sz="4" w:space="0"/>
+              <w:bottom w:val="single" w:color="auto" w:sz="4" w:space="0"/>
+              <w:right w:val="single" w:color="auto" w:sz="12" w:space="0"/>
+            </w:tcBorders>
+            <w:shd w:val="clear" w:color="auto" w:fill="FFFFFF"/>
+            <w:tcMar>
+              <w:top w:w="120" w:type="dxa"/>
+              <w:left w:w="192" w:type="dxa"/>
+              <w:bottom w:w="120" w:type="dxa"/>
+              <w:right w:w="0" w:type="dxa"/>
+            </w:tcMar>
+            <w:vAlign w:val="center"/>
+          </w:tcPr>
+          <w:p>
+            <w:pPr>
+              <w:keepNext w:val="0"/>
+              <w:keepLines w:val="0"/>
+              <w:widowControl/>
+              <w:suppressLineNumbers w:val="0"/>
+              <w:snapToGrid w:val="0"/>
+              <w:spacing w:line="240" w:lineRule="auto"/>
+              <w:ind w:left="0" w:leftChars="0" w:right="0" w:rightChars="0" w:firstLine="0" w:firstLineChars="0"/>
+              <w:jc w:val="left"/>
+              <w:rPr>
+                <w:rFonts w:hint="default" w:ascii="Segoe UI" w:hAnsi="Segoe UI" w:eastAsia="Segoe UI" w:cs="Segoe UI"/>
+                <w:i w:val="0"/>
+                <w:iCs w:val="0"/>
+                <w:caps w:val="0"/>
+                <w:color w:val="0F1115"/>
+                <w:spacing w:val="0"/>
+                <w:sz w:val="18"/>
+                <w:szCs w:val="18"/>
+              </w:rPr>
+            </w:pPr>
+            <w:r>
+              <w:rPr>
+                <w:rFonts w:hint="default" w:ascii="Segoe UI" w:hAnsi="Segoe UI" w:eastAsia="Segoe UI" w:cs="Segoe UI"/>
+                <w:i w:val="0"/>
+                <w:iCs w:val="0"/>
+                <w:caps w:val="0"/>
+                <w:snapToGrid w:val="0"/>
+                <w:color w:val="000000"/>
+                <w:spacing w:val="0"/>
+                <w:kern w:val="0"/>
+                <w:sz w:val="18"/>
+                <w:szCs w:val="18"/>
+                <w:bdr w:val="none" w:color="auto" w:sz="0" w:space="0"/>
+                <w:lang w:val="en-US" w:eastAsia="zh-CN" w:bidi="ar"/>
+              </w:rPr>
+              <w:t>调查表（Excel/在线表单）、文本记录、语音转写文档</w:t>
+            </w:r>
+          </w:p>
+        </w:tc>
+      </w:tr>
+      <w:tr>
+        <w:tblPrEx>
+          <w:tblBorders>
+            <w:top w:val="none" w:color="auto" w:sz="0" w:space="0"/>
+            <w:left w:val="none" w:color="auto" w:sz="0" w:space="0"/>
+            <w:bottom w:val="none" w:color="auto" w:sz="0" w:space="0"/>
+            <w:right w:val="none" w:color="auto" w:sz="0" w:space="0"/>
+            <w:insideH w:val="none" w:color="auto" w:sz="0" w:space="0"/>
+            <w:insideV w:val="none" w:color="auto" w:sz="0" w:space="0"/>
+          </w:tblBorders>
+          <w:tblCellMar>
+            <w:top w:w="15" w:type="dxa"/>
+            <w:left w:w="15" w:type="dxa"/>
+            <w:bottom w:w="15" w:type="dxa"/>
+            <w:right w:w="15" w:type="dxa"/>
+          </w:tblCellMar>
+        </w:tblPrEx>
+        <w:trPr>
+          <w:trHeight w:val="0" w:hRule="atLeast"/>
+          <w:jc w:val="center"/>
+        </w:trPr>
+        <w:tc>
+          <w:tcPr>
+            <w:tcW w:w="1146" w:type="dxa"/>
+            <w:tcBorders>
+              <w:top w:val="single" w:color="auto" w:sz="4" w:space="0"/>
+              <w:left w:val="single" w:color="auto" w:sz="12" w:space="0"/>
+              <w:bottom w:val="single" w:color="auto" w:sz="12" w:space="0"/>
+              <w:right w:val="single" w:color="auto" w:sz="4" w:space="0"/>
+            </w:tcBorders>
+            <w:shd w:val="clear" w:color="auto" w:fill="FFFFFF"/>
+            <w:tcMar>
+              <w:top w:w="120" w:type="dxa"/>
+              <w:left w:w="0" w:type="dxa"/>
+              <w:bottom w:w="120" w:type="dxa"/>
+              <w:right w:w="192" w:type="dxa"/>
+            </w:tcMar>
+            <w:vAlign w:val="center"/>
+          </w:tcPr>
+          <w:p>
+            <w:pPr>
+              <w:keepNext w:val="0"/>
+              <w:keepLines w:val="0"/>
+              <w:widowControl/>
+              <w:suppressLineNumbers w:val="0"/>
+              <w:snapToGrid w:val="0"/>
+              <w:spacing w:line="240" w:lineRule="auto"/>
+              <w:ind w:left="0" w:leftChars="0" w:right="0" w:rightChars="0" w:firstLine="0" w:firstLineChars="0"/>
+              <w:jc w:val="center"/>
+              <w:rPr>
+                <w:rFonts w:hint="default" w:ascii="Segoe UI" w:hAnsi="Segoe UI" w:eastAsia="Segoe UI" w:cs="Segoe UI"/>
+                <w:i w:val="0"/>
+                <w:iCs w:val="0"/>
+                <w:caps w:val="0"/>
+                <w:color w:val="0F1115"/>
+                <w:spacing w:val="0"/>
+                <w:sz w:val="18"/>
+                <w:szCs w:val="18"/>
+              </w:rPr>
+            </w:pPr>
+            <w:r>
+              <w:rPr>
+                <w:rStyle w:val="23"/>
+                <w:rFonts w:hint="default" w:ascii="Segoe UI" w:hAnsi="Segoe UI" w:eastAsia="Segoe UI" w:cs="Segoe UI"/>
+                <w:b/>
+                <w:bCs/>
+                <w:i w:val="0"/>
+                <w:iCs w:val="0"/>
+                <w:caps w:val="0"/>
+                <w:snapToGrid w:val="0"/>
+                <w:color w:val="000000"/>
+                <w:spacing w:val="0"/>
+                <w:kern w:val="0"/>
+                <w:sz w:val="18"/>
+                <w:szCs w:val="18"/>
+                <w:bdr w:val="none" w:color="auto" w:sz="0" w:space="0"/>
+                <w:lang w:val="en-US" w:eastAsia="zh-CN" w:bidi="ar"/>
+              </w:rPr>
+              <w:t>管理运营类</w:t>
+            </w:r>
+          </w:p>
+        </w:tc>
+        <w:tc>
+          <w:tcPr>
+            <w:tcW w:w="3740" w:type="dxa"/>
+            <w:tcBorders>
+              <w:top w:val="single" w:color="auto" w:sz="4" w:space="0"/>
+              <w:left w:val="single" w:color="auto" w:sz="4" w:space="0"/>
+              <w:bottom w:val="single" w:color="auto" w:sz="12" w:space="0"/>
+              <w:right w:val="single" w:color="auto" w:sz="4" w:space="0"/>
+            </w:tcBorders>
+            <w:shd w:val="clear" w:color="auto" w:fill="FFFFFF"/>
+            <w:tcMar>
+              <w:top w:w="120" w:type="dxa"/>
+              <w:left w:w="192" w:type="dxa"/>
+              <w:bottom w:w="120" w:type="dxa"/>
+              <w:right w:w="192" w:type="dxa"/>
+            </w:tcMar>
+            <w:vAlign w:val="center"/>
+          </w:tcPr>
+          <w:p>
+            <w:pPr>
+              <w:keepNext w:val="0"/>
+              <w:keepLines w:val="0"/>
+              <w:widowControl/>
+              <w:suppressLineNumbers w:val="0"/>
+              <w:snapToGrid w:val="0"/>
+              <w:spacing w:line="240" w:lineRule="auto"/>
+              <w:ind w:left="0" w:leftChars="0" w:right="0" w:rightChars="0" w:firstLine="0" w:firstLineChars="0"/>
+              <w:jc w:val="left"/>
+              <w:rPr>
+                <w:rFonts w:hint="default" w:ascii="Segoe UI" w:hAnsi="Segoe UI" w:eastAsia="Segoe UI" w:cs="Segoe UI"/>
+                <w:i w:val="0"/>
+                <w:iCs w:val="0"/>
+                <w:caps w:val="0"/>
+                <w:color w:val="0F1115"/>
+                <w:spacing w:val="0"/>
+                <w:sz w:val="18"/>
+                <w:szCs w:val="18"/>
+              </w:rPr>
+            </w:pPr>
+            <w:r>
+              <w:rPr>
+                <w:rFonts w:hint="default" w:ascii="Segoe UI" w:hAnsi="Segoe UI" w:eastAsia="Segoe UI" w:cs="Segoe UI"/>
+                <w:i w:val="0"/>
+                <w:iCs w:val="0"/>
+                <w:caps w:val="0"/>
+                <w:snapToGrid w:val="0"/>
+                <w:color w:val="000000"/>
+                <w:spacing w:val="0"/>
+                <w:kern w:val="0"/>
+                <w:sz w:val="18"/>
+                <w:szCs w:val="18"/>
+                <w:bdr w:val="none" w:color="auto" w:sz="0" w:space="0"/>
+                <w:lang w:val="en-US" w:eastAsia="zh-CN" w:bidi="ar"/>
+              </w:rPr>
+              <w:t>人员工时记录、工具使用统计、成本支出、培训记录、服务质量评审报告</w:t>
+            </w:r>
+          </w:p>
+        </w:tc>
+        <w:tc>
+          <w:tcPr>
+            <w:tcW w:w="3636" w:type="dxa"/>
+            <w:tcBorders>
+              <w:top w:val="single" w:color="auto" w:sz="4" w:space="0"/>
+              <w:left w:val="single" w:color="auto" w:sz="4" w:space="0"/>
+              <w:bottom w:val="single" w:color="auto" w:sz="12" w:space="0"/>
+              <w:right w:val="single" w:color="auto" w:sz="12" w:space="0"/>
+            </w:tcBorders>
+            <w:shd w:val="clear" w:color="auto" w:fill="FFFFFF"/>
+            <w:tcMar>
+              <w:top w:w="120" w:type="dxa"/>
+              <w:left w:w="192" w:type="dxa"/>
+              <w:bottom w:w="120" w:type="dxa"/>
+              <w:right w:w="0" w:type="dxa"/>
+            </w:tcMar>
+            <w:vAlign w:val="center"/>
+          </w:tcPr>
+          <w:p>
+            <w:pPr>
+              <w:keepNext w:val="0"/>
+              <w:keepLines w:val="0"/>
+              <w:widowControl/>
+              <w:suppressLineNumbers w:val="0"/>
+              <w:snapToGrid w:val="0"/>
+              <w:spacing w:line="240" w:lineRule="auto"/>
+              <w:ind w:left="0" w:leftChars="0" w:right="0" w:rightChars="0" w:firstLine="0" w:firstLineChars="0"/>
+              <w:jc w:val="left"/>
+              <w:rPr>
+                <w:rFonts w:hint="default" w:ascii="Segoe UI" w:hAnsi="Segoe UI" w:eastAsia="Segoe UI" w:cs="Segoe UI"/>
+                <w:i w:val="0"/>
+                <w:iCs w:val="0"/>
+                <w:caps w:val="0"/>
+                <w:color w:val="0F1115"/>
+                <w:spacing w:val="0"/>
+                <w:sz w:val="18"/>
+                <w:szCs w:val="18"/>
+              </w:rPr>
+            </w:pPr>
+            <w:r>
+              <w:rPr>
+                <w:rFonts w:hint="default" w:ascii="Segoe UI" w:hAnsi="Segoe UI" w:eastAsia="Segoe UI" w:cs="Segoe UI"/>
+                <w:i w:val="0"/>
+                <w:iCs w:val="0"/>
+                <w:caps w:val="0"/>
+                <w:snapToGrid w:val="0"/>
+                <w:color w:val="000000"/>
+                <w:spacing w:val="0"/>
+                <w:kern w:val="0"/>
+                <w:sz w:val="18"/>
+                <w:szCs w:val="18"/>
+                <w:bdr w:val="none" w:color="auto" w:sz="0" w:space="0"/>
+                <w:lang w:val="en-US" w:eastAsia="zh-CN" w:bidi="ar"/>
+              </w:rPr>
+              <w:t>Excel报表、数据库记录、PDF报告</w:t>
+            </w:r>
+          </w:p>
+        </w:tc>
+      </w:tr>
+    </w:tbl>
+    <w:p>
+      <w:pPr>
+        <w:pStyle w:val="31"/>
+        <w:bidi w:val="0"/>
+        <w:rPr>
+          <w:rFonts w:hint="eastAsia"/>
+          <w:lang w:val="en-US" w:eastAsia="zh-CN"/>
+        </w:rPr>
+      </w:pPr>
+      <w:r>
+        <w:rPr>
+          <w:rFonts w:hint="eastAsia"/>
+          <w:lang w:val="en-US" w:eastAsia="zh-CN"/>
+        </w:rPr>
+        <w:t>数据内容与规范</w:t>
+      </w:r>
+    </w:p>
+    <w:p>
+      <w:pPr>
+        <w:pStyle w:val="29"/>
+        <w:rPr>
+          <w:rFonts w:hint="default"/>
+          <w:lang w:val="en-US" w:eastAsia="zh-CN"/>
+        </w:rPr>
+      </w:pPr>
+      <w:r>
+        <w:rPr>
+          <w:rFonts w:hint="eastAsia"/>
+          <w:lang w:val="en-US" w:eastAsia="zh-CN"/>
+        </w:rPr>
+        <w:t>必填字段：每类数据应包含时间戳、数据来源、责任人、数据状态等信息。</w:t>
+      </w:r>
+    </w:p>
+    <w:p>
+      <w:pPr>
+        <w:pStyle w:val="29"/>
+        <w:rPr>
+          <w:rFonts w:hint="default"/>
+          <w:lang w:val="en-US" w:eastAsia="zh-CN"/>
+        </w:rPr>
+      </w:pPr>
+      <w:r>
+        <w:rPr>
+          <w:rFonts w:hint="eastAsia"/>
+          <w:lang w:val="en-US" w:eastAsia="zh-CN"/>
+        </w:rPr>
+        <w:t>数据字典：建立统一的数据字典，明确字段名称、类型、长度、取值规范及示例等信息 。</w:t>
+      </w:r>
+    </w:p>
+    <w:p>
+      <w:pPr>
+        <w:pStyle w:val="29"/>
+        <w:rPr>
+          <w:rFonts w:hint="default"/>
+          <w:lang w:val="en-US" w:eastAsia="zh-CN"/>
+        </w:rPr>
+      </w:pPr>
+      <w:r>
+        <w:rPr>
+          <w:rFonts w:hint="eastAsia"/>
+          <w:lang w:val="en-US" w:eastAsia="zh-CN"/>
+        </w:rPr>
+        <w:t>数据标签：支持按项目、客户、服务级别、数据等级等维度进行标签化管理。</w:t>
+      </w:r>
+    </w:p>
+    <w:p>
+      <w:pPr>
+        <w:pStyle w:val="31"/>
+        <w:bidi w:val="0"/>
+        <w:rPr>
+          <w:rFonts w:hint="default"/>
+          <w:lang w:val="en-US" w:eastAsia="zh-CN"/>
+        </w:rPr>
+      </w:pPr>
+      <w:r>
+        <w:rPr>
+          <w:rFonts w:hint="eastAsia"/>
+          <w:lang w:val="en-US" w:eastAsia="zh-CN"/>
+        </w:rPr>
+        <w:t>数据标准格式</w:t>
+      </w:r>
+    </w:p>
+    <w:p>
+      <w:pPr>
+        <w:pStyle w:val="29"/>
+        <w:rPr>
+          <w:rFonts w:hint="default"/>
+          <w:lang w:val="en-US" w:eastAsia="zh-CN"/>
+        </w:rPr>
+      </w:pPr>
+      <w:r>
+        <w:rPr>
+          <w:rFonts w:hint="eastAsia"/>
+          <w:lang w:val="en-US" w:eastAsia="zh-CN"/>
+        </w:rPr>
+        <w:t>结构化数据：优先采用数据库存储，支持SQL查询与API接口调用。</w:t>
+      </w:r>
+    </w:p>
+    <w:p>
+      <w:pPr>
+        <w:pStyle w:val="29"/>
+        <w:rPr>
+          <w:rFonts w:hint="default"/>
+          <w:lang w:val="en-US" w:eastAsia="zh-CN"/>
+        </w:rPr>
+      </w:pPr>
+      <w:r>
+        <w:rPr>
+          <w:rFonts w:hint="eastAsia"/>
+          <w:lang w:val="en-US" w:eastAsia="zh-CN"/>
+        </w:rPr>
+        <w:t>非结构化数据：日志、文档、图片等应当按目录分类存储，并建立索引。</w:t>
+      </w:r>
+    </w:p>
+    <w:p>
+      <w:pPr>
+        <w:pStyle w:val="29"/>
+        <w:rPr>
+          <w:rFonts w:hint="default"/>
+          <w:lang w:val="en-US" w:eastAsia="zh-CN"/>
+        </w:rPr>
+      </w:pPr>
+      <w:r>
+        <w:rPr>
+          <w:rFonts w:hint="eastAsia"/>
+          <w:lang w:val="en-US" w:eastAsia="zh-CN"/>
+        </w:rPr>
+        <w:t>报告类数据：统一使用公司模板，输出为PDF格式，确保格式一致。</w:t>
+      </w:r>
+      <w:bookmarkStart w:id="2" w:name="_GoBack"/>
+      <w:bookmarkEnd w:id="2"/>
     </w:p>
     <w:p>
       <w:pPr>
@@ -4553,7 +5762,7 @@
           <w:numId w:val="0"/>
         </w:numPr>
         <w:bidi w:val="0"/>
-        <w:ind w:leftChars="200"/>
+        <w:ind w:left="420" w:leftChars="200"/>
         <w:rPr>
           <w:rFonts w:hint="eastAsia"/>
           <w:lang w:val="en-US" w:eastAsia="zh-CN"/>
@@ -4575,7 +5784,7 @@
           <w:numId w:val="0"/>
         </w:numPr>
         <w:bidi w:val="0"/>
-        <w:ind w:leftChars="200"/>
+        <w:ind w:left="420" w:leftChars="200"/>
         <w:rPr>
           <w:rFonts w:hint="eastAsia"/>
           <w:lang w:val="en-US" w:eastAsia="zh-CN"/>
@@ -4597,7 +5806,7 @@
           <w:numId w:val="0"/>
         </w:numPr>
         <w:bidi w:val="0"/>
-        <w:ind w:leftChars="200"/>
+        <w:ind w:left="420" w:leftChars="200"/>
         <w:rPr>
           <w:rFonts w:hint="eastAsia"/>
           <w:lang w:val="en-US" w:eastAsia="zh-CN"/>
@@ -4636,7 +5845,7 @@
           <w:numId w:val="0"/>
         </w:numPr>
         <w:bidi w:val="0"/>
-        <w:ind w:leftChars="200"/>
+        <w:ind w:left="420" w:leftChars="200"/>
         <w:rPr>
           <w:rFonts w:hint="eastAsia"/>
           <w:lang w:val="en-US" w:eastAsia="zh-CN"/>
@@ -4658,7 +5867,7 @@
           <w:numId w:val="0"/>
         </w:numPr>
         <w:bidi w:val="0"/>
-        <w:ind w:leftChars="200"/>
+        <w:ind w:left="420" w:leftChars="200"/>
         <w:rPr>
           <w:rFonts w:hint="eastAsia"/>
           <w:lang w:val="en-US" w:eastAsia="zh-CN"/>
@@ -4763,7 +5972,7 @@
           <w:numId w:val="0"/>
         </w:numPr>
         <w:bidi w:val="0"/>
-        <w:ind w:leftChars="200"/>
+        <w:ind w:left="420" w:leftChars="200"/>
         <w:rPr>
           <w:rFonts w:hint="eastAsia"/>
           <w:lang w:val="en-US" w:eastAsia="zh-CN"/>
@@ -4912,7 +6121,7 @@
           <w:numId w:val="0"/>
         </w:numPr>
         <w:bidi w:val="0"/>
-        <w:ind w:leftChars="200"/>
+        <w:ind w:left="420" w:leftChars="200"/>
         <w:rPr>
           <w:rFonts w:hint="eastAsia"/>
           <w:lang w:val="en-US" w:eastAsia="zh-CN"/>
@@ -4934,7 +6143,7 @@
           <w:numId w:val="0"/>
         </w:numPr>
         <w:bidi w:val="0"/>
-        <w:ind w:leftChars="200"/>
+        <w:ind w:left="420" w:leftChars="200"/>
         <w:rPr>
           <w:rFonts w:hint="eastAsia"/>
           <w:lang w:val="en-US" w:eastAsia="zh-CN"/>
@@ -5059,7 +6268,7 @@
                 <w:sz w:val="22"/>
                 <w:szCs w:val="22"/>
                 <w:u w:val="none"/>
-                <w:lang w:val="en-US" w:eastAsia="zh-CN" w:bidi="ar"/>
+                <w:lang w:val="en-US" w:eastAsia="zh-CN"/>
               </w:rPr>
               <w:t>KPI</w:t>
             </w:r>
@@ -5110,7 +6319,7 @@
                 <w:sz w:val="22"/>
                 <w:szCs w:val="22"/>
                 <w:u w:val="none"/>
-                <w:lang w:val="en-US" w:eastAsia="zh-CN" w:bidi="ar"/>
+                <w:lang w:val="en-US" w:eastAsia="zh-CN"/>
               </w:rPr>
               <w:t>目标值</w:t>
             </w:r>
@@ -5161,7 +6370,7 @@
                 <w:sz w:val="22"/>
                 <w:szCs w:val="22"/>
                 <w:u w:val="none"/>
-                <w:lang w:val="en-US" w:eastAsia="zh-CN" w:bidi="ar"/>
+                <w:lang w:val="en-US" w:eastAsia="zh-CN"/>
               </w:rPr>
               <w:t>计算公式/方法</w:t>
             </w:r>
@@ -5212,7 +6421,7 @@
                 <w:sz w:val="22"/>
                 <w:szCs w:val="22"/>
                 <w:u w:val="none"/>
-                <w:lang w:val="en-US" w:eastAsia="zh-CN" w:bidi="ar"/>
+                <w:lang w:val="en-US" w:eastAsia="zh-CN"/>
               </w:rPr>
               <w:t>频度</w:t>
             </w:r>
@@ -5271,7 +6480,7 @@
                 <w:sz w:val="22"/>
                 <w:szCs w:val="22"/>
                 <w:u w:val="none"/>
-                <w:lang w:val="en-US" w:eastAsia="zh-CN" w:bidi="ar"/>
+                <w:lang w:val="en-US" w:eastAsia="zh-CN"/>
               </w:rPr>
             </w:pPr>
             <w:r>
@@ -5285,7 +6494,7 @@
                 <w:sz w:val="21"/>
                 <w:szCs w:val="21"/>
                 <w:u w:val="none"/>
-                <w:lang w:val="en-US" w:eastAsia="zh-CN" w:bidi="ar"/>
+                <w:lang w:val="en-US" w:eastAsia="zh-CN"/>
               </w:rPr>
               <w:t>服务数据分析利用次数</w:t>
             </w:r>
@@ -5323,7 +6532,7 @@
                 <w:sz w:val="22"/>
                 <w:szCs w:val="22"/>
                 <w:u w:val="none"/>
-                <w:lang w:val="en-US" w:eastAsia="zh-CN" w:bidi="ar"/>
+                <w:lang w:val="en-US" w:eastAsia="zh-CN"/>
               </w:rPr>
             </w:pPr>
             <w:r>
@@ -5337,7 +6546,7 @@
                 <w:sz w:val="21"/>
                 <w:szCs w:val="21"/>
                 <w:u w:val="none"/>
-                <w:lang w:val="en-US" w:eastAsia="zh-CN" w:bidi="ar"/>
+                <w:lang w:val="en-US" w:eastAsia="zh-CN"/>
               </w:rPr>
               <w:t>≥</w:t>
             </w:r>
@@ -5352,12 +6561,10 @@
                 <w:sz w:val="21"/>
                 <w:szCs w:val="21"/>
                 <w:u w:val="none"/>
-                <w:lang w:val="en-US" w:eastAsia="zh-CN" w:bidi="ar"/>
+                <w:lang w:val="en-US" w:eastAsia="zh-CN"/>
               </w:rPr>
               <w:t>3</w:t>
             </w:r>
-            <w:bookmarkStart w:id="2" w:name="_GoBack"/>
-            <w:bookmarkEnd w:id="2"/>
             <w:r>
               <w:rPr>
                 <w:rFonts w:hint="eastAsia" w:ascii="宋体" w:hAnsi="宋体" w:eastAsia="宋体" w:cs="宋体"/>
@@ -5369,7 +6576,7 @@
                 <w:sz w:val="21"/>
                 <w:szCs w:val="21"/>
                 <w:u w:val="none"/>
-                <w:lang w:val="en-US" w:eastAsia="zh-CN" w:bidi="ar"/>
+                <w:lang w:val="en-US" w:eastAsia="zh-CN"/>
               </w:rPr>
               <w:t>次</w:t>
             </w:r>
@@ -5407,7 +6614,7 @@
                 <w:sz w:val="22"/>
                 <w:szCs w:val="22"/>
                 <w:u w:val="none"/>
-                <w:lang w:val="en-US" w:eastAsia="zh-CN" w:bidi="ar"/>
+                <w:lang w:val="en-US" w:eastAsia="zh-CN"/>
               </w:rPr>
             </w:pPr>
             <w:r>
@@ -5421,7 +6628,7 @@
                 <w:sz w:val="21"/>
                 <w:szCs w:val="21"/>
                 <w:u w:val="none"/>
-                <w:lang w:val="en-US" w:eastAsia="zh-CN" w:bidi="ar"/>
+                <w:lang w:val="en-US" w:eastAsia="zh-CN"/>
               </w:rPr>
               <w:t>数量，服务数据分析使用报告数</w:t>
             </w:r>
@@ -5459,7 +6666,7 @@
                 <w:sz w:val="22"/>
                 <w:szCs w:val="22"/>
                 <w:u w:val="none"/>
-                <w:lang w:val="en-US" w:eastAsia="zh-CN" w:bidi="ar"/>
+                <w:lang w:val="en-US" w:eastAsia="zh-CN"/>
               </w:rPr>
             </w:pPr>
             <w:r>
@@ -5473,7 +6680,7 @@
                 <w:sz w:val="21"/>
                 <w:szCs w:val="21"/>
                 <w:u w:val="none"/>
-                <w:lang w:val="en-US" w:eastAsia="zh-CN" w:bidi="ar"/>
+                <w:lang w:val="en-US" w:eastAsia="zh-CN"/>
               </w:rPr>
               <w:t>季度</w:t>
             </w:r>
@@ -5506,7 +6713,7 @@
           <w:numId w:val="0"/>
         </w:numPr>
         <w:bidi w:val="0"/>
-        <w:ind w:leftChars="200"/>
+        <w:ind w:left="420" w:leftChars="200"/>
         <w:rPr>
           <w:rFonts w:hint="eastAsia"/>
           <w:lang w:val="en-US" w:eastAsia="zh-CN"/>

--- a/8.资源管理/1.流程制度规范类文件/JXTX-08-06-服务数据管理制度.docx
+++ b/8.资源管理/1.流程制度规范类文件/JXTX-08-06-服务数据管理制度.docx
@@ -21,7 +21,7 @@
         <w:spacing w:before="3120" w:beforeLines="1000"/>
         <w:textAlignment w:val="baseline"/>
       </w:pPr>
-      <w:bookmarkStart w:id="0" w:name="_Toc28791"/>
+      <w:bookmarkStart w:id="0" w:name="_Toc5105"/>
       <w:r>
         <w:drawing>
           <wp:anchor distT="0" distB="0" distL="114300" distR="114300" simplePos="0" relativeHeight="251661312" behindDoc="1" locked="0" layoutInCell="1" allowOverlap="1">
@@ -210,7 +210,7 @@
           <w:lang w:val="en-US" w:eastAsia="zh-CN"/>
         </w:rPr>
       </w:pPr>
-      <w:bookmarkStart w:id="1" w:name="_Toc16158"/>
+      <w:bookmarkStart w:id="1" w:name="_Toc29580"/>
       <w:r>
         <w:rPr>
           <w:rFonts w:hint="eastAsia"/>
@@ -351,12 +351,6 @@
             <w:insideH w:val="none" w:color="auto" w:sz="0" w:space="0"/>
             <w:insideV w:val="none" w:color="auto" w:sz="0" w:space="0"/>
           </w:tblBorders>
-          <w:tblCellMar>
-            <w:top w:w="0" w:type="dxa"/>
-            <w:left w:w="108" w:type="dxa"/>
-            <w:bottom w:w="0" w:type="dxa"/>
-            <w:right w:w="108" w:type="dxa"/>
-          </w:tblCellMar>
         </w:tblPrEx>
         <w:trPr>
           <w:trHeight w:val="810" w:hRule="atLeast"/>
@@ -874,12 +868,6 @@
             <w:insideH w:val="single" w:color="000000" w:sz="2" w:space="0"/>
             <w:insideV w:val="single" w:color="000000" w:sz="2" w:space="0"/>
           </w:tblBorders>
-          <w:tblCellMar>
-            <w:top w:w="0" w:type="dxa"/>
-            <w:left w:w="0" w:type="dxa"/>
-            <w:bottom w:w="0" w:type="dxa"/>
-            <w:right w:w="0" w:type="dxa"/>
-          </w:tblCellMar>
         </w:tblPrEx>
         <w:trPr>
           <w:trHeight w:val="593" w:hRule="atLeast"/>
@@ -2064,6 +2052,8 @@
               <w:tab w:val="right" w:leader="dot" w:pos="8306"/>
             </w:tabs>
           </w:pPr>
+          <w:bookmarkStart w:id="25" w:name="_GoBack"/>
+          <w:bookmarkEnd w:id="25"/>
           <w:r>
             <w:rPr>
               <w:rFonts w:hint="eastAsia" w:ascii="宋体" w:hAnsi="宋体" w:eastAsia="宋体" w:cs="宋体"/>
@@ -2100,7 +2090,7 @@
               <w:rFonts w:hint="eastAsia" w:ascii="宋体" w:hAnsi="宋体" w:eastAsia="宋体" w:cs="宋体"/>
               <w:szCs w:val="24"/>
             </w:rPr>
-            <w:instrText xml:space="preserve"> HYPERLINK \l _Toc28791 </w:instrText>
+            <w:instrText xml:space="preserve"> HYPERLINK \l _Toc5105 </w:instrText>
           </w:r>
           <w:r>
             <w:rPr>
@@ -2123,7 +2113,7 @@
             <w:fldChar w:fldCharType="begin"/>
           </w:r>
           <w:r>
-            <w:instrText xml:space="preserve"> PAGEREF _Toc28791 \h </w:instrText>
+            <w:instrText xml:space="preserve"> PAGEREF _Toc5105 \h </w:instrText>
           </w:r>
           <w:r>
             <w:fldChar w:fldCharType="separate"/>
@@ -2161,7 +2151,7 @@
               <w:rFonts w:hint="eastAsia" w:ascii="宋体" w:hAnsi="宋体" w:eastAsia="宋体" w:cs="宋体"/>
               <w:szCs w:val="24"/>
             </w:rPr>
-            <w:instrText xml:space="preserve"> HYPERLINK \l _Toc16158 </w:instrText>
+            <w:instrText xml:space="preserve"> HYPERLINK \l _Toc29580 </w:instrText>
           </w:r>
           <w:r>
             <w:rPr>
@@ -2184,7 +2174,7 @@
             <w:fldChar w:fldCharType="begin"/>
           </w:r>
           <w:r>
-            <w:instrText xml:space="preserve"> PAGEREF _Toc16158 \h </w:instrText>
+            <w:instrText xml:space="preserve"> PAGEREF _Toc29580 \h </w:instrText>
           </w:r>
           <w:r>
             <w:fldChar w:fldCharType="separate"/>
@@ -2222,7 +2212,7 @@
               <w:rFonts w:hint="eastAsia" w:ascii="宋体" w:hAnsi="宋体" w:eastAsia="宋体" w:cs="宋体"/>
               <w:szCs w:val="24"/>
             </w:rPr>
-            <w:instrText xml:space="preserve"> HYPERLINK \l _Toc5630 </w:instrText>
+            <w:instrText xml:space="preserve"> HYPERLINK \l _Toc31174 </w:instrText>
           </w:r>
           <w:r>
             <w:rPr>
@@ -2234,6 +2224,7 @@
           <w:r>
             <w:rPr>
               <w:rFonts w:hint="default"/>
+              <w:lang w:val="en-US" w:eastAsia="zh-CN"/>
             </w:rPr>
             <w:t xml:space="preserve">1. </w:t>
           </w:r>
@@ -2242,7 +2233,7 @@
               <w:rFonts w:hint="eastAsia"/>
               <w:lang w:val="en-US" w:eastAsia="zh-CN"/>
             </w:rPr>
-            <w:t>总则</w:t>
+            <w:t>目的</w:t>
           </w:r>
           <w:r>
             <w:tab/>
@@ -2251,7 +2242,143 @@
             <w:fldChar w:fldCharType="begin"/>
           </w:r>
           <w:r>
-            <w:instrText xml:space="preserve"> PAGEREF _Toc5630 \h </w:instrText>
+            <w:instrText xml:space="preserve"> PAGEREF _Toc31174 \h </w:instrText>
+          </w:r>
+          <w:r>
+            <w:fldChar w:fldCharType="separate"/>
+          </w:r>
+          <w:r>
+            <w:t>4</w:t>
+          </w:r>
+          <w:r>
+            <w:fldChar w:fldCharType="end"/>
+          </w:r>
+          <w:r>
+            <w:rPr>
+              <w:rFonts w:hint="eastAsia" w:ascii="宋体" w:hAnsi="宋体" w:eastAsia="宋体" w:cs="宋体"/>
+              <w:szCs w:val="24"/>
+            </w:rPr>
+            <w:fldChar w:fldCharType="end"/>
+          </w:r>
+        </w:p>
+        <w:p>
+          <w:pPr>
+            <w:pStyle w:val="16"/>
+            <w:tabs>
+              <w:tab w:val="right" w:leader="dot" w:pos="8306"/>
+            </w:tabs>
+          </w:pPr>
+          <w:r>
+            <w:rPr>
+              <w:rFonts w:hint="eastAsia" w:ascii="宋体" w:hAnsi="宋体" w:eastAsia="宋体" w:cs="宋体"/>
+              <w:szCs w:val="24"/>
+            </w:rPr>
+            <w:fldChar w:fldCharType="begin"/>
+          </w:r>
+          <w:r>
+            <w:rPr>
+              <w:rFonts w:hint="eastAsia" w:ascii="宋体" w:hAnsi="宋体" w:eastAsia="宋体" w:cs="宋体"/>
+              <w:szCs w:val="24"/>
+            </w:rPr>
+            <w:instrText xml:space="preserve"> HYPERLINK \l _Toc21546 </w:instrText>
+          </w:r>
+          <w:r>
+            <w:rPr>
+              <w:rFonts w:hint="eastAsia" w:ascii="宋体" w:hAnsi="宋体" w:eastAsia="宋体" w:cs="宋体"/>
+              <w:szCs w:val="24"/>
+            </w:rPr>
+            <w:fldChar w:fldCharType="separate"/>
+          </w:r>
+          <w:r>
+            <w:rPr>
+              <w:rFonts w:hint="default"/>
+              <w:lang w:val="en-US" w:eastAsia="zh-CN"/>
+            </w:rPr>
+            <w:t xml:space="preserve">2. </w:t>
+          </w:r>
+          <w:r>
+            <w:rPr>
+              <w:rFonts w:hint="eastAsia"/>
+              <w:lang w:val="en-US" w:eastAsia="zh-CN"/>
+            </w:rPr>
+            <w:t>适用范围</w:t>
+          </w:r>
+          <w:r>
+            <w:tab/>
+          </w:r>
+          <w:r>
+            <w:fldChar w:fldCharType="begin"/>
+          </w:r>
+          <w:r>
+            <w:instrText xml:space="preserve"> PAGEREF _Toc21546 \h </w:instrText>
+          </w:r>
+          <w:r>
+            <w:fldChar w:fldCharType="separate"/>
+          </w:r>
+          <w:r>
+            <w:t>4</w:t>
+          </w:r>
+          <w:r>
+            <w:fldChar w:fldCharType="end"/>
+          </w:r>
+          <w:r>
+            <w:rPr>
+              <w:rFonts w:hint="eastAsia" w:ascii="宋体" w:hAnsi="宋体" w:eastAsia="宋体" w:cs="宋体"/>
+              <w:szCs w:val="24"/>
+            </w:rPr>
+            <w:fldChar w:fldCharType="end"/>
+          </w:r>
+        </w:p>
+        <w:p>
+          <w:pPr>
+            <w:pStyle w:val="16"/>
+            <w:tabs>
+              <w:tab w:val="right" w:leader="dot" w:pos="8306"/>
+            </w:tabs>
+          </w:pPr>
+          <w:r>
+            <w:rPr>
+              <w:rFonts w:hint="eastAsia" w:ascii="宋体" w:hAnsi="宋体" w:eastAsia="宋体" w:cs="宋体"/>
+              <w:szCs w:val="24"/>
+            </w:rPr>
+            <w:fldChar w:fldCharType="begin"/>
+          </w:r>
+          <w:r>
+            <w:rPr>
+              <w:rFonts w:hint="eastAsia" w:ascii="宋体" w:hAnsi="宋体" w:eastAsia="宋体" w:cs="宋体"/>
+              <w:szCs w:val="24"/>
+            </w:rPr>
+            <w:instrText xml:space="preserve"> HYPERLINK \l _Toc10545 </w:instrText>
+          </w:r>
+          <w:r>
+            <w:rPr>
+              <w:rFonts w:hint="eastAsia" w:ascii="宋体" w:hAnsi="宋体" w:eastAsia="宋体" w:cs="宋体"/>
+              <w:szCs w:val="24"/>
+            </w:rPr>
+            <w:fldChar w:fldCharType="separate"/>
+          </w:r>
+          <w:r>
+            <w:rPr>
+              <w:rFonts w:hint="default"/>
+              <w:lang w:val="en-US" w:eastAsia="zh-CN"/>
+            </w:rPr>
+            <w:t xml:space="preserve">3. </w:t>
+          </w:r>
+          <w:r>
+            <w:rPr>
+              <w:rFonts w:hint="eastAsia"/>
+              <w:lang w:val="en-US" w:eastAsia="zh-CN"/>
+            </w:rPr>
+            <w:t>定义与术语</w:t>
+          </w:r>
+          <w:r>
+            <w:tab/>
+          </w:r>
+          <w:r>
+            <w:fldChar w:fldCharType="begin"/>
+          </w:r>
+          <w:r>
+            <w:instrText xml:space="preserve"> PAGEREF _Toc10545 \h </w:instrText>
           </w:r>
           <w:r>
             <w:fldChar w:fldCharType="separate"/>
@@ -2289,7 +2416,7 @@
               <w:rFonts w:hint="eastAsia" w:ascii="宋体" w:hAnsi="宋体" w:eastAsia="宋体" w:cs="宋体"/>
               <w:szCs w:val="24"/>
             </w:rPr>
-            <w:instrText xml:space="preserve"> HYPERLINK \l _Toc7056 </w:instrText>
+            <w:instrText xml:space="preserve"> HYPERLINK \l _Toc15154 </w:instrText>
           </w:r>
           <w:r>
             <w:rPr>
@@ -2303,14 +2430,14 @@
               <w:rFonts w:hint="default"/>
               <w:lang w:val="en-US" w:eastAsia="zh-CN"/>
             </w:rPr>
-            <w:t xml:space="preserve">1.1. </w:t>
+            <w:t xml:space="preserve">3.1. </w:t>
           </w:r>
           <w:r>
             <w:rPr>
               <w:rFonts w:hint="eastAsia"/>
               <w:lang w:val="en-US" w:eastAsia="zh-CN"/>
             </w:rPr>
-            <w:t>目的</w:t>
+            <w:t>服务数据</w:t>
           </w:r>
           <w:r>
             <w:tab/>
@@ -2319,7 +2446,7 @@
             <w:fldChar w:fldCharType="begin"/>
           </w:r>
           <w:r>
-            <w:instrText xml:space="preserve"> PAGEREF _Toc7056 \h </w:instrText>
+            <w:instrText xml:space="preserve"> PAGEREF _Toc15154 \h </w:instrText>
           </w:r>
           <w:r>
             <w:fldChar w:fldCharType="separate"/>
@@ -2357,7 +2484,7 @@
               <w:rFonts w:hint="eastAsia" w:ascii="宋体" w:hAnsi="宋体" w:eastAsia="宋体" w:cs="宋体"/>
               <w:szCs w:val="24"/>
             </w:rPr>
-            <w:instrText xml:space="preserve"> HYPERLINK \l _Toc13368 </w:instrText>
+            <w:instrText xml:space="preserve"> HYPERLINK \l _Toc22754 </w:instrText>
           </w:r>
           <w:r>
             <w:rPr>
@@ -2371,14 +2498,14 @@
               <w:rFonts w:hint="default"/>
               <w:lang w:val="en-US" w:eastAsia="zh-CN"/>
             </w:rPr>
-            <w:t xml:space="preserve">1.2. </w:t>
+            <w:t xml:space="preserve">3.2. </w:t>
           </w:r>
           <w:r>
             <w:rPr>
               <w:rFonts w:hint="eastAsia"/>
               <w:lang w:val="en-US" w:eastAsia="zh-CN"/>
             </w:rPr>
-            <w:t>适用范围</w:t>
+            <w:t>服务数据全生命周期</w:t>
           </w:r>
           <w:r>
             <w:tab/>
@@ -2387,7 +2514,7 @@
             <w:fldChar w:fldCharType="begin"/>
           </w:r>
           <w:r>
-            <w:instrText xml:space="preserve"> PAGEREF _Toc13368 \h </w:instrText>
+            <w:instrText xml:space="preserve"> PAGEREF _Toc22754 \h </w:instrText>
           </w:r>
           <w:r>
             <w:fldChar w:fldCharType="separate"/>
@@ -2425,7 +2552,7 @@
               <w:rFonts w:hint="eastAsia" w:ascii="宋体" w:hAnsi="宋体" w:eastAsia="宋体" w:cs="宋体"/>
               <w:szCs w:val="24"/>
             </w:rPr>
-            <w:instrText xml:space="preserve"> HYPERLINK \l _Toc22105 </w:instrText>
+            <w:instrText xml:space="preserve"> HYPERLINK \l _Toc12270 </w:instrText>
           </w:r>
           <w:r>
             <w:rPr>
@@ -2439,14 +2566,14 @@
               <w:rFonts w:hint="default"/>
               <w:lang w:val="en-US" w:eastAsia="zh-CN"/>
             </w:rPr>
-            <w:t xml:space="preserve">1.3. </w:t>
+            <w:t xml:space="preserve">3.3. </w:t>
           </w:r>
           <w:r>
             <w:rPr>
               <w:rFonts w:hint="eastAsia"/>
               <w:lang w:val="en-US" w:eastAsia="zh-CN"/>
             </w:rPr>
-            <w:t>原则</w:t>
+            <w:t>关键服务数据</w:t>
           </w:r>
           <w:r>
             <w:tab/>
@@ -2455,7 +2582,75 @@
             <w:fldChar w:fldCharType="begin"/>
           </w:r>
           <w:r>
-            <w:instrText xml:space="preserve"> PAGEREF _Toc22105 \h </w:instrText>
+            <w:instrText xml:space="preserve"> PAGEREF _Toc12270 \h </w:instrText>
+          </w:r>
+          <w:r>
+            <w:fldChar w:fldCharType="separate"/>
+          </w:r>
+          <w:r>
+            <w:t>4</w:t>
+          </w:r>
+          <w:r>
+            <w:fldChar w:fldCharType="end"/>
+          </w:r>
+          <w:r>
+            <w:rPr>
+              <w:rFonts w:hint="eastAsia" w:ascii="宋体" w:hAnsi="宋体" w:eastAsia="宋体" w:cs="宋体"/>
+              <w:szCs w:val="24"/>
+            </w:rPr>
+            <w:fldChar w:fldCharType="end"/>
+          </w:r>
+        </w:p>
+        <w:p>
+          <w:pPr>
+            <w:pStyle w:val="16"/>
+            <w:tabs>
+              <w:tab w:val="right" w:leader="dot" w:pos="8306"/>
+            </w:tabs>
+          </w:pPr>
+          <w:r>
+            <w:rPr>
+              <w:rFonts w:hint="eastAsia" w:ascii="宋体" w:hAnsi="宋体" w:eastAsia="宋体" w:cs="宋体"/>
+              <w:szCs w:val="24"/>
+            </w:rPr>
+            <w:fldChar w:fldCharType="begin"/>
+          </w:r>
+          <w:r>
+            <w:rPr>
+              <w:rFonts w:hint="eastAsia" w:ascii="宋体" w:hAnsi="宋体" w:eastAsia="宋体" w:cs="宋体"/>
+              <w:szCs w:val="24"/>
+            </w:rPr>
+            <w:instrText xml:space="preserve"> HYPERLINK \l _Toc22755 </w:instrText>
+          </w:r>
+          <w:r>
+            <w:rPr>
+              <w:rFonts w:hint="eastAsia" w:ascii="宋体" w:hAnsi="宋体" w:eastAsia="宋体" w:cs="宋体"/>
+              <w:szCs w:val="24"/>
+            </w:rPr>
+            <w:fldChar w:fldCharType="separate"/>
+          </w:r>
+          <w:r>
+            <w:rPr>
+              <w:rFonts w:hint="default"/>
+              <w:lang w:val="en-US" w:eastAsia="zh-CN"/>
+            </w:rPr>
+            <w:t xml:space="preserve">4. </w:t>
+          </w:r>
+          <w:r>
+            <w:rPr>
+              <w:rFonts w:hint="eastAsia"/>
+              <w:lang w:val="en-US" w:eastAsia="zh-CN"/>
+            </w:rPr>
+            <w:t>管理职责</w:t>
+          </w:r>
+          <w:r>
+            <w:tab/>
+          </w:r>
+          <w:r>
+            <w:fldChar w:fldCharType="begin"/>
+          </w:r>
+          <w:r>
+            <w:instrText xml:space="preserve"> PAGEREF _Toc22755 \h </w:instrText>
           </w:r>
           <w:r>
             <w:fldChar w:fldCharType="separate"/>
@@ -2493,7 +2688,7 @@
               <w:rFonts w:hint="eastAsia" w:ascii="宋体" w:hAnsi="宋体" w:eastAsia="宋体" w:cs="宋体"/>
               <w:szCs w:val="24"/>
             </w:rPr>
-            <w:instrText xml:space="preserve"> HYPERLINK \l _Toc13077 </w:instrText>
+            <w:instrText xml:space="preserve"> HYPERLINK \l _Toc22631 </w:instrText>
           </w:r>
           <w:r>
             <w:rPr>
@@ -2507,14 +2702,14 @@
               <w:rFonts w:hint="default"/>
               <w:lang w:val="en-US" w:eastAsia="zh-CN"/>
             </w:rPr>
-            <w:t xml:space="preserve">1.4. </w:t>
+            <w:t xml:space="preserve">4.1. </w:t>
           </w:r>
           <w:r>
             <w:rPr>
               <w:rFonts w:hint="eastAsia"/>
               <w:lang w:val="en-US" w:eastAsia="zh-CN"/>
             </w:rPr>
-            <w:t>岗位职责</w:t>
+            <w:t>数智运营部</w:t>
           </w:r>
           <w:r>
             <w:tab/>
@@ -2523,13 +2718,421 @@
             <w:fldChar w:fldCharType="begin"/>
           </w:r>
           <w:r>
-            <w:instrText xml:space="preserve"> PAGEREF _Toc13077 \h </w:instrText>
+            <w:instrText xml:space="preserve"> PAGEREF _Toc22631 \h </w:instrText>
           </w:r>
           <w:r>
             <w:fldChar w:fldCharType="separate"/>
           </w:r>
           <w:r>
             <w:t>4</w:t>
+          </w:r>
+          <w:r>
+            <w:fldChar w:fldCharType="end"/>
+          </w:r>
+          <w:r>
+            <w:rPr>
+              <w:rFonts w:hint="eastAsia" w:ascii="宋体" w:hAnsi="宋体" w:eastAsia="宋体" w:cs="宋体"/>
+              <w:szCs w:val="24"/>
+            </w:rPr>
+            <w:fldChar w:fldCharType="end"/>
+          </w:r>
+        </w:p>
+        <w:p>
+          <w:pPr>
+            <w:pStyle w:val="17"/>
+            <w:tabs>
+              <w:tab w:val="right" w:leader="dot" w:pos="8306"/>
+            </w:tabs>
+          </w:pPr>
+          <w:r>
+            <w:rPr>
+              <w:rFonts w:hint="eastAsia" w:ascii="宋体" w:hAnsi="宋体" w:eastAsia="宋体" w:cs="宋体"/>
+              <w:szCs w:val="24"/>
+            </w:rPr>
+            <w:fldChar w:fldCharType="begin"/>
+          </w:r>
+          <w:r>
+            <w:rPr>
+              <w:rFonts w:hint="eastAsia" w:ascii="宋体" w:hAnsi="宋体" w:eastAsia="宋体" w:cs="宋体"/>
+              <w:szCs w:val="24"/>
+            </w:rPr>
+            <w:instrText xml:space="preserve"> HYPERLINK \l _Toc7329 </w:instrText>
+          </w:r>
+          <w:r>
+            <w:rPr>
+              <w:rFonts w:hint="eastAsia" w:ascii="宋体" w:hAnsi="宋体" w:eastAsia="宋体" w:cs="宋体"/>
+              <w:szCs w:val="24"/>
+            </w:rPr>
+            <w:fldChar w:fldCharType="separate"/>
+          </w:r>
+          <w:r>
+            <w:rPr>
+              <w:rFonts w:hint="default"/>
+              <w:lang w:val="en-US" w:eastAsia="zh-CN"/>
+            </w:rPr>
+            <w:t xml:space="preserve">4.2. </w:t>
+          </w:r>
+          <w:r>
+            <w:rPr>
+              <w:rFonts w:hint="eastAsia"/>
+              <w:lang w:val="en-US" w:eastAsia="zh-CN"/>
+            </w:rPr>
+            <w:t>质量管理部</w:t>
+          </w:r>
+          <w:r>
+            <w:tab/>
+          </w:r>
+          <w:r>
+            <w:fldChar w:fldCharType="begin"/>
+          </w:r>
+          <w:r>
+            <w:instrText xml:space="preserve"> PAGEREF _Toc7329 \h </w:instrText>
+          </w:r>
+          <w:r>
+            <w:fldChar w:fldCharType="separate"/>
+          </w:r>
+          <w:r>
+            <w:t>5</w:t>
+          </w:r>
+          <w:r>
+            <w:fldChar w:fldCharType="end"/>
+          </w:r>
+          <w:r>
+            <w:rPr>
+              <w:rFonts w:hint="eastAsia" w:ascii="宋体" w:hAnsi="宋体" w:eastAsia="宋体" w:cs="宋体"/>
+              <w:szCs w:val="24"/>
+            </w:rPr>
+            <w:fldChar w:fldCharType="end"/>
+          </w:r>
+        </w:p>
+        <w:p>
+          <w:pPr>
+            <w:pStyle w:val="17"/>
+            <w:tabs>
+              <w:tab w:val="right" w:leader="dot" w:pos="8306"/>
+            </w:tabs>
+          </w:pPr>
+          <w:r>
+            <w:rPr>
+              <w:rFonts w:hint="eastAsia" w:ascii="宋体" w:hAnsi="宋体" w:eastAsia="宋体" w:cs="宋体"/>
+              <w:szCs w:val="24"/>
+            </w:rPr>
+            <w:fldChar w:fldCharType="begin"/>
+          </w:r>
+          <w:r>
+            <w:rPr>
+              <w:rFonts w:hint="eastAsia" w:ascii="宋体" w:hAnsi="宋体" w:eastAsia="宋体" w:cs="宋体"/>
+              <w:szCs w:val="24"/>
+            </w:rPr>
+            <w:instrText xml:space="preserve"> HYPERLINK \l _Toc12755 </w:instrText>
+          </w:r>
+          <w:r>
+            <w:rPr>
+              <w:rFonts w:hint="eastAsia" w:ascii="宋体" w:hAnsi="宋体" w:eastAsia="宋体" w:cs="宋体"/>
+              <w:szCs w:val="24"/>
+            </w:rPr>
+            <w:fldChar w:fldCharType="separate"/>
+          </w:r>
+          <w:r>
+            <w:rPr>
+              <w:rFonts w:hint="default"/>
+              <w:lang w:val="en-US" w:eastAsia="zh-CN"/>
+            </w:rPr>
+            <w:t xml:space="preserve">4.3. </w:t>
+          </w:r>
+          <w:r>
+            <w:rPr>
+              <w:rFonts w:hint="eastAsia"/>
+              <w:lang w:val="en-US" w:eastAsia="zh-CN"/>
+            </w:rPr>
+            <w:t>研究总院</w:t>
+          </w:r>
+          <w:r>
+            <w:tab/>
+          </w:r>
+          <w:r>
+            <w:fldChar w:fldCharType="begin"/>
+          </w:r>
+          <w:r>
+            <w:instrText xml:space="preserve"> PAGEREF _Toc12755 \h </w:instrText>
+          </w:r>
+          <w:r>
+            <w:fldChar w:fldCharType="separate"/>
+          </w:r>
+          <w:r>
+            <w:t>5</w:t>
+          </w:r>
+          <w:r>
+            <w:fldChar w:fldCharType="end"/>
+          </w:r>
+          <w:r>
+            <w:rPr>
+              <w:rFonts w:hint="eastAsia" w:ascii="宋体" w:hAnsi="宋体" w:eastAsia="宋体" w:cs="宋体"/>
+              <w:szCs w:val="24"/>
+            </w:rPr>
+            <w:fldChar w:fldCharType="end"/>
+          </w:r>
+        </w:p>
+        <w:p>
+          <w:pPr>
+            <w:pStyle w:val="17"/>
+            <w:tabs>
+              <w:tab w:val="right" w:leader="dot" w:pos="8306"/>
+            </w:tabs>
+          </w:pPr>
+          <w:r>
+            <w:rPr>
+              <w:rFonts w:hint="eastAsia" w:ascii="宋体" w:hAnsi="宋体" w:eastAsia="宋体" w:cs="宋体"/>
+              <w:szCs w:val="24"/>
+            </w:rPr>
+            <w:fldChar w:fldCharType="begin"/>
+          </w:r>
+          <w:r>
+            <w:rPr>
+              <w:rFonts w:hint="eastAsia" w:ascii="宋体" w:hAnsi="宋体" w:eastAsia="宋体" w:cs="宋体"/>
+              <w:szCs w:val="24"/>
+            </w:rPr>
+            <w:instrText xml:space="preserve"> HYPERLINK \l _Toc3592 </w:instrText>
+          </w:r>
+          <w:r>
+            <w:rPr>
+              <w:rFonts w:hint="eastAsia" w:ascii="宋体" w:hAnsi="宋体" w:eastAsia="宋体" w:cs="宋体"/>
+              <w:szCs w:val="24"/>
+            </w:rPr>
+            <w:fldChar w:fldCharType="separate"/>
+          </w:r>
+          <w:r>
+            <w:rPr>
+              <w:rFonts w:hint="default"/>
+              <w:lang w:val="en-US" w:eastAsia="zh-CN"/>
+            </w:rPr>
+            <w:t xml:space="preserve">4.4. </w:t>
+          </w:r>
+          <w:r>
+            <w:rPr>
+              <w:rFonts w:hint="eastAsia"/>
+              <w:lang w:val="en-US" w:eastAsia="zh-CN"/>
+            </w:rPr>
+            <w:t>运维工程师</w:t>
+          </w:r>
+          <w:r>
+            <w:tab/>
+          </w:r>
+          <w:r>
+            <w:fldChar w:fldCharType="begin"/>
+          </w:r>
+          <w:r>
+            <w:instrText xml:space="preserve"> PAGEREF _Toc3592 \h </w:instrText>
+          </w:r>
+          <w:r>
+            <w:fldChar w:fldCharType="separate"/>
+          </w:r>
+          <w:r>
+            <w:t>5</w:t>
+          </w:r>
+          <w:r>
+            <w:fldChar w:fldCharType="end"/>
+          </w:r>
+          <w:r>
+            <w:rPr>
+              <w:rFonts w:hint="eastAsia" w:ascii="宋体" w:hAnsi="宋体" w:eastAsia="宋体" w:cs="宋体"/>
+              <w:szCs w:val="24"/>
+            </w:rPr>
+            <w:fldChar w:fldCharType="end"/>
+          </w:r>
+        </w:p>
+        <w:p>
+          <w:pPr>
+            <w:pStyle w:val="16"/>
+            <w:tabs>
+              <w:tab w:val="right" w:leader="dot" w:pos="8306"/>
+            </w:tabs>
+          </w:pPr>
+          <w:r>
+            <w:rPr>
+              <w:rFonts w:hint="eastAsia" w:ascii="宋体" w:hAnsi="宋体" w:eastAsia="宋体" w:cs="宋体"/>
+              <w:szCs w:val="24"/>
+            </w:rPr>
+            <w:fldChar w:fldCharType="begin"/>
+          </w:r>
+          <w:r>
+            <w:rPr>
+              <w:rFonts w:hint="eastAsia" w:ascii="宋体" w:hAnsi="宋体" w:eastAsia="宋体" w:cs="宋体"/>
+              <w:szCs w:val="24"/>
+            </w:rPr>
+            <w:instrText xml:space="preserve"> HYPERLINK \l _Toc8633 </w:instrText>
+          </w:r>
+          <w:r>
+            <w:rPr>
+              <w:rFonts w:hint="eastAsia" w:ascii="宋体" w:hAnsi="宋体" w:eastAsia="宋体" w:cs="宋体"/>
+              <w:szCs w:val="24"/>
+            </w:rPr>
+            <w:fldChar w:fldCharType="separate"/>
+          </w:r>
+          <w:r>
+            <w:rPr>
+              <w:rFonts w:hint="default"/>
+              <w:lang w:val="en-US" w:eastAsia="zh-CN"/>
+            </w:rPr>
+            <w:t xml:space="preserve">5. </w:t>
+          </w:r>
+          <w:r>
+            <w:rPr>
+              <w:rFonts w:hint="eastAsia"/>
+              <w:lang w:val="en-US" w:eastAsia="zh-CN"/>
+            </w:rPr>
+            <w:t>服务数据管理内容与流程</w:t>
+          </w:r>
+          <w:r>
+            <w:tab/>
+          </w:r>
+          <w:r>
+            <w:fldChar w:fldCharType="begin"/>
+          </w:r>
+          <w:r>
+            <w:instrText xml:space="preserve"> PAGEREF _Toc8633 \h </w:instrText>
+          </w:r>
+          <w:r>
+            <w:fldChar w:fldCharType="separate"/>
+          </w:r>
+          <w:r>
+            <w:t>5</w:t>
+          </w:r>
+          <w:r>
+            <w:fldChar w:fldCharType="end"/>
+          </w:r>
+          <w:r>
+            <w:rPr>
+              <w:rFonts w:hint="eastAsia" w:ascii="宋体" w:hAnsi="宋体" w:eastAsia="宋体" w:cs="宋体"/>
+              <w:szCs w:val="24"/>
+            </w:rPr>
+            <w:fldChar w:fldCharType="end"/>
+          </w:r>
+        </w:p>
+        <w:p>
+          <w:pPr>
+            <w:pStyle w:val="17"/>
+            <w:tabs>
+              <w:tab w:val="right" w:leader="dot" w:pos="8306"/>
+            </w:tabs>
+          </w:pPr>
+          <w:r>
+            <w:rPr>
+              <w:rFonts w:hint="eastAsia" w:ascii="宋体" w:hAnsi="宋体" w:eastAsia="宋体" w:cs="宋体"/>
+              <w:szCs w:val="24"/>
+            </w:rPr>
+            <w:fldChar w:fldCharType="begin"/>
+          </w:r>
+          <w:r>
+            <w:rPr>
+              <w:rFonts w:hint="eastAsia" w:ascii="宋体" w:hAnsi="宋体" w:eastAsia="宋体" w:cs="宋体"/>
+              <w:szCs w:val="24"/>
+            </w:rPr>
+            <w:instrText xml:space="preserve"> HYPERLINK \l _Toc15018 </w:instrText>
+          </w:r>
+          <w:r>
+            <w:rPr>
+              <w:rFonts w:hint="eastAsia" w:ascii="宋体" w:hAnsi="宋体" w:eastAsia="宋体" w:cs="宋体"/>
+              <w:szCs w:val="24"/>
+            </w:rPr>
+            <w:fldChar w:fldCharType="separate"/>
+          </w:r>
+          <w:r>
+            <w:rPr>
+              <w:rFonts w:hint="default"/>
+              <w:lang w:val="en-US" w:eastAsia="zh-CN"/>
+            </w:rPr>
+            <w:t xml:space="preserve">5.1. </w:t>
+          </w:r>
+          <w:r>
+            <w:rPr>
+              <w:rFonts w:hint="eastAsia"/>
+              <w:lang w:val="en-US" w:eastAsia="zh-CN"/>
+            </w:rPr>
+            <w:t>数据的识别与采集</w:t>
+          </w:r>
+          <w:r>
+            <w:tab/>
+          </w:r>
+          <w:r>
+            <w:fldChar w:fldCharType="begin"/>
+          </w:r>
+          <w:r>
+            <w:instrText xml:space="preserve"> PAGEREF _Toc15018 \h </w:instrText>
+          </w:r>
+          <w:r>
+            <w:fldChar w:fldCharType="separate"/>
+          </w:r>
+          <w:r>
+            <w:t>5</w:t>
+          </w:r>
+          <w:r>
+            <w:fldChar w:fldCharType="end"/>
+          </w:r>
+          <w:r>
+            <w:rPr>
+              <w:rFonts w:hint="eastAsia" w:ascii="宋体" w:hAnsi="宋体" w:eastAsia="宋体" w:cs="宋体"/>
+              <w:szCs w:val="24"/>
+            </w:rPr>
+            <w:fldChar w:fldCharType="end"/>
+          </w:r>
+        </w:p>
+        <w:p>
+          <w:pPr>
+            <w:pStyle w:val="17"/>
+            <w:tabs>
+              <w:tab w:val="right" w:leader="dot" w:pos="8306"/>
+            </w:tabs>
+          </w:pPr>
+          <w:r>
+            <w:rPr>
+              <w:rFonts w:hint="eastAsia" w:ascii="宋体" w:hAnsi="宋体" w:eastAsia="宋体" w:cs="宋体"/>
+              <w:szCs w:val="24"/>
+            </w:rPr>
+            <w:fldChar w:fldCharType="begin"/>
+          </w:r>
+          <w:r>
+            <w:rPr>
+              <w:rFonts w:hint="eastAsia" w:ascii="宋体" w:hAnsi="宋体" w:eastAsia="宋体" w:cs="宋体"/>
+              <w:szCs w:val="24"/>
+            </w:rPr>
+            <w:instrText xml:space="preserve"> HYPERLINK \l _Toc19706 </w:instrText>
+          </w:r>
+          <w:r>
+            <w:rPr>
+              <w:rFonts w:hint="eastAsia" w:ascii="宋体" w:hAnsi="宋体" w:eastAsia="宋体" w:cs="宋体"/>
+              <w:szCs w:val="24"/>
+            </w:rPr>
+            <w:fldChar w:fldCharType="separate"/>
+          </w:r>
+          <w:r>
+            <w:rPr>
+              <w:rFonts w:hint="default"/>
+              <w:lang w:val="en-US" w:eastAsia="zh-CN"/>
+            </w:rPr>
+            <w:t xml:space="preserve">5.2. </w:t>
+          </w:r>
+          <w:r>
+            <w:rPr>
+              <w:rFonts w:hint="eastAsia"/>
+              <w:lang w:val="en-US" w:eastAsia="zh-CN"/>
+            </w:rPr>
+            <w:t>数据的分类与规范</w:t>
+          </w:r>
+          <w:r>
+            <w:tab/>
+          </w:r>
+          <w:r>
+            <w:fldChar w:fldCharType="begin"/>
+          </w:r>
+          <w:r>
+            <w:instrText xml:space="preserve"> PAGEREF _Toc19706 \h </w:instrText>
+          </w:r>
+          <w:r>
+            <w:fldChar w:fldCharType="separate"/>
+          </w:r>
+          <w:r>
+            <w:t>6</w:t>
           </w:r>
           <w:r>
             <w:fldChar w:fldCharType="end"/>
@@ -2561,7 +3164,7 @@
               <w:rFonts w:hint="eastAsia" w:ascii="宋体" w:hAnsi="宋体" w:eastAsia="宋体" w:cs="宋体"/>
               <w:szCs w:val="24"/>
             </w:rPr>
-            <w:instrText xml:space="preserve"> HYPERLINK \l _Toc32054 </w:instrText>
+            <w:instrText xml:space="preserve"> HYPERLINK \l _Toc13075 </w:instrText>
           </w:r>
           <w:r>
             <w:rPr>
@@ -2575,7 +3178,14 @@
               <w:rFonts w:hint="default"/>
               <w:lang w:val="en-US" w:eastAsia="zh-CN"/>
             </w:rPr>
-            <w:t>1.4.1. 数智运营部</w:t>
+            <w:t xml:space="preserve">5.2.1. </w:t>
+          </w:r>
+          <w:r>
+            <w:rPr>
+              <w:rFonts w:hint="eastAsia"/>
+              <w:lang w:val="en-US" w:eastAsia="zh-CN"/>
+            </w:rPr>
+            <w:t>数据的分类与类型</w:t>
           </w:r>
           <w:r>
             <w:tab/>
@@ -2584,13 +3194,13 @@
             <w:fldChar w:fldCharType="begin"/>
           </w:r>
           <w:r>
-            <w:instrText xml:space="preserve"> PAGEREF _Toc32054 \h </w:instrText>
+            <w:instrText xml:space="preserve"> PAGEREF _Toc13075 \h </w:instrText>
           </w:r>
           <w:r>
             <w:fldChar w:fldCharType="separate"/>
           </w:r>
           <w:r>
-            <w:t>4</w:t>
+            <w:t>6</w:t>
           </w:r>
           <w:r>
             <w:fldChar w:fldCharType="end"/>
@@ -2622,7 +3232,7 @@
               <w:rFonts w:hint="eastAsia" w:ascii="宋体" w:hAnsi="宋体" w:eastAsia="宋体" w:cs="宋体"/>
               <w:szCs w:val="24"/>
             </w:rPr>
-            <w:instrText xml:space="preserve"> HYPERLINK \l _Toc16583 </w:instrText>
+            <w:instrText xml:space="preserve"> HYPERLINK \l _Toc19549 </w:instrText>
           </w:r>
           <w:r>
             <w:rPr>
@@ -2636,7 +3246,14 @@
               <w:rFonts w:hint="default"/>
               <w:lang w:val="en-US" w:eastAsia="zh-CN"/>
             </w:rPr>
-            <w:t>1.4.2. 质量管理部</w:t>
+            <w:t xml:space="preserve">5.2.2. </w:t>
+          </w:r>
+          <w:r>
+            <w:rPr>
+              <w:rFonts w:hint="eastAsia"/>
+              <w:lang w:val="en-US" w:eastAsia="zh-CN"/>
+            </w:rPr>
+            <w:t>数据内容与规范</w:t>
           </w:r>
           <w:r>
             <w:tab/>
@@ -2645,13 +3262,13 @@
             <w:fldChar w:fldCharType="begin"/>
           </w:r>
           <w:r>
-            <w:instrText xml:space="preserve"> PAGEREF _Toc16583 \h </w:instrText>
+            <w:instrText xml:space="preserve"> PAGEREF _Toc19549 \h </w:instrText>
           </w:r>
           <w:r>
             <w:fldChar w:fldCharType="separate"/>
           </w:r>
           <w:r>
-            <w:t>4</w:t>
+            <w:t>6</w:t>
           </w:r>
           <w:r>
             <w:fldChar w:fldCharType="end"/>
@@ -2683,7 +3300,7 @@
               <w:rFonts w:hint="eastAsia" w:ascii="宋体" w:hAnsi="宋体" w:eastAsia="宋体" w:cs="宋体"/>
               <w:szCs w:val="24"/>
             </w:rPr>
-            <w:instrText xml:space="preserve"> HYPERLINK \l _Toc1895 </w:instrText>
+            <w:instrText xml:space="preserve"> HYPERLINK \l _Toc30127 </w:instrText>
           </w:r>
           <w:r>
             <w:rPr>
@@ -2697,7 +3314,14 @@
               <w:rFonts w:hint="default"/>
               <w:lang w:val="en-US" w:eastAsia="zh-CN"/>
             </w:rPr>
-            <w:t>1.4.3. 研究总院</w:t>
+            <w:t xml:space="preserve">5.2.3. </w:t>
+          </w:r>
+          <w:r>
+            <w:rPr>
+              <w:rFonts w:hint="eastAsia"/>
+              <w:lang w:val="en-US" w:eastAsia="zh-CN"/>
+            </w:rPr>
+            <w:t>数据标准格式</w:t>
           </w:r>
           <w:r>
             <w:tab/>
@@ -2706,13 +3330,13 @@
             <w:fldChar w:fldCharType="begin"/>
           </w:r>
           <w:r>
-            <w:instrText xml:space="preserve"> PAGEREF _Toc1895 \h </w:instrText>
+            <w:instrText xml:space="preserve"> PAGEREF _Toc30127 \h </w:instrText>
           </w:r>
           <w:r>
             <w:fldChar w:fldCharType="separate"/>
           </w:r>
           <w:r>
-            <w:t>5</w:t>
+            <w:t>6</w:t>
           </w:r>
           <w:r>
             <w:fldChar w:fldCharType="end"/>
@@ -2727,7 +3351,7 @@
         </w:p>
         <w:p>
           <w:pPr>
-            <w:pStyle w:val="13"/>
+            <w:pStyle w:val="17"/>
             <w:tabs>
               <w:tab w:val="right" w:leader="dot" w:pos="8306"/>
             </w:tabs>
@@ -2744,7 +3368,7 @@
               <w:rFonts w:hint="eastAsia" w:ascii="宋体" w:hAnsi="宋体" w:eastAsia="宋体" w:cs="宋体"/>
               <w:szCs w:val="24"/>
             </w:rPr>
-            <w:instrText xml:space="preserve"> HYPERLINK \l _Toc23035 </w:instrText>
+            <w:instrText xml:space="preserve"> HYPERLINK \l _Toc21080 </w:instrText>
           </w:r>
           <w:r>
             <w:rPr>
@@ -2758,7 +3382,14 @@
               <w:rFonts w:hint="default"/>
               <w:lang w:val="en-US" w:eastAsia="zh-CN"/>
             </w:rPr>
-            <w:t>1.4.4. 人力部</w:t>
+            <w:t xml:space="preserve">5.3. </w:t>
+          </w:r>
+          <w:r>
+            <w:rPr>
+              <w:rFonts w:hint="eastAsia"/>
+              <w:lang w:val="en-US" w:eastAsia="zh-CN"/>
+            </w:rPr>
+            <w:t>数据的存储与安全</w:t>
           </w:r>
           <w:r>
             <w:tab/>
@@ -2767,13 +3398,13 @@
             <w:fldChar w:fldCharType="begin"/>
           </w:r>
           <w:r>
-            <w:instrText xml:space="preserve"> PAGEREF _Toc23035 \h </w:instrText>
+            <w:instrText xml:space="preserve"> PAGEREF _Toc21080 \h </w:instrText>
           </w:r>
           <w:r>
             <w:fldChar w:fldCharType="separate"/>
           </w:r>
           <w:r>
-            <w:t>5</w:t>
+            <w:t>7</w:t>
           </w:r>
           <w:r>
             <w:fldChar w:fldCharType="end"/>
@@ -2788,7 +3419,7 @@
         </w:p>
         <w:p>
           <w:pPr>
-            <w:pStyle w:val="13"/>
+            <w:pStyle w:val="17"/>
             <w:tabs>
               <w:tab w:val="right" w:leader="dot" w:pos="8306"/>
             </w:tabs>
@@ -2805,7 +3436,7 @@
               <w:rFonts w:hint="eastAsia" w:ascii="宋体" w:hAnsi="宋体" w:eastAsia="宋体" w:cs="宋体"/>
               <w:szCs w:val="24"/>
             </w:rPr>
-            <w:instrText xml:space="preserve"> HYPERLINK \l _Toc8083 </w:instrText>
+            <w:instrText xml:space="preserve"> HYPERLINK \l _Toc18928 </w:instrText>
           </w:r>
           <w:r>
             <w:rPr>
@@ -2819,7 +3450,14 @@
               <w:rFonts w:hint="default"/>
               <w:lang w:val="en-US" w:eastAsia="zh-CN"/>
             </w:rPr>
-            <w:t>1.4.5. 采购部</w:t>
+            <w:t xml:space="preserve">5.4. </w:t>
+          </w:r>
+          <w:r>
+            <w:rPr>
+              <w:rFonts w:hint="eastAsia"/>
+              <w:lang w:val="en-US" w:eastAsia="zh-CN"/>
+            </w:rPr>
+            <w:t>数据的处理与分析</w:t>
           </w:r>
           <w:r>
             <w:tab/>
@@ -2828,13 +3466,149 @@
             <w:fldChar w:fldCharType="begin"/>
           </w:r>
           <w:r>
-            <w:instrText xml:space="preserve"> PAGEREF _Toc8083 \h </w:instrText>
+            <w:instrText xml:space="preserve"> PAGEREF _Toc18928 \h </w:instrText>
           </w:r>
           <w:r>
             <w:fldChar w:fldCharType="separate"/>
           </w:r>
           <w:r>
-            <w:t>5</w:t>
+            <w:t>7</w:t>
+          </w:r>
+          <w:r>
+            <w:fldChar w:fldCharType="end"/>
+          </w:r>
+          <w:r>
+            <w:rPr>
+              <w:rFonts w:hint="eastAsia" w:ascii="宋体" w:hAnsi="宋体" w:eastAsia="宋体" w:cs="宋体"/>
+              <w:szCs w:val="24"/>
+            </w:rPr>
+            <w:fldChar w:fldCharType="end"/>
+          </w:r>
+        </w:p>
+        <w:p>
+          <w:pPr>
+            <w:pStyle w:val="17"/>
+            <w:tabs>
+              <w:tab w:val="right" w:leader="dot" w:pos="8306"/>
+            </w:tabs>
+          </w:pPr>
+          <w:r>
+            <w:rPr>
+              <w:rFonts w:hint="eastAsia" w:ascii="宋体" w:hAnsi="宋体" w:eastAsia="宋体" w:cs="宋体"/>
+              <w:szCs w:val="24"/>
+            </w:rPr>
+            <w:fldChar w:fldCharType="begin"/>
+          </w:r>
+          <w:r>
+            <w:rPr>
+              <w:rFonts w:hint="eastAsia" w:ascii="宋体" w:hAnsi="宋体" w:eastAsia="宋体" w:cs="宋体"/>
+              <w:szCs w:val="24"/>
+            </w:rPr>
+            <w:instrText xml:space="preserve"> HYPERLINK \l _Toc13345 </w:instrText>
+          </w:r>
+          <w:r>
+            <w:rPr>
+              <w:rFonts w:hint="eastAsia" w:ascii="宋体" w:hAnsi="宋体" w:eastAsia="宋体" w:cs="宋体"/>
+              <w:szCs w:val="24"/>
+            </w:rPr>
+            <w:fldChar w:fldCharType="separate"/>
+          </w:r>
+          <w:r>
+            <w:rPr>
+              <w:rFonts w:hint="default"/>
+              <w:lang w:val="en-US" w:eastAsia="zh-CN"/>
+            </w:rPr>
+            <w:t xml:space="preserve">5.5. </w:t>
+          </w:r>
+          <w:r>
+            <w:rPr>
+              <w:rFonts w:hint="eastAsia"/>
+              <w:lang w:val="en-US" w:eastAsia="zh-CN"/>
+            </w:rPr>
+            <w:t>数据的应用与改进</w:t>
+          </w:r>
+          <w:r>
+            <w:tab/>
+          </w:r>
+          <w:r>
+            <w:fldChar w:fldCharType="begin"/>
+          </w:r>
+          <w:r>
+            <w:instrText xml:space="preserve"> PAGEREF _Toc13345 \h </w:instrText>
+          </w:r>
+          <w:r>
+            <w:fldChar w:fldCharType="separate"/>
+          </w:r>
+          <w:r>
+            <w:t>7</w:t>
+          </w:r>
+          <w:r>
+            <w:fldChar w:fldCharType="end"/>
+          </w:r>
+          <w:r>
+            <w:rPr>
+              <w:rFonts w:hint="eastAsia" w:ascii="宋体" w:hAnsi="宋体" w:eastAsia="宋体" w:cs="宋体"/>
+              <w:szCs w:val="24"/>
+            </w:rPr>
+            <w:fldChar w:fldCharType="end"/>
+          </w:r>
+        </w:p>
+        <w:p>
+          <w:pPr>
+            <w:pStyle w:val="17"/>
+            <w:tabs>
+              <w:tab w:val="right" w:leader="dot" w:pos="8306"/>
+            </w:tabs>
+          </w:pPr>
+          <w:r>
+            <w:rPr>
+              <w:rFonts w:hint="eastAsia" w:ascii="宋体" w:hAnsi="宋体" w:eastAsia="宋体" w:cs="宋体"/>
+              <w:szCs w:val="24"/>
+            </w:rPr>
+            <w:fldChar w:fldCharType="begin"/>
+          </w:r>
+          <w:r>
+            <w:rPr>
+              <w:rFonts w:hint="eastAsia" w:ascii="宋体" w:hAnsi="宋体" w:eastAsia="宋体" w:cs="宋体"/>
+              <w:szCs w:val="24"/>
+            </w:rPr>
+            <w:instrText xml:space="preserve"> HYPERLINK \l _Toc21909 </w:instrText>
+          </w:r>
+          <w:r>
+            <w:rPr>
+              <w:rFonts w:hint="eastAsia" w:ascii="宋体" w:hAnsi="宋体" w:eastAsia="宋体" w:cs="宋体"/>
+              <w:szCs w:val="24"/>
+            </w:rPr>
+            <w:fldChar w:fldCharType="separate"/>
+          </w:r>
+          <w:r>
+            <w:rPr>
+              <w:rFonts w:hint="default"/>
+              <w:lang w:val="en-US" w:eastAsia="zh-CN"/>
+            </w:rPr>
+            <w:t xml:space="preserve">5.6. </w:t>
+          </w:r>
+          <w:r>
+            <w:rPr>
+              <w:rFonts w:hint="eastAsia"/>
+              <w:lang w:val="en-US" w:eastAsia="zh-CN"/>
+            </w:rPr>
+            <w:t>数据的归档与销毁</w:t>
+          </w:r>
+          <w:r>
+            <w:tab/>
+          </w:r>
+          <w:r>
+            <w:fldChar w:fldCharType="begin"/>
+          </w:r>
+          <w:r>
+            <w:instrText xml:space="preserve"> PAGEREF _Toc21909 \h </w:instrText>
+          </w:r>
+          <w:r>
+            <w:fldChar w:fldCharType="separate"/>
+          </w:r>
+          <w:r>
+            <w:t>7</w:t>
           </w:r>
           <w:r>
             <w:fldChar w:fldCharType="end"/>
@@ -2866,7 +3640,7 @@
               <w:rFonts w:hint="eastAsia" w:ascii="宋体" w:hAnsi="宋体" w:eastAsia="宋体" w:cs="宋体"/>
               <w:szCs w:val="24"/>
             </w:rPr>
-            <w:instrText xml:space="preserve"> HYPERLINK \l _Toc17601 </w:instrText>
+            <w:instrText xml:space="preserve"> HYPERLINK \l _Toc6225 </w:instrText>
           </w:r>
           <w:r>
             <w:rPr>
@@ -2880,14 +3654,14 @@
               <w:rFonts w:hint="default"/>
               <w:lang w:val="en-US" w:eastAsia="zh-CN"/>
             </w:rPr>
-            <w:t xml:space="preserve">2. </w:t>
+            <w:t xml:space="preserve">6. </w:t>
           </w:r>
           <w:r>
             <w:rPr>
               <w:rFonts w:hint="eastAsia"/>
               <w:lang w:val="en-US" w:eastAsia="zh-CN"/>
             </w:rPr>
-            <w:t>引用依据</w:t>
+            <w:t>考核指标</w:t>
           </w:r>
           <w:r>
             <w:tab/>
@@ -2896,13 +3670,13 @@
             <w:fldChar w:fldCharType="begin"/>
           </w:r>
           <w:r>
-            <w:instrText xml:space="preserve"> PAGEREF _Toc17601 \h </w:instrText>
+            <w:instrText xml:space="preserve"> PAGEREF _Toc6225 \h </w:instrText>
           </w:r>
           <w:r>
             <w:fldChar w:fldCharType="separate"/>
           </w:r>
           <w:r>
-            <w:t>5</w:t>
+            <w:t>7</w:t>
           </w:r>
           <w:r>
             <w:fldChar w:fldCharType="end"/>
@@ -2934,7 +3708,7 @@
               <w:rFonts w:hint="eastAsia" w:ascii="宋体" w:hAnsi="宋体" w:eastAsia="宋体" w:cs="宋体"/>
               <w:szCs w:val="24"/>
             </w:rPr>
-            <w:instrText xml:space="preserve"> HYPERLINK \l _Toc10624 </w:instrText>
+            <w:instrText xml:space="preserve"> HYPERLINK \l _Toc17732 </w:instrText>
           </w:r>
           <w:r>
             <w:rPr>
@@ -2946,15 +3720,16 @@
           <w:r>
             <w:rPr>
               <w:rFonts w:hint="default"/>
-            </w:rPr>
-            <w:t xml:space="preserve">3. </w:t>
+              <w:lang w:val="en-US" w:eastAsia="zh-CN"/>
+            </w:rPr>
+            <w:t xml:space="preserve">7. </w:t>
           </w:r>
           <w:r>
             <w:rPr>
               <w:rFonts w:hint="eastAsia"/>
               <w:lang w:val="en-US" w:eastAsia="zh-CN"/>
             </w:rPr>
-            <w:t>定义与术语</w:t>
+            <w:t>附则</w:t>
           </w:r>
           <w:r>
             <w:tab/>
@@ -2963,788 +3738,13 @@
             <w:fldChar w:fldCharType="begin"/>
           </w:r>
           <w:r>
-            <w:instrText xml:space="preserve"> PAGEREF _Toc10624 \h </w:instrText>
+            <w:instrText xml:space="preserve"> PAGEREF _Toc17732 \h </w:instrText>
           </w:r>
           <w:r>
             <w:fldChar w:fldCharType="separate"/>
           </w:r>
           <w:r>
-            <w:t>5</w:t>
-          </w:r>
-          <w:r>
-            <w:fldChar w:fldCharType="end"/>
-          </w:r>
-          <w:r>
-            <w:rPr>
-              <w:rFonts w:hint="eastAsia" w:ascii="宋体" w:hAnsi="宋体" w:eastAsia="宋体" w:cs="宋体"/>
-              <w:szCs w:val="24"/>
-            </w:rPr>
-            <w:fldChar w:fldCharType="end"/>
-          </w:r>
-        </w:p>
-        <w:p>
-          <w:pPr>
-            <w:pStyle w:val="17"/>
-            <w:tabs>
-              <w:tab w:val="right" w:leader="dot" w:pos="8306"/>
-            </w:tabs>
-          </w:pPr>
-          <w:r>
-            <w:rPr>
-              <w:rFonts w:hint="eastAsia" w:ascii="宋体" w:hAnsi="宋体" w:eastAsia="宋体" w:cs="宋体"/>
-              <w:szCs w:val="24"/>
-            </w:rPr>
-            <w:fldChar w:fldCharType="begin"/>
-          </w:r>
-          <w:r>
-            <w:rPr>
-              <w:rFonts w:hint="eastAsia" w:ascii="宋体" w:hAnsi="宋体" w:eastAsia="宋体" w:cs="宋体"/>
-              <w:szCs w:val="24"/>
-            </w:rPr>
-            <w:instrText xml:space="preserve"> HYPERLINK \l _Toc7130 </w:instrText>
-          </w:r>
-          <w:r>
-            <w:rPr>
-              <w:rFonts w:hint="eastAsia" w:ascii="宋体" w:hAnsi="宋体" w:eastAsia="宋体" w:cs="宋体"/>
-              <w:szCs w:val="24"/>
-            </w:rPr>
-            <w:fldChar w:fldCharType="separate"/>
-          </w:r>
-          <w:r>
-            <w:rPr>
-              <w:rFonts w:hint="default"/>
-            </w:rPr>
-            <w:t xml:space="preserve">3.1. </w:t>
-          </w:r>
-          <w:r>
-            <w:rPr>
-              <w:rFonts w:hint="eastAsia"/>
-            </w:rPr>
-            <w:t>运维服务数据</w:t>
-          </w:r>
-          <w:r>
-            <w:tab/>
-          </w:r>
-          <w:r>
-            <w:fldChar w:fldCharType="begin"/>
-          </w:r>
-          <w:r>
-            <w:instrText xml:space="preserve"> PAGEREF _Toc7130 \h </w:instrText>
-          </w:r>
-          <w:r>
-            <w:fldChar w:fldCharType="separate"/>
-          </w:r>
-          <w:r>
-            <w:t>5</w:t>
-          </w:r>
-          <w:r>
-            <w:fldChar w:fldCharType="end"/>
-          </w:r>
-          <w:r>
-            <w:rPr>
-              <w:rFonts w:hint="eastAsia" w:ascii="宋体" w:hAnsi="宋体" w:eastAsia="宋体" w:cs="宋体"/>
-              <w:szCs w:val="24"/>
-            </w:rPr>
-            <w:fldChar w:fldCharType="end"/>
-          </w:r>
-        </w:p>
-        <w:p>
-          <w:pPr>
-            <w:pStyle w:val="17"/>
-            <w:tabs>
-              <w:tab w:val="right" w:leader="dot" w:pos="8306"/>
-            </w:tabs>
-          </w:pPr>
-          <w:r>
-            <w:rPr>
-              <w:rFonts w:hint="eastAsia" w:ascii="宋体" w:hAnsi="宋体" w:eastAsia="宋体" w:cs="宋体"/>
-              <w:szCs w:val="24"/>
-            </w:rPr>
-            <w:fldChar w:fldCharType="begin"/>
-          </w:r>
-          <w:r>
-            <w:rPr>
-              <w:rFonts w:hint="eastAsia" w:ascii="宋体" w:hAnsi="宋体" w:eastAsia="宋体" w:cs="宋体"/>
-              <w:szCs w:val="24"/>
-            </w:rPr>
-            <w:instrText xml:space="preserve"> HYPERLINK \l _Toc19131 </w:instrText>
-          </w:r>
-          <w:r>
-            <w:rPr>
-              <w:rFonts w:hint="eastAsia" w:ascii="宋体" w:hAnsi="宋体" w:eastAsia="宋体" w:cs="宋体"/>
-              <w:szCs w:val="24"/>
-            </w:rPr>
-            <w:fldChar w:fldCharType="separate"/>
-          </w:r>
-          <w:r>
-            <w:rPr>
-              <w:rFonts w:hint="default"/>
-            </w:rPr>
-            <w:t xml:space="preserve">3.2. </w:t>
-          </w:r>
-          <w:r>
-            <w:rPr>
-              <w:rFonts w:hint="eastAsia"/>
-            </w:rPr>
-            <w:t>数据资产目录</w:t>
-          </w:r>
-          <w:r>
-            <w:tab/>
-          </w:r>
-          <w:r>
-            <w:fldChar w:fldCharType="begin"/>
-          </w:r>
-          <w:r>
-            <w:instrText xml:space="preserve"> PAGEREF _Toc19131 \h </w:instrText>
-          </w:r>
-          <w:r>
-            <w:fldChar w:fldCharType="separate"/>
-          </w:r>
-          <w:r>
-            <w:t>5</w:t>
-          </w:r>
-          <w:r>
-            <w:fldChar w:fldCharType="end"/>
-          </w:r>
-          <w:r>
-            <w:rPr>
-              <w:rFonts w:hint="eastAsia" w:ascii="宋体" w:hAnsi="宋体" w:eastAsia="宋体" w:cs="宋体"/>
-              <w:szCs w:val="24"/>
-            </w:rPr>
-            <w:fldChar w:fldCharType="end"/>
-          </w:r>
-        </w:p>
-        <w:p>
-          <w:pPr>
-            <w:pStyle w:val="17"/>
-            <w:tabs>
-              <w:tab w:val="right" w:leader="dot" w:pos="8306"/>
-            </w:tabs>
-          </w:pPr>
-          <w:r>
-            <w:rPr>
-              <w:rFonts w:hint="eastAsia" w:ascii="宋体" w:hAnsi="宋体" w:eastAsia="宋体" w:cs="宋体"/>
-              <w:szCs w:val="24"/>
-            </w:rPr>
-            <w:fldChar w:fldCharType="begin"/>
-          </w:r>
-          <w:r>
-            <w:rPr>
-              <w:rFonts w:hint="eastAsia" w:ascii="宋体" w:hAnsi="宋体" w:eastAsia="宋体" w:cs="宋体"/>
-              <w:szCs w:val="24"/>
-            </w:rPr>
-            <w:instrText xml:space="preserve"> HYPERLINK \l _Toc13630 </w:instrText>
-          </w:r>
-          <w:r>
-            <w:rPr>
-              <w:rFonts w:hint="eastAsia" w:ascii="宋体" w:hAnsi="宋体" w:eastAsia="宋体" w:cs="宋体"/>
-              <w:szCs w:val="24"/>
-            </w:rPr>
-            <w:fldChar w:fldCharType="separate"/>
-          </w:r>
-          <w:r>
-            <w:rPr>
-              <w:rFonts w:hint="default"/>
-            </w:rPr>
-            <w:t xml:space="preserve">3.3. </w:t>
-          </w:r>
-          <w:r>
-            <w:rPr>
-              <w:rFonts w:hint="eastAsia"/>
-            </w:rPr>
-            <w:t>数据定级</w:t>
-          </w:r>
-          <w:r>
-            <w:tab/>
-          </w:r>
-          <w:r>
-            <w:fldChar w:fldCharType="begin"/>
-          </w:r>
-          <w:r>
-            <w:instrText xml:space="preserve"> PAGEREF _Toc13630 \h </w:instrText>
-          </w:r>
-          <w:r>
-            <w:fldChar w:fldCharType="separate"/>
-          </w:r>
-          <w:r>
-            <w:t>6</w:t>
-          </w:r>
-          <w:r>
-            <w:fldChar w:fldCharType="end"/>
-          </w:r>
-          <w:r>
-            <w:rPr>
-              <w:rFonts w:hint="eastAsia" w:ascii="宋体" w:hAnsi="宋体" w:eastAsia="宋体" w:cs="宋体"/>
-              <w:szCs w:val="24"/>
-            </w:rPr>
-            <w:fldChar w:fldCharType="end"/>
-          </w:r>
-        </w:p>
-        <w:p>
-          <w:pPr>
-            <w:pStyle w:val="16"/>
-            <w:tabs>
-              <w:tab w:val="right" w:leader="dot" w:pos="8306"/>
-            </w:tabs>
-          </w:pPr>
-          <w:r>
-            <w:rPr>
-              <w:rFonts w:hint="eastAsia" w:ascii="宋体" w:hAnsi="宋体" w:eastAsia="宋体" w:cs="宋体"/>
-              <w:szCs w:val="24"/>
-            </w:rPr>
-            <w:fldChar w:fldCharType="begin"/>
-          </w:r>
-          <w:r>
-            <w:rPr>
-              <w:rFonts w:hint="eastAsia" w:ascii="宋体" w:hAnsi="宋体" w:eastAsia="宋体" w:cs="宋体"/>
-              <w:szCs w:val="24"/>
-            </w:rPr>
-            <w:instrText xml:space="preserve"> HYPERLINK \l _Toc13680 </w:instrText>
-          </w:r>
-          <w:r>
-            <w:rPr>
-              <w:rFonts w:hint="eastAsia" w:ascii="宋体" w:hAnsi="宋体" w:eastAsia="宋体" w:cs="宋体"/>
-              <w:szCs w:val="24"/>
-            </w:rPr>
-            <w:fldChar w:fldCharType="separate"/>
-          </w:r>
-          <w:r>
-            <w:rPr>
-              <w:rFonts w:hint="default"/>
-              <w:lang w:val="en-US" w:eastAsia="zh-CN"/>
-            </w:rPr>
-            <w:t xml:space="preserve">4. </w:t>
-          </w:r>
-          <w:r>
-            <w:rPr>
-              <w:rFonts w:hint="eastAsia"/>
-              <w:lang w:val="en-US" w:eastAsia="zh-CN"/>
-            </w:rPr>
-            <w:t>管理内容与要求</w:t>
-          </w:r>
-          <w:r>
-            <w:tab/>
-          </w:r>
-          <w:r>
-            <w:fldChar w:fldCharType="begin"/>
-          </w:r>
-          <w:r>
-            <w:instrText xml:space="preserve"> PAGEREF _Toc13680 \h </w:instrText>
-          </w:r>
-          <w:r>
-            <w:fldChar w:fldCharType="separate"/>
-          </w:r>
-          <w:r>
-            <w:t>6</w:t>
-          </w:r>
-          <w:r>
-            <w:fldChar w:fldCharType="end"/>
-          </w:r>
-          <w:r>
-            <w:rPr>
-              <w:rFonts w:hint="eastAsia" w:ascii="宋体" w:hAnsi="宋体" w:eastAsia="宋体" w:cs="宋体"/>
-              <w:szCs w:val="24"/>
-            </w:rPr>
-            <w:fldChar w:fldCharType="end"/>
-          </w:r>
-        </w:p>
-        <w:p>
-          <w:pPr>
-            <w:pStyle w:val="17"/>
-            <w:tabs>
-              <w:tab w:val="right" w:leader="dot" w:pos="8306"/>
-            </w:tabs>
-          </w:pPr>
-          <w:r>
-            <w:rPr>
-              <w:rFonts w:hint="eastAsia" w:ascii="宋体" w:hAnsi="宋体" w:eastAsia="宋体" w:cs="宋体"/>
-              <w:szCs w:val="24"/>
-            </w:rPr>
-            <w:fldChar w:fldCharType="begin"/>
-          </w:r>
-          <w:r>
-            <w:rPr>
-              <w:rFonts w:hint="eastAsia" w:ascii="宋体" w:hAnsi="宋体" w:eastAsia="宋体" w:cs="宋体"/>
-              <w:szCs w:val="24"/>
-            </w:rPr>
-            <w:instrText xml:space="preserve"> HYPERLINK \l _Toc17950 </w:instrText>
-          </w:r>
-          <w:r>
-            <w:rPr>
-              <w:rFonts w:hint="eastAsia" w:ascii="宋体" w:hAnsi="宋体" w:eastAsia="宋体" w:cs="宋体"/>
-              <w:szCs w:val="24"/>
-            </w:rPr>
-            <w:fldChar w:fldCharType="separate"/>
-          </w:r>
-          <w:r>
-            <w:rPr>
-              <w:rFonts w:hint="default"/>
-              <w:lang w:val="en-US" w:eastAsia="zh-CN"/>
-            </w:rPr>
-            <w:t>4.1. 数据分类与定级</w:t>
-          </w:r>
-          <w:r>
-            <w:tab/>
-          </w:r>
-          <w:r>
-            <w:fldChar w:fldCharType="begin"/>
-          </w:r>
-          <w:r>
-            <w:instrText xml:space="preserve"> PAGEREF _Toc17950 \h </w:instrText>
-          </w:r>
-          <w:r>
-            <w:fldChar w:fldCharType="separate"/>
-          </w:r>
-          <w:r>
-            <w:t>6</w:t>
-          </w:r>
-          <w:r>
-            <w:fldChar w:fldCharType="end"/>
-          </w:r>
-          <w:r>
-            <w:rPr>
-              <w:rFonts w:hint="eastAsia" w:ascii="宋体" w:hAnsi="宋体" w:eastAsia="宋体" w:cs="宋体"/>
-              <w:szCs w:val="24"/>
-            </w:rPr>
-            <w:fldChar w:fldCharType="end"/>
-          </w:r>
-        </w:p>
-        <w:p>
-          <w:pPr>
-            <w:pStyle w:val="17"/>
-            <w:tabs>
-              <w:tab w:val="right" w:leader="dot" w:pos="8306"/>
-            </w:tabs>
-          </w:pPr>
-          <w:r>
-            <w:rPr>
-              <w:rFonts w:hint="eastAsia" w:ascii="宋体" w:hAnsi="宋体" w:eastAsia="宋体" w:cs="宋体"/>
-              <w:szCs w:val="24"/>
-            </w:rPr>
-            <w:fldChar w:fldCharType="begin"/>
-          </w:r>
-          <w:r>
-            <w:rPr>
-              <w:rFonts w:hint="eastAsia" w:ascii="宋体" w:hAnsi="宋体" w:eastAsia="宋体" w:cs="宋体"/>
-              <w:szCs w:val="24"/>
-            </w:rPr>
-            <w:instrText xml:space="preserve"> HYPERLINK \l _Toc12023 </w:instrText>
-          </w:r>
-          <w:r>
-            <w:rPr>
-              <w:rFonts w:hint="eastAsia" w:ascii="宋体" w:hAnsi="宋体" w:eastAsia="宋体" w:cs="宋体"/>
-              <w:szCs w:val="24"/>
-            </w:rPr>
-            <w:fldChar w:fldCharType="separate"/>
-          </w:r>
-          <w:r>
-            <w:rPr>
-              <w:rFonts w:hint="default"/>
-              <w:lang w:val="en-US" w:eastAsia="zh-CN"/>
-            </w:rPr>
-            <w:t>4.2. 数据质量管理</w:t>
-          </w:r>
-          <w:r>
-            <w:tab/>
-          </w:r>
-          <w:r>
-            <w:fldChar w:fldCharType="begin"/>
-          </w:r>
-          <w:r>
-            <w:instrText xml:space="preserve"> PAGEREF _Toc12023 \h </w:instrText>
-          </w:r>
-          <w:r>
-            <w:fldChar w:fldCharType="separate"/>
-          </w:r>
-          <w:r>
-            <w:t>6</w:t>
-          </w:r>
-          <w:r>
-            <w:fldChar w:fldCharType="end"/>
-          </w:r>
-          <w:r>
-            <w:rPr>
-              <w:rFonts w:hint="eastAsia" w:ascii="宋体" w:hAnsi="宋体" w:eastAsia="宋体" w:cs="宋体"/>
-              <w:szCs w:val="24"/>
-            </w:rPr>
-            <w:fldChar w:fldCharType="end"/>
-          </w:r>
-        </w:p>
-        <w:p>
-          <w:pPr>
-            <w:pStyle w:val="17"/>
-            <w:tabs>
-              <w:tab w:val="right" w:leader="dot" w:pos="8306"/>
-            </w:tabs>
-          </w:pPr>
-          <w:r>
-            <w:rPr>
-              <w:rFonts w:hint="eastAsia" w:ascii="宋体" w:hAnsi="宋体" w:eastAsia="宋体" w:cs="宋体"/>
-              <w:szCs w:val="24"/>
-            </w:rPr>
-            <w:fldChar w:fldCharType="begin"/>
-          </w:r>
-          <w:r>
-            <w:rPr>
-              <w:rFonts w:hint="eastAsia" w:ascii="宋体" w:hAnsi="宋体" w:eastAsia="宋体" w:cs="宋体"/>
-              <w:szCs w:val="24"/>
-            </w:rPr>
-            <w:instrText xml:space="preserve"> HYPERLINK \l _Toc30640 </w:instrText>
-          </w:r>
-          <w:r>
-            <w:rPr>
-              <w:rFonts w:hint="eastAsia" w:ascii="宋体" w:hAnsi="宋体" w:eastAsia="宋体" w:cs="宋体"/>
-              <w:szCs w:val="24"/>
-            </w:rPr>
-            <w:fldChar w:fldCharType="separate"/>
-          </w:r>
-          <w:r>
-            <w:rPr>
-              <w:rFonts w:hint="default"/>
-              <w:lang w:val="en-US" w:eastAsia="zh-CN"/>
-            </w:rPr>
-            <w:t>4.3. 数据安全管理</w:t>
-          </w:r>
-          <w:r>
-            <w:tab/>
-          </w:r>
-          <w:r>
-            <w:fldChar w:fldCharType="begin"/>
-          </w:r>
-          <w:r>
-            <w:instrText xml:space="preserve"> PAGEREF _Toc30640 \h </w:instrText>
-          </w:r>
-          <w:r>
-            <w:fldChar w:fldCharType="separate"/>
-          </w:r>
-          <w:r>
-            <w:t>6</w:t>
-          </w:r>
-          <w:r>
-            <w:fldChar w:fldCharType="end"/>
-          </w:r>
-          <w:r>
-            <w:rPr>
-              <w:rFonts w:hint="eastAsia" w:ascii="宋体" w:hAnsi="宋体" w:eastAsia="宋体" w:cs="宋体"/>
-              <w:szCs w:val="24"/>
-            </w:rPr>
-            <w:fldChar w:fldCharType="end"/>
-          </w:r>
-        </w:p>
-        <w:p>
-          <w:pPr>
-            <w:pStyle w:val="17"/>
-            <w:tabs>
-              <w:tab w:val="right" w:leader="dot" w:pos="8306"/>
-            </w:tabs>
-          </w:pPr>
-          <w:r>
-            <w:rPr>
-              <w:rFonts w:hint="eastAsia" w:ascii="宋体" w:hAnsi="宋体" w:eastAsia="宋体" w:cs="宋体"/>
-              <w:szCs w:val="24"/>
-            </w:rPr>
-            <w:fldChar w:fldCharType="begin"/>
-          </w:r>
-          <w:r>
-            <w:rPr>
-              <w:rFonts w:hint="eastAsia" w:ascii="宋体" w:hAnsi="宋体" w:eastAsia="宋体" w:cs="宋体"/>
-              <w:szCs w:val="24"/>
-            </w:rPr>
-            <w:instrText xml:space="preserve"> HYPERLINK \l _Toc22505 </w:instrText>
-          </w:r>
-          <w:r>
-            <w:rPr>
-              <w:rFonts w:hint="eastAsia" w:ascii="宋体" w:hAnsi="宋体" w:eastAsia="宋体" w:cs="宋体"/>
-              <w:szCs w:val="24"/>
-            </w:rPr>
-            <w:fldChar w:fldCharType="separate"/>
-          </w:r>
-          <w:r>
-            <w:rPr>
-              <w:rFonts w:hint="default"/>
-              <w:lang w:val="en-US" w:eastAsia="zh-CN"/>
-            </w:rPr>
-            <w:t>4.4. 数据生命周期管理</w:t>
-          </w:r>
-          <w:r>
-            <w:tab/>
-          </w:r>
-          <w:r>
-            <w:fldChar w:fldCharType="begin"/>
-          </w:r>
-          <w:r>
-            <w:instrText xml:space="preserve"> PAGEREF _Toc22505 \h </w:instrText>
-          </w:r>
-          <w:r>
-            <w:fldChar w:fldCharType="separate"/>
-          </w:r>
-          <w:r>
-            <w:t>7</w:t>
-          </w:r>
-          <w:r>
-            <w:fldChar w:fldCharType="end"/>
-          </w:r>
-          <w:r>
-            <w:rPr>
-              <w:rFonts w:hint="eastAsia" w:ascii="宋体" w:hAnsi="宋体" w:eastAsia="宋体" w:cs="宋体"/>
-              <w:szCs w:val="24"/>
-            </w:rPr>
-            <w:fldChar w:fldCharType="end"/>
-          </w:r>
-        </w:p>
-        <w:p>
-          <w:pPr>
-            <w:pStyle w:val="17"/>
-            <w:tabs>
-              <w:tab w:val="right" w:leader="dot" w:pos="8306"/>
-            </w:tabs>
-          </w:pPr>
-          <w:r>
-            <w:rPr>
-              <w:rFonts w:hint="eastAsia" w:ascii="宋体" w:hAnsi="宋体" w:eastAsia="宋体" w:cs="宋体"/>
-              <w:szCs w:val="24"/>
-            </w:rPr>
-            <w:fldChar w:fldCharType="begin"/>
-          </w:r>
-          <w:r>
-            <w:rPr>
-              <w:rFonts w:hint="eastAsia" w:ascii="宋体" w:hAnsi="宋体" w:eastAsia="宋体" w:cs="宋体"/>
-              <w:szCs w:val="24"/>
-            </w:rPr>
-            <w:instrText xml:space="preserve"> HYPERLINK \l _Toc31613 </w:instrText>
-          </w:r>
-          <w:r>
-            <w:rPr>
-              <w:rFonts w:hint="eastAsia" w:ascii="宋体" w:hAnsi="宋体" w:eastAsia="宋体" w:cs="宋体"/>
-              <w:szCs w:val="24"/>
-            </w:rPr>
-            <w:fldChar w:fldCharType="separate"/>
-          </w:r>
-          <w:r>
-            <w:rPr>
-              <w:rFonts w:hint="default"/>
-              <w:lang w:val="en-US" w:eastAsia="zh-CN"/>
-            </w:rPr>
-            <w:t>4.5. 数据驱动决策机制</w:t>
-          </w:r>
-          <w:r>
-            <w:tab/>
-          </w:r>
-          <w:r>
-            <w:fldChar w:fldCharType="begin"/>
-          </w:r>
-          <w:r>
-            <w:instrText xml:space="preserve"> PAGEREF _Toc31613 \h </w:instrText>
-          </w:r>
-          <w:r>
-            <w:fldChar w:fldCharType="separate"/>
-          </w:r>
-          <w:r>
-            <w:t>7</w:t>
-          </w:r>
-          <w:r>
-            <w:fldChar w:fldCharType="end"/>
-          </w:r>
-          <w:r>
-            <w:rPr>
-              <w:rFonts w:hint="eastAsia" w:ascii="宋体" w:hAnsi="宋体" w:eastAsia="宋体" w:cs="宋体"/>
-              <w:szCs w:val="24"/>
-            </w:rPr>
-            <w:fldChar w:fldCharType="end"/>
-          </w:r>
-        </w:p>
-        <w:p>
-          <w:pPr>
-            <w:pStyle w:val="16"/>
-            <w:tabs>
-              <w:tab w:val="right" w:leader="dot" w:pos="8306"/>
-            </w:tabs>
-          </w:pPr>
-          <w:r>
-            <w:rPr>
-              <w:rFonts w:hint="eastAsia" w:ascii="宋体" w:hAnsi="宋体" w:eastAsia="宋体" w:cs="宋体"/>
-              <w:szCs w:val="24"/>
-            </w:rPr>
-            <w:fldChar w:fldCharType="begin"/>
-          </w:r>
-          <w:r>
-            <w:rPr>
-              <w:rFonts w:hint="eastAsia" w:ascii="宋体" w:hAnsi="宋体" w:eastAsia="宋体" w:cs="宋体"/>
-              <w:szCs w:val="24"/>
-            </w:rPr>
-            <w:instrText xml:space="preserve"> HYPERLINK \l _Toc10681 </w:instrText>
-          </w:r>
-          <w:r>
-            <w:rPr>
-              <w:rFonts w:hint="eastAsia" w:ascii="宋体" w:hAnsi="宋体" w:eastAsia="宋体" w:cs="宋体"/>
-              <w:szCs w:val="24"/>
-            </w:rPr>
-            <w:fldChar w:fldCharType="separate"/>
-          </w:r>
-          <w:r>
-            <w:rPr>
-              <w:rFonts w:hint="default" w:eastAsia="宋体"/>
-              <w:lang w:val="en-US" w:eastAsia="zh-CN"/>
-            </w:rPr>
-            <w:t xml:space="preserve">5. </w:t>
-          </w:r>
-          <w:r>
-            <w:rPr>
-              <w:rFonts w:hint="eastAsia" w:eastAsia="宋体"/>
-              <w:lang w:val="en-US" w:eastAsia="zh-CN"/>
-            </w:rPr>
-            <w:t>附则</w:t>
-          </w:r>
-          <w:r>
-            <w:tab/>
-          </w:r>
-          <w:r>
-            <w:fldChar w:fldCharType="begin"/>
-          </w:r>
-          <w:r>
-            <w:instrText xml:space="preserve"> PAGEREF _Toc10681 \h </w:instrText>
-          </w:r>
-          <w:r>
-            <w:fldChar w:fldCharType="separate"/>
-          </w:r>
-          <w:r>
-            <w:t>7</w:t>
-          </w:r>
-          <w:r>
-            <w:fldChar w:fldCharType="end"/>
-          </w:r>
-          <w:r>
-            <w:rPr>
-              <w:rFonts w:hint="eastAsia" w:ascii="宋体" w:hAnsi="宋体" w:eastAsia="宋体" w:cs="宋体"/>
-              <w:szCs w:val="24"/>
-            </w:rPr>
-            <w:fldChar w:fldCharType="end"/>
-          </w:r>
-        </w:p>
-        <w:p>
-          <w:pPr>
-            <w:pStyle w:val="16"/>
-            <w:tabs>
-              <w:tab w:val="right" w:leader="dot" w:pos="8306"/>
-            </w:tabs>
-          </w:pPr>
-          <w:r>
-            <w:rPr>
-              <w:rFonts w:hint="eastAsia" w:ascii="宋体" w:hAnsi="宋体" w:eastAsia="宋体" w:cs="宋体"/>
-              <w:szCs w:val="24"/>
-            </w:rPr>
-            <w:fldChar w:fldCharType="begin"/>
-          </w:r>
-          <w:r>
-            <w:rPr>
-              <w:rFonts w:hint="eastAsia" w:ascii="宋体" w:hAnsi="宋体" w:eastAsia="宋体" w:cs="宋体"/>
-              <w:szCs w:val="24"/>
-            </w:rPr>
-            <w:instrText xml:space="preserve"> HYPERLINK \l _Toc25359 </w:instrText>
-          </w:r>
-          <w:r>
-            <w:rPr>
-              <w:rFonts w:hint="eastAsia" w:ascii="宋体" w:hAnsi="宋体" w:eastAsia="宋体" w:cs="宋体"/>
-              <w:szCs w:val="24"/>
-            </w:rPr>
-            <w:fldChar w:fldCharType="separate"/>
-          </w:r>
-          <w:r>
-            <w:rPr>
-              <w:rFonts w:hint="default"/>
-              <w:lang w:val="en-US" w:eastAsia="zh-CN"/>
-            </w:rPr>
-            <w:t xml:space="preserve">6. </w:t>
-          </w:r>
-          <w:r>
-            <w:rPr>
-              <w:rFonts w:hint="eastAsia"/>
-              <w:lang w:val="en-US" w:eastAsia="zh-CN"/>
-            </w:rPr>
-            <w:t>附件</w:t>
-          </w:r>
-          <w:r>
-            <w:tab/>
-          </w:r>
-          <w:r>
-            <w:fldChar w:fldCharType="begin"/>
-          </w:r>
-          <w:r>
-            <w:instrText xml:space="preserve"> PAGEREF _Toc25359 \h </w:instrText>
-          </w:r>
-          <w:r>
-            <w:fldChar w:fldCharType="separate"/>
-          </w:r>
-          <w:r>
-            <w:t>7</w:t>
-          </w:r>
-          <w:r>
-            <w:fldChar w:fldCharType="end"/>
-          </w:r>
-          <w:r>
-            <w:rPr>
-              <w:rFonts w:hint="eastAsia" w:ascii="宋体" w:hAnsi="宋体" w:eastAsia="宋体" w:cs="宋体"/>
-              <w:szCs w:val="24"/>
-            </w:rPr>
-            <w:fldChar w:fldCharType="end"/>
-          </w:r>
-        </w:p>
-        <w:p>
-          <w:pPr>
-            <w:pStyle w:val="16"/>
-            <w:tabs>
-              <w:tab w:val="right" w:leader="dot" w:pos="8306"/>
-            </w:tabs>
-          </w:pPr>
-          <w:r>
-            <w:rPr>
-              <w:rFonts w:hint="eastAsia" w:ascii="宋体" w:hAnsi="宋体" w:eastAsia="宋体" w:cs="宋体"/>
-              <w:szCs w:val="24"/>
-            </w:rPr>
-            <w:fldChar w:fldCharType="begin"/>
-          </w:r>
-          <w:r>
-            <w:rPr>
-              <w:rFonts w:hint="eastAsia" w:ascii="宋体" w:hAnsi="宋体" w:eastAsia="宋体" w:cs="宋体"/>
-              <w:szCs w:val="24"/>
-            </w:rPr>
-            <w:instrText xml:space="preserve"> HYPERLINK \l _Toc32285 </w:instrText>
-          </w:r>
-          <w:r>
-            <w:rPr>
-              <w:rFonts w:hint="eastAsia" w:ascii="宋体" w:hAnsi="宋体" w:eastAsia="宋体" w:cs="宋体"/>
-              <w:szCs w:val="24"/>
-            </w:rPr>
-            <w:fldChar w:fldCharType="separate"/>
-          </w:r>
-          <w:r>
-            <w:rPr>
-              <w:rFonts w:hint="default"/>
-              <w:lang w:val="en-US" w:eastAsia="zh-CN"/>
-            </w:rPr>
-            <w:t xml:space="preserve">7. </w:t>
-          </w:r>
-          <w:r>
-            <w:rPr>
-              <w:rFonts w:hint="eastAsia"/>
-              <w:lang w:val="en-US" w:eastAsia="zh-CN"/>
-            </w:rPr>
-            <w:t>记录</w:t>
-          </w:r>
-          <w:r>
-            <w:tab/>
-          </w:r>
-          <w:r>
-            <w:fldChar w:fldCharType="begin"/>
-          </w:r>
-          <w:r>
-            <w:instrText xml:space="preserve"> PAGEREF _Toc32285 \h </w:instrText>
-          </w:r>
-          <w:r>
-            <w:fldChar w:fldCharType="separate"/>
-          </w:r>
-          <w:r>
-            <w:t>7</w:t>
+            <w:t>8</w:t>
           </w:r>
           <w:r>
             <w:fldChar w:fldCharType="end"/>
@@ -3839,6 +3839,7 @@
           <w:lang w:val="en-US" w:eastAsia="zh-CN"/>
         </w:rPr>
       </w:pPr>
+      <w:bookmarkStart w:id="2" w:name="_Toc31174"/>
       <w:r>
         <w:rPr>
           <w:rFonts w:hint="eastAsia"/>
@@ -3846,6 +3847,7 @@
         </w:rPr>
         <w:t>目的</w:t>
       </w:r>
+      <w:bookmarkEnd w:id="2"/>
     </w:p>
     <w:p>
       <w:pPr>
@@ -3873,6 +3875,7 @@
           <w:lang w:val="en-US" w:eastAsia="zh-CN"/>
         </w:rPr>
       </w:pPr>
+      <w:bookmarkStart w:id="3" w:name="_Toc21546"/>
       <w:r>
         <w:rPr>
           <w:rFonts w:hint="eastAsia"/>
@@ -3880,6 +3883,7 @@
         </w:rPr>
         <w:t>适用范围</w:t>
       </w:r>
+      <w:bookmarkEnd w:id="3"/>
     </w:p>
     <w:p>
       <w:pPr>
@@ -3907,6 +3911,7 @@
           <w:lang w:val="en-US" w:eastAsia="zh-CN"/>
         </w:rPr>
       </w:pPr>
+      <w:bookmarkStart w:id="4" w:name="_Toc10545"/>
       <w:r>
         <w:rPr>
           <w:rFonts w:hint="eastAsia"/>
@@ -3914,6 +3919,7 @@
         </w:rPr>
         <w:t>定义与术语</w:t>
       </w:r>
+      <w:bookmarkEnd w:id="4"/>
     </w:p>
     <w:p>
       <w:pPr>
@@ -3924,6 +3930,7 @@
           <w:lang w:val="en-US" w:eastAsia="zh-CN"/>
         </w:rPr>
       </w:pPr>
+      <w:bookmarkStart w:id="5" w:name="_Toc15154"/>
       <w:r>
         <w:rPr>
           <w:rFonts w:hint="eastAsia"/>
@@ -3931,6 +3938,7 @@
         </w:rPr>
         <w:t>服务数据</w:t>
       </w:r>
+      <w:bookmarkEnd w:id="5"/>
     </w:p>
     <w:p>
       <w:pPr>
@@ -3958,6 +3966,7 @@
           <w:lang w:val="en-US" w:eastAsia="zh-CN"/>
         </w:rPr>
       </w:pPr>
+      <w:bookmarkStart w:id="6" w:name="_Toc22754"/>
       <w:r>
         <w:rPr>
           <w:rFonts w:hint="eastAsia"/>
@@ -3965,6 +3974,7 @@
         </w:rPr>
         <w:t>服务数据全生命周期</w:t>
       </w:r>
+      <w:bookmarkEnd w:id="6"/>
     </w:p>
     <w:p>
       <w:pPr>
@@ -3992,6 +4002,7 @@
           <w:lang w:val="en-US" w:eastAsia="zh-CN"/>
         </w:rPr>
       </w:pPr>
+      <w:bookmarkStart w:id="7" w:name="_Toc12270"/>
       <w:r>
         <w:rPr>
           <w:rFonts w:hint="eastAsia"/>
@@ -3999,6 +4010,7 @@
         </w:rPr>
         <w:t>关键服务数据</w:t>
       </w:r>
+      <w:bookmarkEnd w:id="7"/>
     </w:p>
     <w:p>
       <w:pPr>
@@ -4026,6 +4038,7 @@
           <w:lang w:val="en-US" w:eastAsia="zh-CN"/>
         </w:rPr>
       </w:pPr>
+      <w:bookmarkStart w:id="8" w:name="_Toc22755"/>
       <w:r>
         <w:rPr>
           <w:rFonts w:hint="eastAsia"/>
@@ -4033,6 +4046,7 @@
         </w:rPr>
         <w:t>管理职责</w:t>
       </w:r>
+      <w:bookmarkEnd w:id="8"/>
     </w:p>
     <w:p>
       <w:pPr>
@@ -4043,6 +4057,7 @@
           <w:lang w:val="en-US" w:eastAsia="zh-CN"/>
         </w:rPr>
       </w:pPr>
+      <w:bookmarkStart w:id="9" w:name="_Toc22631"/>
       <w:r>
         <w:rPr>
           <w:rFonts w:hint="eastAsia"/>
@@ -4050,6 +4065,7 @@
         </w:rPr>
         <w:t>数智运营部</w:t>
       </w:r>
+      <w:bookmarkEnd w:id="9"/>
     </w:p>
     <w:p>
       <w:pPr>
@@ -4144,6 +4160,7 @@
           <w:lang w:val="en-US" w:eastAsia="zh-CN"/>
         </w:rPr>
       </w:pPr>
+      <w:bookmarkStart w:id="10" w:name="_Toc7329"/>
       <w:r>
         <w:rPr>
           <w:rFonts w:hint="eastAsia"/>
@@ -4151,6 +4168,7 @@
         </w:rPr>
         <w:t>质量管理部</w:t>
       </w:r>
+      <w:bookmarkEnd w:id="10"/>
     </w:p>
     <w:p>
       <w:pPr>
@@ -4227,6 +4245,7 @@
           <w:lang w:val="en-US" w:eastAsia="zh-CN"/>
         </w:rPr>
       </w:pPr>
+      <w:bookmarkStart w:id="11" w:name="_Toc12755"/>
       <w:r>
         <w:rPr>
           <w:rFonts w:hint="eastAsia"/>
@@ -4234,6 +4253,7 @@
         </w:rPr>
         <w:t>研究总院</w:t>
       </w:r>
+      <w:bookmarkEnd w:id="11"/>
     </w:p>
     <w:p>
       <w:pPr>
@@ -4288,6 +4308,7 @@
           <w:lang w:val="en-US" w:eastAsia="zh-CN"/>
         </w:rPr>
       </w:pPr>
+      <w:bookmarkStart w:id="12" w:name="_Toc3592"/>
       <w:r>
         <w:rPr>
           <w:rFonts w:hint="eastAsia"/>
@@ -4295,6 +4316,7 @@
         </w:rPr>
         <w:t>运维工程师</w:t>
       </w:r>
+      <w:bookmarkEnd w:id="12"/>
     </w:p>
     <w:p>
       <w:pPr>
@@ -4371,6 +4393,7 @@
           <w:lang w:val="en-US" w:eastAsia="zh-CN"/>
         </w:rPr>
       </w:pPr>
+      <w:bookmarkStart w:id="13" w:name="_Toc8633"/>
       <w:r>
         <w:rPr>
           <w:rFonts w:hint="eastAsia"/>
@@ -4378,6 +4401,7 @@
         </w:rPr>
         <w:t>服务数据管理内容与流程</w:t>
       </w:r>
+      <w:bookmarkEnd w:id="13"/>
     </w:p>
     <w:p>
       <w:pPr>
@@ -4388,6 +4412,7 @@
           <w:lang w:val="en-US" w:eastAsia="zh-CN"/>
         </w:rPr>
       </w:pPr>
+      <w:bookmarkStart w:id="14" w:name="_Toc15018"/>
       <w:r>
         <w:rPr>
           <w:rFonts w:hint="eastAsia"/>
@@ -4395,6 +4420,7 @@
         </w:rPr>
         <w:t>数据的识别与采集</w:t>
       </w:r>
+      <w:bookmarkEnd w:id="14"/>
     </w:p>
     <w:p>
       <w:pPr>
@@ -4537,6 +4563,7 @@
           <w:lang w:val="en-US" w:eastAsia="zh-CN"/>
         </w:rPr>
       </w:pPr>
+      <w:bookmarkStart w:id="15" w:name="_Toc19706"/>
       <w:r>
         <w:rPr>
           <w:rFonts w:hint="eastAsia"/>
@@ -4544,6 +4571,7 @@
         </w:rPr>
         <w:t>数据的分类与规范</w:t>
       </w:r>
+      <w:bookmarkEnd w:id="15"/>
     </w:p>
     <w:p>
       <w:pPr>
@@ -4570,6 +4598,7 @@
           <w:lang w:val="en-US" w:eastAsia="zh-CN"/>
         </w:rPr>
       </w:pPr>
+      <w:bookmarkStart w:id="16" w:name="_Toc13075"/>
       <w:r>
         <w:rPr>
           <w:rFonts w:hint="eastAsia"/>
@@ -4577,9 +4606,11 @@
         </w:rPr>
         <w:t>数据的分类与类型</w:t>
       </w:r>
+      <w:bookmarkEnd w:id="16"/>
     </w:p>
     <w:tbl>
       <w:tblPr>
+        <w:tblStyle w:val="20"/>
         <w:tblW w:w="8522" w:type="dxa"/>
         <w:jc w:val="center"/>
         <w:tblBorders>
@@ -4680,7 +4711,6 @@
                 <w:kern w:val="0"/>
                 <w:sz w:val="18"/>
                 <w:szCs w:val="18"/>
-                <w:bdr w:val="none" w:color="auto" w:sz="0" w:space="0"/>
                 <w:lang w:val="en-US" w:eastAsia="zh-CN" w:bidi="ar"/>
               </w:rPr>
               <w:t>数据类型</w:t>
@@ -4740,7 +4770,6 @@
                 <w:kern w:val="0"/>
                 <w:sz w:val="18"/>
                 <w:szCs w:val="18"/>
-                <w:bdr w:val="none" w:color="auto" w:sz="0" w:space="0"/>
                 <w:lang w:val="en-US" w:eastAsia="zh-CN" w:bidi="ar"/>
               </w:rPr>
               <w:t>数据内容</w:t>
@@ -4800,7 +4829,6 @@
                 <w:kern w:val="0"/>
                 <w:sz w:val="18"/>
                 <w:szCs w:val="18"/>
-                <w:bdr w:val="none" w:color="auto" w:sz="0" w:space="0"/>
                 <w:lang w:val="en-US" w:eastAsia="zh-CN" w:bidi="ar"/>
               </w:rPr>
               <w:t>格式要求</w:t>
@@ -4883,7 +4911,6 @@
                 <w:kern w:val="0"/>
                 <w:sz w:val="18"/>
                 <w:szCs w:val="18"/>
-                <w:bdr w:val="none" w:color="auto" w:sz="0" w:space="0"/>
                 <w:lang w:val="en-US" w:eastAsia="zh-CN" w:bidi="ar"/>
               </w:rPr>
               <w:t>服务交付类</w:t>
@@ -4941,7 +4968,6 @@
                 <w:kern w:val="0"/>
                 <w:sz w:val="18"/>
                 <w:szCs w:val="18"/>
-                <w:bdr w:val="none" w:color="auto" w:sz="0" w:space="0"/>
                 <w:lang w:val="en-US" w:eastAsia="zh-CN" w:bidi="ar"/>
               </w:rPr>
               <w:t>事件单号、服务请求类型、优先级、处理状态、解决时长、SLA达成情况、变更记录、知识库引用等</w:t>
@@ -4999,7 +5025,6 @@
                 <w:kern w:val="0"/>
                 <w:sz w:val="18"/>
                 <w:szCs w:val="18"/>
-                <w:bdr w:val="none" w:color="auto" w:sz="0" w:space="0"/>
                 <w:lang w:val="en-US" w:eastAsia="zh-CN" w:bidi="ar"/>
               </w:rPr>
               <w:t>结构化表格（如CSV、数据库表）、JSON格式</w:t>
@@ -5017,6 +5042,7 @@
             <w:insideH w:val="none" w:color="auto" w:sz="0" w:space="0"/>
             <w:insideV w:val="none" w:color="auto" w:sz="0" w:space="0"/>
           </w:tblBorders>
+          <w:shd w:val="clear" w:color="auto" w:fill="FFFFFF"/>
           <w:tblCellMar>
             <w:top w:w="15" w:type="dxa"/>
             <w:left w:w="15" w:type="dxa"/>
@@ -5082,7 +5108,6 @@
                 <w:kern w:val="0"/>
                 <w:sz w:val="18"/>
                 <w:szCs w:val="18"/>
-                <w:bdr w:val="none" w:color="auto" w:sz="0" w:space="0"/>
                 <w:lang w:val="en-US" w:eastAsia="zh-CN" w:bidi="ar"/>
               </w:rPr>
               <w:t>资源监控类</w:t>
@@ -5140,7 +5165,6 @@
                 <w:kern w:val="0"/>
                 <w:sz w:val="18"/>
                 <w:szCs w:val="18"/>
-                <w:bdr w:val="none" w:color="auto" w:sz="0" w:space="0"/>
                 <w:lang w:val="en-US" w:eastAsia="zh-CN" w:bidi="ar"/>
               </w:rPr>
               <w:t>CPU使用率、内存占用、磁盘空间、网络流量、应用响应时间、日志文件（系统/应用/安全日志）</w:t>
@@ -5198,7 +5222,6 @@
                 <w:kern w:val="0"/>
                 <w:sz w:val="18"/>
                 <w:szCs w:val="18"/>
-                <w:bdr w:val="none" w:color="auto" w:sz="0" w:space="0"/>
                 <w:lang w:val="en-US" w:eastAsia="zh-CN" w:bidi="ar"/>
               </w:rPr>
               <w:t>时间序列数据（如Prometheus格式）、日志文件（文本/JSON）、监控图表（PNG/PDF）</w:t>
@@ -5281,7 +5304,6 @@
                 <w:kern w:val="0"/>
                 <w:sz w:val="18"/>
                 <w:szCs w:val="18"/>
-                <w:bdr w:val="none" w:color="auto" w:sz="0" w:space="0"/>
                 <w:lang w:val="en-US" w:eastAsia="zh-CN" w:bidi="ar"/>
               </w:rPr>
               <w:t>客户反馈类</w:t>
@@ -5339,7 +5361,6 @@
                 <w:kern w:val="0"/>
                 <w:sz w:val="18"/>
                 <w:szCs w:val="18"/>
-                <w:bdr w:val="none" w:color="auto" w:sz="0" w:space="0"/>
                 <w:lang w:val="en-US" w:eastAsia="zh-CN" w:bidi="ar"/>
               </w:rPr>
               <w:t>满意度评分（1-5分）、投诉内容、建议描述、调查问卷结果、客户访谈记录</w:t>
@@ -5397,7 +5418,6 @@
                 <w:kern w:val="0"/>
                 <w:sz w:val="18"/>
                 <w:szCs w:val="18"/>
-                <w:bdr w:val="none" w:color="auto" w:sz="0" w:space="0"/>
                 <w:lang w:val="en-US" w:eastAsia="zh-CN" w:bidi="ar"/>
               </w:rPr>
               <w:t>调查表（Excel/在线表单）、文本记录、语音转写文档</w:t>
@@ -5415,6 +5435,7 @@
             <w:insideH w:val="none" w:color="auto" w:sz="0" w:space="0"/>
             <w:insideV w:val="none" w:color="auto" w:sz="0" w:space="0"/>
           </w:tblBorders>
+          <w:shd w:val="clear" w:color="auto" w:fill="FFFFFF"/>
           <w:tblCellMar>
             <w:top w:w="15" w:type="dxa"/>
             <w:left w:w="15" w:type="dxa"/>
@@ -5480,7 +5501,6 @@
                 <w:kern w:val="0"/>
                 <w:sz w:val="18"/>
                 <w:szCs w:val="18"/>
-                <w:bdr w:val="none" w:color="auto" w:sz="0" w:space="0"/>
                 <w:lang w:val="en-US" w:eastAsia="zh-CN" w:bidi="ar"/>
               </w:rPr>
               <w:t>管理运营类</w:t>
@@ -5538,7 +5558,6 @@
                 <w:kern w:val="0"/>
                 <w:sz w:val="18"/>
                 <w:szCs w:val="18"/>
-                <w:bdr w:val="none" w:color="auto" w:sz="0" w:space="0"/>
                 <w:lang w:val="en-US" w:eastAsia="zh-CN" w:bidi="ar"/>
               </w:rPr>
               <w:t>人员工时记录、工具使用统计、成本支出、培训记录、服务质量评审报告</w:t>
@@ -5596,7 +5615,6 @@
                 <w:kern w:val="0"/>
                 <w:sz w:val="18"/>
                 <w:szCs w:val="18"/>
-                <w:bdr w:val="none" w:color="auto" w:sz="0" w:space="0"/>
                 <w:lang w:val="en-US" w:eastAsia="zh-CN" w:bidi="ar"/>
               </w:rPr>
               <w:t>Excel报表、数据库记录、PDF报告</w:t>
@@ -5614,6 +5632,7 @@
           <w:lang w:val="en-US" w:eastAsia="zh-CN"/>
         </w:rPr>
       </w:pPr>
+      <w:bookmarkStart w:id="17" w:name="_Toc19549"/>
       <w:r>
         <w:rPr>
           <w:rFonts w:hint="eastAsia"/>
@@ -5621,6 +5640,7 @@
         </w:rPr>
         <w:t>数据内容与规范</w:t>
       </w:r>
+      <w:bookmarkEnd w:id="17"/>
     </w:p>
     <w:p>
       <w:pPr>
@@ -5679,6 +5699,7 @@
           <w:lang w:val="en-US" w:eastAsia="zh-CN"/>
         </w:rPr>
       </w:pPr>
+      <w:bookmarkStart w:id="18" w:name="_Toc30127"/>
       <w:r>
         <w:rPr>
           <w:rFonts w:hint="eastAsia"/>
@@ -5686,6 +5707,7 @@
         </w:rPr>
         <w:t>数据标准格式</w:t>
       </w:r>
+      <w:bookmarkEnd w:id="18"/>
     </w:p>
     <w:p>
       <w:pPr>
@@ -5734,8 +5756,6 @@
         </w:rPr>
         <w:t>报告类数据：统一使用公司模板，输出为PDF格式，确保格式一致。</w:t>
       </w:r>
-      <w:bookmarkStart w:id="2" w:name="_GoBack"/>
-      <w:bookmarkEnd w:id="2"/>
     </w:p>
     <w:p>
       <w:pPr>
@@ -5746,6 +5766,7 @@
           <w:lang w:val="en-US" w:eastAsia="zh-CN"/>
         </w:rPr>
       </w:pPr>
+      <w:bookmarkStart w:id="19" w:name="_Toc21080"/>
       <w:r>
         <w:rPr>
           <w:rFonts w:hint="eastAsia"/>
@@ -5753,6 +5774,7 @@
         </w:rPr>
         <w:t>数据的存储与安全</w:t>
       </w:r>
+      <w:bookmarkEnd w:id="19"/>
     </w:p>
     <w:p>
       <w:pPr>
@@ -5829,6 +5851,7 @@
           <w:lang w:val="en-US" w:eastAsia="zh-CN"/>
         </w:rPr>
       </w:pPr>
+      <w:bookmarkStart w:id="20" w:name="_Toc18928"/>
       <w:r>
         <w:rPr>
           <w:rFonts w:hint="eastAsia"/>
@@ -5836,6 +5859,7 @@
         </w:rPr>
         <w:t>数据的处理与分析</w:t>
       </w:r>
+      <w:bookmarkEnd w:id="20"/>
     </w:p>
     <w:p>
       <w:pPr>
@@ -5956,6 +5980,7 @@
           <w:lang w:val="en-US" w:eastAsia="zh-CN"/>
         </w:rPr>
       </w:pPr>
+      <w:bookmarkStart w:id="21" w:name="_Toc13345"/>
       <w:r>
         <w:rPr>
           <w:rFonts w:hint="eastAsia"/>
@@ -5963,6 +5988,7 @@
         </w:rPr>
         <w:t>数据的应用与改进</w:t>
       </w:r>
+      <w:bookmarkEnd w:id="21"/>
     </w:p>
     <w:p>
       <w:pPr>
@@ -6105,6 +6131,7 @@
           <w:lang w:val="en-US" w:eastAsia="zh-CN"/>
         </w:rPr>
       </w:pPr>
+      <w:bookmarkStart w:id="22" w:name="_Toc21909"/>
       <w:r>
         <w:rPr>
           <w:rFonts w:hint="eastAsia"/>
@@ -6112,6 +6139,7 @@
         </w:rPr>
         <w:t>数据的归档与销毁</w:t>
       </w:r>
+      <w:bookmarkEnd w:id="22"/>
     </w:p>
     <w:p>
       <w:pPr>
@@ -6166,6 +6194,7 @@
           <w:lang w:val="en-US" w:eastAsia="zh-CN"/>
         </w:rPr>
       </w:pPr>
+      <w:bookmarkStart w:id="23" w:name="_Toc6225"/>
       <w:r>
         <w:rPr>
           <w:rFonts w:hint="eastAsia"/>
@@ -6173,6 +6202,7 @@
         </w:rPr>
         <w:t>考核指标</w:t>
       </w:r>
+      <w:bookmarkEnd w:id="23"/>
     </w:p>
     <w:tbl>
       <w:tblPr>
@@ -6438,6 +6468,7 @@
             <w:insideH w:val="none" w:color="auto" w:sz="0" w:space="0"/>
             <w:insideV w:val="none" w:color="auto" w:sz="0" w:space="0"/>
           </w:tblBorders>
+          <w:shd w:val="clear" w:color="auto" w:fill="auto"/>
           <w:tblCellMar>
             <w:top w:w="0" w:type="dxa"/>
             <w:left w:w="108" w:type="dxa"/>
@@ -6697,6 +6728,7 @@
           <w:lang w:val="en-US" w:eastAsia="zh-CN"/>
         </w:rPr>
       </w:pPr>
+      <w:bookmarkStart w:id="24" w:name="_Toc17732"/>
       <w:r>
         <w:rPr>
           <w:rFonts w:hint="eastAsia"/>
@@ -6704,6 +6736,7 @@
         </w:rPr>
         <w:t>附则</w:t>
       </w:r>
+      <w:bookmarkEnd w:id="24"/>
     </w:p>
     <w:p>
       <w:pPr>
